--- a/docs/desenvolvimento/comodato-t50-dev.docx
+++ b/docs/desenvolvimento/comodato-t50-dev.docx
@@ -8,16 +8,16 @@
           <w:noProof/>
         </w:rPr>
         <w:drawing>
-          <wp:inline distT="0" distB="0" distL="0" distR="0" wp14:anchorId="4F928553" wp14:editId="6EC8C3BE">
+          <wp:inline distT="0" distB="0" distL="0" distR="0" wp14:anchorId="0FE4677F" wp14:editId="4617EF43">
             <wp:extent cx="1016000" cy="762000"/>
             <wp:effectExtent l="0" t="0" r="0" b="0"/>
-            <wp:docPr id="1987478207" name="Imagem 1"/>
+            <wp:docPr id="1601102839" name="Imagem 1"/>
             <wp:cNvGraphicFramePr/>
             <a:graphic xmlns:a="http://schemas.openxmlformats.org/drawingml/2006/main">
               <a:graphicData uri="http://schemas.openxmlformats.org/drawingml/2006/picture">
                 <pic:pic xmlns:pic="http://schemas.openxmlformats.org/drawingml/2006/picture">
                   <pic:nvPicPr>
-                    <pic:cNvPr id="1987478207" name=""/>
+                    <pic:cNvPr id="1601102839" name=""/>
                     <pic:cNvPicPr/>
                   </pic:nvPicPr>
                   <pic:blipFill>
@@ -55,16 +55,16 @@
           <w:noProof/>
         </w:rPr>
         <w:drawing>
-          <wp:inline distT="0" distB="0" distL="0" distR="0" wp14:anchorId="6F8E2F1A" wp14:editId="7ED571CC">
+          <wp:inline distT="0" distB="0" distL="0" distR="0" wp14:anchorId="24782DBB" wp14:editId="416C1F14">
             <wp:extent cx="762000" cy="762000"/>
             <wp:effectExtent l="0" t="0" r="0" b="0"/>
-            <wp:docPr id="875884769" name="Imagem 2"/>
+            <wp:docPr id="1998133676" name="Imagem 2"/>
             <wp:cNvGraphicFramePr/>
             <a:graphic xmlns:a="http://schemas.openxmlformats.org/drawingml/2006/main">
               <a:graphicData uri="http://schemas.openxmlformats.org/drawingml/2006/picture">
                 <pic:pic xmlns:pic="http://schemas.openxmlformats.org/drawingml/2006/picture">
                   <pic:nvPicPr>
-                    <pic:cNvPr id="875884769" name=""/>
+                    <pic:cNvPr id="1998133676" name=""/>
                     <pic:cNvPicPr/>
                   </pic:nvPicPr>
                   <pic:blipFill>
@@ -113,6 +113,7 @@
     </w:p>
     <w:p>
       <w:pPr>
+        <w:jc w:val="both"/>
         <w:rPr>
           <w:i/>
         </w:rPr>
@@ -126,6 +127,7 @@
     </w:p>
     <w:p>
       <w:pPr>
+        <w:jc w:val="both"/>
         <w:rPr>
           <w:i/>
         </w:rPr>
@@ -138,8 +140,11 @@
       </w:r>
     </w:p>
     <w:p>
-      <w:r>
-        <w:t>Público-alvo: programador júnior responsável pela implementação. Este documento detalha CADA regra de negócio do documento original em termos de artefatos, campos, tabelas e bibliotecas do próprio CeqWeb3, seguindo fielmente os padrões já existentes no código-fonte. NÃO contém código-fonte de Controller/Model/Entity (propositalmente) - apenas a migration do banco de dados é entregue pronta, pois foi solicitada explicitamente.</w:t>
+      <w:pPr>
+        <w:jc w:val="both"/>
+      </w:pPr>
+      <w:r>
+        <w:t>Público-alvo: Este documento detalha CADA regra de negócio do documento original em termos de artefatos, campos, tabelas e bibliotecas do próprio CeqWeb3, seguindo fielmente os padrões já existentes no código-fonte. NÃO contém código-fonte de Controller/Model/Entity (propositalmente) - apenas a migration do banco de dados é entregue pronta, pois foi solicitada explicitamente.</w:t>
       </w:r>
     </w:p>
     <w:p>
@@ -155,7 +160,7 @@
       </w:pPr>
       <w:r>
         <w:lastRenderedPageBreak/>
-        <w:t>1. Introducao</w:t>
+        <w:t>1. Introdução</w:t>
       </w:r>
     </w:p>
     <w:p>
@@ -167,12 +172,16 @@
       </w:r>
     </w:p>
     <w:p>
-      <w:r>
-        <w:t>Realizar o cadastro de produtos em comodato, de uso nas salas limpas, a fim de controlar data de recebimento e tempo de uso. Atraves desta tela sera possivel:</w:t>
-      </w:r>
-    </w:p>
-    <w:p>
-      <w:pPr>
+      <w:pPr>
+        <w:jc w:val="both"/>
+      </w:pPr>
+      <w:r>
+        <w:t>Realizar o cadastro de produtos em comodato, de uso nas salas limpas, a fim de controlar data de recebimento e tempo de uso. Através desta tela será possível:</w:t>
+      </w:r>
+    </w:p>
+    <w:p>
+      <w:pPr>
+        <w:jc w:val="both"/>
         <w:rPr>
           <w:rStyle w:val="TextodoEspaoReservado"/>
         </w:rPr>
@@ -186,6 +195,7 @@
     </w:p>
     <w:p>
       <w:pPr>
+        <w:jc w:val="both"/>
         <w:rPr>
           <w:rStyle w:val="TextodoEspaoReservado"/>
         </w:rPr>
@@ -199,6 +209,7 @@
     </w:p>
     <w:p>
       <w:pPr>
+        <w:jc w:val="both"/>
         <w:rPr>
           <w:rStyle w:val="TextodoEspaoReservado"/>
         </w:rPr>
@@ -219,17 +230,24 @@
       </w:r>
     </w:p>
     <w:p>
-      <w:r>
-        <w:t>Este plano traduz as regras de negocio RN02 a RN06 do documento original em artefatos concretos do CeqWeb3 (Controller, Model, Entity, banco de dados), reaproveitando ao maximo o que ja existe no sistema. Ele foi escrito apos leitura direta do codigo-fonte atual do projeto (Controllers/Models/Entities/migrations reais), nao de suposicoes.</w:t>
-      </w:r>
-    </w:p>
-    <w:p>
+      <w:pPr>
+        <w:jc w:val="both"/>
+      </w:pPr>
+      <w:r>
+        <w:t>Este plano traduz as regras de negócio RN02 a RN06 do documento original em artefatos concretos do CeqWeb3 (Controller, Model, Entity, banco de dados), reaproveitando ao máximo o que já existe no sistema. Ele foi escrito após leitura direta do código-fonte atual do projeto (Controllers/Models/Entities/migrations reais), não de suposições.</w:t>
+      </w:r>
+    </w:p>
+    <w:p>
+      <w:pPr>
+        <w:jc w:val="both"/>
+      </w:pPr>
       <w:r>
         <w:t>Itens explicitamente fora do escopo deste documento (conforme definido com Douglas):</w:t>
       </w:r>
     </w:p>
     <w:p>
       <w:pPr>
+        <w:jc w:val="both"/>
         <w:rPr>
           <w:rStyle w:val="TextodoEspaoReservado"/>
         </w:rPr>
@@ -238,11 +256,12 @@
         <w:rPr>
           <w:rStyle w:val="TextodoEspaoReservado"/>
         </w:rPr>
-        <w:t>Estrutura do cfg_tela para o item de menu - cadastro do menu/tela sera feito diretamente pela tela de administracao do sistema (Config &gt; Telas), nao faz parte deste plano.</w:t>
-      </w:r>
-    </w:p>
-    <w:p>
-      <w:pPr>
+        <w:t>Estrutura do cfg_tela para o item de menu - cadastro do menu/tela será feito diretamente pela tela de administração do sistema (Config &gt; Telas), não faz parte deste plano.</w:t>
+      </w:r>
+    </w:p>
+    <w:p>
+      <w:pPr>
+        <w:jc w:val="both"/>
         <w:rPr>
           <w:rStyle w:val="TextodoEspaoReservado"/>
         </w:rPr>
@@ -251,11 +270,12 @@
         <w:rPr>
           <w:rStyle w:val="TextodoEspaoReservado"/>
         </w:rPr>
-        <w:t>Codigo-fonte de Controller, Model e Entity - este documento DETALHA o que fazer, campo a campo, mas quem escreve o codigo e o programador designado.</w:t>
-      </w:r>
-    </w:p>
-    <w:p>
-      <w:pPr>
+        <w:t>Código-fonte de Controller, Model e Entity - este documento DETALHA o que fazer, campo a campo, mas quem escreve o código é o programador designado.</w:t>
+      </w:r>
+    </w:p>
+    <w:p>
+      <w:pPr>
+        <w:jc w:val="both"/>
         <w:rPr>
           <w:rStyle w:val="TextodoEspaoReservado"/>
         </w:rPr>
@@ -264,7 +284,7 @@
         <w:rPr>
           <w:rStyle w:val="TextodoEspaoReservado"/>
         </w:rPr>
-        <w:t>A migration do banco de dados E entregue pronta (secao 4.5), pois foi um pedido explicito - e a excecao a regra acima.</w:t>
+        <w:t>A migration do banco de dados É entregue pronta (seção 4.5), pois foi um pedido explícito - é a exceção à regra acima.</w:t>
       </w:r>
     </w:p>
     <w:p>
@@ -274,21 +294,28 @@
         <w:spacing w:before="120" w:after="120"/>
       </w:pPr>
       <w:r>
-        <w:t>2. Visao Geral Tecnica do CeqWeb3</w:t>
-      </w:r>
-    </w:p>
-    <w:p>
-      <w:r>
-        <w:t>O CeqWeb3 e uma aplicacao PHP construida sobre o framework CodeIgniter 4, seguindo o padrao MVC acrescido de uma camada de Entity e de uma biblioteca propria de geracao de campos de formulario chamada MyCampo.</w:t>
-      </w:r>
-    </w:p>
-    <w:p>
-      <w:r>
-        <w:t>Pontos-chave do padrao, validados no codigo real do sistema:</w:t>
-      </w:r>
-    </w:p>
-    <w:p>
-      <w:pPr>
+        <w:t>2. Visão Geral Técnica do CeqWeb3</w:t>
+      </w:r>
+    </w:p>
+    <w:p>
+      <w:pPr>
+        <w:jc w:val="both"/>
+      </w:pPr>
+      <w:r>
+        <w:t>O CeqWeb3 é uma aplicação PHP construída sobre o framework CodeIgniter 4, seguindo o padrão MVC acrescido de uma camada de Entity e de uma biblioteca própria de geração de campos de formulario chamada MyCampo.</w:t>
+      </w:r>
+    </w:p>
+    <w:p>
+      <w:pPr>
+        <w:jc w:val="both"/>
+      </w:pPr>
+      <w:r>
+        <w:t>Pontos-chave do padrão, validados no código real do sistema:</w:t>
+      </w:r>
+    </w:p>
+    <w:p>
+      <w:pPr>
+        <w:jc w:val="both"/>
         <w:rPr>
           <w:rStyle w:val="TextodoEspaoReservado"/>
         </w:rPr>
@@ -297,11 +324,12 @@
         <w:rPr>
           <w:rStyle w:val="TextodoEspaoReservado"/>
         </w:rPr>
-        <w:t>Views genericas e reaproveitadas: app/Views/vw_lista.php (listagem) e app/Views/vw_edicao.php (formulario de inclusao/edicao) sao usadas por TODAS as telas de cadastro do sistema. Nao se cria uma view propria por tela.</w:t>
-      </w:r>
-    </w:p>
-    <w:p>
-      <w:pPr>
+        <w:t>Views genéricas e reaproveitadas: app/Views/vw_lista.php (listagem) e app/Views/vw_edicao.php (formulario de inclusão/edição) são usadas por TODAS as telas de cadastro do sistema. Não se cria uma view própria por tela.</w:t>
+      </w:r>
+    </w:p>
+    <w:p>
+      <w:pPr>
+        <w:jc w:val="both"/>
         <w:rPr>
           <w:rStyle w:val="TextodoEspaoReservado"/>
         </w:rPr>
@@ -310,11 +338,12 @@
         <w:rPr>
           <w:rStyle w:val="TextodoEspaoReservado"/>
         </w:rPr>
-        <w:t>O Controller monta arrays de configuracao (colunas da lista, secoes e campos do formulario) e passa para essas views genericas.</w:t>
-      </w:r>
-    </w:p>
-    <w:p>
-      <w:pPr>
+        <w:t>O Controller monta arrays de configuração (colunas da lista, seções e campos do formulario) e passa para essas views genéricas.</w:t>
+      </w:r>
+    </w:p>
+    <w:p>
+      <w:pPr>
+        <w:jc w:val="both"/>
         <w:rPr>
           <w:rStyle w:val="TextodoEspaoReservado"/>
         </w:rPr>
@@ -323,11 +352,13 @@
         <w:rPr>
           <w:rStyle w:val="TextodoEspaoReservado"/>
         </w:rPr>
-        <w:t>Quem gera o HTML de cada campo do formulario e a Entity, atraves da biblioteca MyCampo (metodos crInput, crSelbusca, crOculto, crCheckbox, etc.) - a view generica apenas imprime o HTML ja pronto.</w:t>
-      </w:r>
-    </w:p>
-    <w:p>
-      <w:pPr>
+        <w:lastRenderedPageBreak/>
+        <w:t>Quem gera o HTML de cada campo do formulario é a Entity, através da biblioteca MyCampo (métodos crInput, crSelbusca, crOculto, crCheckbox, etc.) - a view genérica apenas imprime o HTML já pronto.</w:t>
+      </w:r>
+    </w:p>
+    <w:p>
+      <w:pPr>
+        <w:jc w:val="both"/>
         <w:rPr>
           <w:rStyle w:val="TextodoEspaoReservado"/>
         </w:rPr>
@@ -336,12 +367,12 @@
         <w:rPr>
           <w:rStyle w:val="TextodoEspaoReservado"/>
         </w:rPr>
-        <w:lastRenderedPageBreak/>
-        <w:t>A listagem e carregada via AJAX/DataTables, chamando o metodo lista() do Controller (arquivo public/assets/jscript/my_lista.js).</w:t>
-      </w:r>
-    </w:p>
-    <w:p>
-      <w:pPr>
+        <w:t>A listagem é carregada via AJAX/DataTables, chamando o método lista() do Controller (arquivo public/assets/jscript/my_lista.js).</w:t>
+      </w:r>
+    </w:p>
+    <w:p>
+      <w:pPr>
+        <w:jc w:val="both"/>
         <w:rPr>
           <w:rStyle w:val="TextodoEspaoReservado"/>
         </w:rPr>
@@ -350,11 +381,12 @@
         <w:rPr>
           <w:rStyle w:val="TextodoEspaoReservado"/>
         </w:rPr>
-        <w:t>Acoes de excluir e ativar/inativar sao feitas por funcoes JavaScript genericas (public/assets/jscript/my_default.js): excluir(url, registro) e ativInativ(url, registro, ativo) - reaproveitadas em todas as telas, sem necessidade de JS proprio.</w:t>
-      </w:r>
-    </w:p>
-    <w:p>
-      <w:pPr>
+        <w:t>Ações de excluir e ativar/inativar são feitas por funções JavaScript genéricas (public/assets/jscript/my_default.js): excluir(url, registro) e ativInativ(url, registro, ativo) - reaproveitadas em todas as telas, sem necessidade de JS próprio.</w:t>
+      </w:r>
+    </w:p>
+    <w:p>
+      <w:pPr>
+        <w:jc w:val="both"/>
         <w:rPr>
           <w:rStyle w:val="TextodoEspaoReservado"/>
         </w:rPr>
@@ -363,12 +395,15 @@
         <w:rPr>
           <w:rStyle w:val="TextodoEspaoReservado"/>
         </w:rPr>
-        <w:t>Mensagens de confirmacao/erro padronizadas ficam na tabela cfg_mensagem (tela de administracao CfgMensagem, rota /cfgmensagem) e sao exibidas via modal Bootbox.js, identificadas por um numero (msg_id) - e esse o 'ID' referenciado no documento original como 'mensagem ID 1 (da tela T2)' etc.</w:t>
-      </w:r>
-    </w:p>
-    <w:p>
-      <w:r>
-        <w:t>Referencias reais usadas como base para este plano (arquivos existentes que o programador deve abrir lado a lado ao implementar T50):</w:t>
+        <w:t>Mensagens de confirmação/erro padronizadas ficam na tabela cfg_mensagem (tela de administração CfgMensagem, rota /cfgmensagem) e são exibidas via modal Bootbox.js, identificadas por um número (msg_id) - é esse o 'ID' referenciado no documento original como 'mensagem ID 1 (da tela T2)' etc.</w:t>
+      </w:r>
+    </w:p>
+    <w:p>
+      <w:pPr>
+        <w:jc w:val="both"/>
+      </w:pPr>
+      <w:r>
+        <w:t>Referências reais usadas como base para este plano (arquivos existentes que o programador deve abrir lado a lado ao implementar T50):</w:t>
       </w:r>
     </w:p>
     <w:tbl>
@@ -393,12 +428,6 @@
         <w:gridCol w:w="5266"/>
       </w:tblGrid>
       <w:tr>
-        <w:tblPrEx>
-          <w:tblCellMar>
-            <w:top w:w="0" w:type="dxa"/>
-            <w:bottom w:w="0" w:type="dxa"/>
-          </w:tblCellMar>
-        </w:tblPrEx>
         <w:tc>
           <w:tcPr>
             <w:tcW w:w="1900" w:type="pct"/>
@@ -406,6 +435,7 @@
           </w:tcPr>
           <w:p>
             <w:pPr>
+              <w:jc w:val="both"/>
               <w:rPr>
                 <w:b/>
                 <w:sz w:val="19"/>
@@ -416,7 +446,7 @@
                 <w:b/>
                 <w:sz w:val="19"/>
               </w:rPr>
-              <w:t>Artefato de referencia</w:t>
+              <w:t>Artefato de referência</w:t>
             </w:r>
           </w:p>
         </w:tc>
@@ -427,6 +457,7 @@
           </w:tcPr>
           <w:p>
             <w:pPr>
+              <w:jc w:val="both"/>
               <w:rPr>
                 <w:b/>
                 <w:sz w:val="19"/>
@@ -443,27 +474,22 @@
         </w:tc>
       </w:tr>
       <w:tr>
-        <w:tblPrEx>
-          <w:tblCellMar>
-            <w:top w:w="0" w:type="dxa"/>
-            <w:bottom w:w="0" w:type="dxa"/>
-          </w:tblCellMar>
-        </w:tblPrEx>
         <w:tc>
           <w:tcPr>
             <w:tcW w:w="1900" w:type="pct"/>
           </w:tcPr>
           <w:p>
             <w:pPr>
-              <w:rPr>
-                <w:sz w:val="19"/>
-              </w:rPr>
-            </w:pPr>
-            <w:r>
-              <w:rPr>
-                <w:sz w:val="19"/>
-              </w:rPr>
-              <w:t>Controller de cadastro simples (padrao mais completo)</w:t>
+              <w:jc w:val="both"/>
+              <w:rPr>
+                <w:sz w:val="19"/>
+              </w:rPr>
+            </w:pPr>
+            <w:r>
+              <w:rPr>
+                <w:sz w:val="19"/>
+              </w:rPr>
+              <w:t>Controller de cadastro simples (padrão mais completo)</w:t>
             </w:r>
           </w:p>
         </w:tc>
@@ -473,6 +499,7 @@
           </w:tcPr>
           <w:p>
             <w:pPr>
+              <w:jc w:val="both"/>
               <w:rPr>
                 <w:sz w:val="19"/>
               </w:rPr>
@@ -487,27 +514,22 @@
         </w:tc>
       </w:tr>
       <w:tr>
-        <w:tblPrEx>
-          <w:tblCellMar>
-            <w:top w:w="0" w:type="dxa"/>
-            <w:bottom w:w="0" w:type="dxa"/>
-          </w:tblCellMar>
-        </w:tblPrEx>
         <w:tc>
           <w:tcPr>
             <w:tcW w:w="1900" w:type="pct"/>
           </w:tcPr>
           <w:p>
             <w:pPr>
-              <w:rPr>
-                <w:sz w:val="19"/>
-              </w:rPr>
-            </w:pPr>
-            <w:r>
-              <w:rPr>
-                <w:sz w:val="19"/>
-              </w:rPr>
-              <w:t>Controller de cadastro dentro do modulo Estoque</w:t>
+              <w:jc w:val="both"/>
+              <w:rPr>
+                <w:sz w:val="19"/>
+              </w:rPr>
+            </w:pPr>
+            <w:r>
+              <w:rPr>
+                <w:sz w:val="19"/>
+              </w:rPr>
+              <w:t>Controller de cadastro dentro do módulo Estoque</w:t>
             </w:r>
           </w:p>
         </w:tc>
@@ -517,6 +539,7 @@
           </w:tcPr>
           <w:p>
             <w:pPr>
+              <w:jc w:val="both"/>
               <w:rPr>
                 <w:sz w:val="19"/>
               </w:rPr>
@@ -531,18 +554,13 @@
         </w:tc>
       </w:tr>
       <w:tr>
-        <w:tblPrEx>
-          <w:tblCellMar>
-            <w:top w:w="0" w:type="dxa"/>
-            <w:bottom w:w="0" w:type="dxa"/>
-          </w:tblCellMar>
-        </w:tblPrEx>
         <w:tc>
           <w:tcPr>
             <w:tcW w:w="1900" w:type="pct"/>
           </w:tcPr>
           <w:p>
             <w:pPr>
+              <w:jc w:val="both"/>
               <w:rPr>
                 <w:sz w:val="19"/>
               </w:rPr>
@@ -561,6 +579,7 @@
           </w:tcPr>
           <w:p>
             <w:pPr>
+              <w:jc w:val="both"/>
               <w:rPr>
                 <w:sz w:val="19"/>
               </w:rPr>
@@ -575,27 +594,22 @@
         </w:tc>
       </w:tr>
       <w:tr>
-        <w:tblPrEx>
-          <w:tblCellMar>
-            <w:top w:w="0" w:type="dxa"/>
-            <w:bottom w:w="0" w:type="dxa"/>
-          </w:tblCellMar>
-        </w:tblPrEx>
         <w:tc>
           <w:tcPr>
             <w:tcW w:w="1900" w:type="pct"/>
           </w:tcPr>
           <w:p>
             <w:pPr>
-              <w:rPr>
-                <w:sz w:val="19"/>
-              </w:rPr>
-            </w:pPr>
-            <w:r>
-              <w:rPr>
-                <w:sz w:val="19"/>
-              </w:rPr>
-              <w:t>Model de cadastro dentro do modulo Estoque</w:t>
+              <w:jc w:val="both"/>
+              <w:rPr>
+                <w:sz w:val="19"/>
+              </w:rPr>
+            </w:pPr>
+            <w:r>
+              <w:rPr>
+                <w:sz w:val="19"/>
+              </w:rPr>
+              <w:t>Model de cadastro dentro do módulo Estoque</w:t>
             </w:r>
           </w:p>
         </w:tc>
@@ -605,6 +619,7 @@
           </w:tcPr>
           <w:p>
             <w:pPr>
+              <w:jc w:val="both"/>
               <w:rPr>
                 <w:sz w:val="19"/>
               </w:rPr>
@@ -619,27 +634,22 @@
         </w:tc>
       </w:tr>
       <w:tr>
-        <w:tblPrEx>
-          <w:tblCellMar>
-            <w:top w:w="0" w:type="dxa"/>
-            <w:bottom w:w="0" w:type="dxa"/>
-          </w:tblCellMar>
-        </w:tblPrEx>
         <w:tc>
           <w:tcPr>
             <w:tcW w:w="1900" w:type="pct"/>
           </w:tcPr>
           <w:p>
             <w:pPr>
-              <w:rPr>
-                <w:sz w:val="19"/>
-              </w:rPr>
-            </w:pPr>
-            <w:r>
-              <w:rPr>
-                <w:sz w:val="19"/>
-              </w:rPr>
-              <w:t>Entity com geracao de campos via MyCampo</w:t>
+              <w:jc w:val="both"/>
+              <w:rPr>
+                <w:sz w:val="19"/>
+              </w:rPr>
+            </w:pPr>
+            <w:r>
+              <w:rPr>
+                <w:sz w:val="19"/>
+              </w:rPr>
+              <w:t>Entity com geração de campos via MyCampo</w:t>
             </w:r>
           </w:p>
         </w:tc>
@@ -649,6 +659,7 @@
           </w:tcPr>
           <w:p>
             <w:pPr>
+              <w:jc w:val="both"/>
               <w:rPr>
                 <w:sz w:val="19"/>
               </w:rPr>
@@ -663,18 +674,13 @@
         </w:tc>
       </w:tr>
       <w:tr>
-        <w:tblPrEx>
-          <w:tblCellMar>
-            <w:top w:w="0" w:type="dxa"/>
-            <w:bottom w:w="0" w:type="dxa"/>
-          </w:tblCellMar>
-        </w:tblPrEx>
         <w:tc>
           <w:tcPr>
             <w:tcW w:w="1900" w:type="pct"/>
           </w:tcPr>
           <w:p>
             <w:pPr>
+              <w:jc w:val="both"/>
               <w:rPr>
                 <w:sz w:val="19"/>
               </w:rPr>
@@ -693,6 +699,7 @@
           </w:tcPr>
           <w:p>
             <w:pPr>
+              <w:jc w:val="both"/>
               <w:rPr>
                 <w:sz w:val="19"/>
               </w:rPr>
@@ -707,18 +714,13 @@
         </w:tc>
       </w:tr>
       <w:tr>
-        <w:tblPrEx>
-          <w:tblCellMar>
-            <w:top w:w="0" w:type="dxa"/>
-            <w:bottom w:w="0" w:type="dxa"/>
-          </w:tblCellMar>
-        </w:tblPrEx>
         <w:tc>
           <w:tcPr>
             <w:tcW w:w="1900" w:type="pct"/>
           </w:tcPr>
           <w:p>
             <w:pPr>
+              <w:jc w:val="both"/>
               <w:rPr>
                 <w:sz w:val="19"/>
               </w:rPr>
@@ -737,6 +739,7 @@
           </w:tcPr>
           <w:p>
             <w:pPr>
+              <w:jc w:val="both"/>
               <w:rPr>
                 <w:sz w:val="19"/>
               </w:rPr>
@@ -751,27 +754,22 @@
         </w:tc>
       </w:tr>
       <w:tr>
-        <w:tblPrEx>
-          <w:tblCellMar>
-            <w:top w:w="0" w:type="dxa"/>
-            <w:bottom w:w="0" w:type="dxa"/>
-          </w:tblCellMar>
-        </w:tblPrEx>
         <w:tc>
           <w:tcPr>
             <w:tcW w:w="1900" w:type="pct"/>
           </w:tcPr>
           <w:p>
             <w:pPr>
-              <w:rPr>
-                <w:sz w:val="19"/>
-              </w:rPr>
-            </w:pPr>
-            <w:r>
-              <w:rPr>
-                <w:sz w:val="19"/>
-              </w:rPr>
-              <w:t>Checagem generica de dependencia (RN06.1)</w:t>
+              <w:jc w:val="both"/>
+              <w:rPr>
+                <w:sz w:val="19"/>
+              </w:rPr>
+            </w:pPr>
+            <w:r>
+              <w:rPr>
+                <w:sz w:val="19"/>
+              </w:rPr>
+              <w:t>Checagem genérica de dependência (RN06.1)</w:t>
             </w:r>
           </w:p>
         </w:tc>
@@ -781,6 +779,7 @@
           </w:tcPr>
           <w:p>
             <w:pPr>
+              <w:jc w:val="both"/>
               <w:rPr>
                 <w:sz w:val="19"/>
               </w:rPr>
@@ -795,27 +794,22 @@
         </w:tc>
       </w:tr>
       <w:tr>
-        <w:tblPrEx>
-          <w:tblCellMar>
-            <w:top w:w="0" w:type="dxa"/>
-            <w:bottom w:w="0" w:type="dxa"/>
-          </w:tblCellMar>
-        </w:tblPrEx>
         <w:tc>
           <w:tcPr>
             <w:tcW w:w="1900" w:type="pct"/>
           </w:tcPr>
           <w:p>
             <w:pPr>
-              <w:rPr>
-                <w:sz w:val="19"/>
-              </w:rPr>
-            </w:pPr>
-            <w:r>
-              <w:rPr>
-                <w:sz w:val="19"/>
-              </w:rPr>
-              <w:t>Checagem generica de unicidade (RN03.6/RN04.2)</w:t>
+              <w:jc w:val="both"/>
+              <w:rPr>
+                <w:sz w:val="19"/>
+              </w:rPr>
+            </w:pPr>
+            <w:r>
+              <w:rPr>
+                <w:sz w:val="19"/>
+              </w:rPr>
+              <w:t>Checagem genérica de unicidade (RN03.6/RN04.2)</w:t>
             </w:r>
           </w:p>
         </w:tc>
@@ -825,6 +819,7 @@
           </w:tcPr>
           <w:p>
             <w:pPr>
+              <w:jc w:val="both"/>
               <w:rPr>
                 <w:sz w:val="19"/>
               </w:rPr>
@@ -839,18 +834,13 @@
         </w:tc>
       </w:tr>
       <w:tr>
-        <w:tblPrEx>
-          <w:tblCellMar>
-            <w:top w:w="0" w:type="dxa"/>
-            <w:bottom w:w="0" w:type="dxa"/>
-          </w:tblCellMar>
-        </w:tblPrEx>
         <w:tc>
           <w:tcPr>
             <w:tcW w:w="1900" w:type="pct"/>
           </w:tcPr>
           <w:p>
             <w:pPr>
+              <w:jc w:val="both"/>
               <w:rPr>
                 <w:sz w:val="19"/>
               </w:rPr>
@@ -869,6 +859,7 @@
           </w:tcPr>
           <w:p>
             <w:pPr>
+              <w:jc w:val="both"/>
               <w:rPr>
                 <w:sz w:val="19"/>
               </w:rPr>
@@ -883,18 +874,13 @@
         </w:tc>
       </w:tr>
       <w:tr>
-        <w:tblPrEx>
-          <w:tblCellMar>
-            <w:top w:w="0" w:type="dxa"/>
-            <w:bottom w:w="0" w:type="dxa"/>
-          </w:tblCellMar>
-        </w:tblPrEx>
         <w:tc>
           <w:tcPr>
             <w:tcW w:w="1900" w:type="pct"/>
           </w:tcPr>
           <w:p>
             <w:pPr>
+              <w:jc w:val="both"/>
               <w:rPr>
                 <w:sz w:val="19"/>
               </w:rPr>
@@ -913,6 +899,7 @@
           </w:tcPr>
           <w:p>
             <w:pPr>
+              <w:jc w:val="both"/>
               <w:rPr>
                 <w:sz w:val="19"/>
               </w:rPr>
@@ -939,6 +926,7 @@
         <w:spacing w:before="120" w:after="120"/>
       </w:pPr>
       <w:r>
+        <w:lastRenderedPageBreak/>
         <w:t>3. Planejamento de Desenvolvimento - Artefatos a Criar</w:t>
       </w:r>
     </w:p>
@@ -965,12 +953,6 @@
         <w:gridCol w:w="4130"/>
       </w:tblGrid>
       <w:tr>
-        <w:tblPrEx>
-          <w:tblCellMar>
-            <w:top w:w="0" w:type="dxa"/>
-            <w:bottom w:w="0" w:type="dxa"/>
-          </w:tblCellMar>
-        </w:tblPrEx>
         <w:tc>
           <w:tcPr>
             <w:tcW w:w="750" w:type="pct"/>
@@ -1036,12 +1018,6 @@
         </w:tc>
       </w:tr>
       <w:tr>
-        <w:tblPrEx>
-          <w:tblCellMar>
-            <w:top w:w="0" w:type="dxa"/>
-            <w:bottom w:w="0" w:type="dxa"/>
-          </w:tblCellMar>
-        </w:tblPrEx>
         <w:tc>
           <w:tcPr>
             <w:tcW w:w="750" w:type="pct"/>
@@ -1056,7 +1032,6 @@
               <w:rPr>
                 <w:sz w:val="19"/>
               </w:rPr>
-              <w:lastRenderedPageBreak/>
               <w:t>Controller</w:t>
             </w:r>
           </w:p>
@@ -1099,12 +1074,6 @@
         </w:tc>
       </w:tr>
       <w:tr>
-        <w:tblPrEx>
-          <w:tblCellMar>
-            <w:top w:w="0" w:type="dxa"/>
-            <w:bottom w:w="0" w:type="dxa"/>
-          </w:tblCellMar>
-        </w:tblPrEx>
         <w:tc>
           <w:tcPr>
             <w:tcW w:w="750" w:type="pct"/>
@@ -1161,12 +1130,6 @@
         </w:tc>
       </w:tr>
       <w:tr>
-        <w:tblPrEx>
-          <w:tblCellMar>
-            <w:top w:w="0" w:type="dxa"/>
-            <w:bottom w:w="0" w:type="dxa"/>
-          </w:tblCellMar>
-        </w:tblPrEx>
         <w:tc>
           <w:tcPr>
             <w:tcW w:w="750" w:type="pct"/>
@@ -1223,12 +1186,6 @@
         </w:tc>
       </w:tr>
       <w:tr>
-        <w:tblPrEx>
-          <w:tblCellMar>
-            <w:top w:w="0" w:type="dxa"/>
-            <w:bottom w:w="0" w:type="dxa"/>
-          </w:tblCellMar>
-        </w:tblPrEx>
         <w:tc>
           <w:tcPr>
             <w:tcW w:w="750" w:type="pct"/>
@@ -1279,18 +1236,12 @@
               <w:rPr>
                 <w:sz w:val="19"/>
               </w:rPr>
-              <w:t>linha onde ja estao TipoMovimentacao, SaldoEstoque, etc.</w:t>
+              <w:t>linha onde já estão TipoMovimentacao, SaldoEstoque, etc.</w:t>
             </w:r>
           </w:p>
         </w:tc>
       </w:tr>
       <w:tr>
-        <w:tblPrEx>
-          <w:tblCellMar>
-            <w:top w:w="0" w:type="dxa"/>
-            <w:bottom w:w="0" w:type="dxa"/>
-          </w:tblCellMar>
-        </w:tblPrEx>
         <w:tc>
           <w:tcPr>
             <w:tcW w:w="750" w:type="pct"/>
@@ -1347,12 +1298,6 @@
         </w:tc>
       </w:tr>
       <w:tr>
-        <w:tblPrEx>
-          <w:tblCellMar>
-            <w:top w:w="0" w:type="dxa"/>
-            <w:bottom w:w="0" w:type="dxa"/>
-          </w:tblCellMar>
-        </w:tblPrEx>
         <w:tc>
           <w:tcPr>
             <w:tcW w:w="750" w:type="pct"/>
@@ -1423,13 +1368,19 @@
       </w:r>
     </w:p>
     <w:p>
+      <w:pPr>
+        <w:jc w:val="both"/>
+      </w:pPr>
       <w:r>
         <w:t>Namespace: App\Controllers\Estoque. Deve estender BaseController e usar o trait App\Traits\ForeignKeyUsageChecker (use ForeignKeyUsageChecker;), exatamente como TipoMovimentacao.php e CfgCor.php.</w:t>
       </w:r>
     </w:p>
     <w:p>
-      <w:r>
-        <w:t>Metodos a implementar, todos espelhando 1:1 a estrutura de TipoMovimentacao.php/CfgCor.php (trocando apenas nomes de tabela/model/campos):</w:t>
+      <w:pPr>
+        <w:jc w:val="both"/>
+      </w:pPr>
+      <w:r>
+        <w:t>Métodos a implementar, todos espelhando 1:1 a estrutura de TipoMovimentacao.php/CfgCor.php (trocando apenas nomes de tabela/model/campos):</w:t>
       </w:r>
     </w:p>
     <w:tbl>
@@ -1454,12 +1405,6 @@
         <w:gridCol w:w="6625"/>
       </w:tblGrid>
       <w:tr>
-        <w:tblPrEx>
-          <w:tblCellMar>
-            <w:top w:w="0" w:type="dxa"/>
-            <w:bottom w:w="0" w:type="dxa"/>
-          </w:tblCellMar>
-        </w:tblPrEx>
         <w:tc>
           <w:tcPr>
             <w:tcW w:w="1100" w:type="pct"/>
@@ -1467,6 +1412,7 @@
           </w:tcPr>
           <w:p>
             <w:pPr>
+              <w:jc w:val="both"/>
               <w:rPr>
                 <w:b/>
                 <w:sz w:val="19"/>
@@ -1477,7 +1423,7 @@
                 <w:b/>
                 <w:sz w:val="19"/>
               </w:rPr>
-              <w:t>Metodo</w:t>
+              <w:t>Método</w:t>
             </w:r>
           </w:p>
         </w:tc>
@@ -1488,6 +1434,7 @@
           </w:tcPr>
           <w:p>
             <w:pPr>
+              <w:jc w:val="both"/>
               <w:rPr>
                 <w:b/>
                 <w:sz w:val="19"/>
@@ -1504,18 +1451,13 @@
         </w:tc>
       </w:tr>
       <w:tr>
-        <w:tblPrEx>
-          <w:tblCellMar>
-            <w:top w:w="0" w:type="dxa"/>
-            <w:bottom w:w="0" w:type="dxa"/>
-          </w:tblCellMar>
-        </w:tblPrEx>
         <w:tc>
           <w:tcPr>
             <w:tcW w:w="1100" w:type="pct"/>
           </w:tcPr>
           <w:p>
             <w:pPr>
+              <w:jc w:val="both"/>
               <w:rPr>
                 <w:sz w:val="19"/>
               </w:rPr>
@@ -1534,32 +1476,28 @@
           </w:tcPr>
           <w:p>
             <w:pPr>
-              <w:rPr>
-                <w:sz w:val="19"/>
-              </w:rPr>
-            </w:pPr>
-            <w:r>
-              <w:rPr>
-                <w:sz w:val="19"/>
-              </w:rPr>
-              <w:t>Le dados_tela da flashdata de sessao, instancia EstoquComodatoModel, trata erro de permissao (padrao identico em todos os Controllers de cadastro).</w:t>
+              <w:jc w:val="both"/>
+              <w:rPr>
+                <w:sz w:val="19"/>
+              </w:rPr>
+            </w:pPr>
+            <w:r>
+              <w:rPr>
+                <w:sz w:val="19"/>
+              </w:rPr>
+              <w:t>Lê dados_tela da flashdata de sessão, instancia EstoquComodatoModel, trata erro de permissão (padrão idêntico em todos os Controllers de cadastro).</w:t>
             </w:r>
           </w:p>
         </w:tc>
       </w:tr>
       <w:tr>
-        <w:tblPrEx>
-          <w:tblCellMar>
-            <w:top w:w="0" w:type="dxa"/>
-            <w:bottom w:w="0" w:type="dxa"/>
-          </w:tblCellMar>
-        </w:tblPrEx>
         <w:tc>
           <w:tcPr>
             <w:tcW w:w="1100" w:type="pct"/>
           </w:tcPr>
           <w:p>
             <w:pPr>
+              <w:jc w:val="both"/>
               <w:rPr>
                 <w:sz w:val="19"/>
               </w:rPr>
@@ -1578,6 +1516,7 @@
           </w:tcPr>
           <w:p>
             <w:pPr>
+              <w:jc w:val="both"/>
               <w:rPr>
                 <w:sz w:val="19"/>
               </w:rPr>
@@ -1592,18 +1531,13 @@
         </w:tc>
       </w:tr>
       <w:tr>
-        <w:tblPrEx>
-          <w:tblCellMar>
-            <w:top w:w="0" w:type="dxa"/>
-            <w:bottom w:w="0" w:type="dxa"/>
-          </w:tblCellMar>
-        </w:tblPrEx>
         <w:tc>
           <w:tcPr>
             <w:tcW w:w="1100" w:type="pct"/>
           </w:tcPr>
           <w:p>
             <w:pPr>
+              <w:jc w:val="both"/>
               <w:rPr>
                 <w:sz w:val="19"/>
               </w:rPr>
@@ -1622,32 +1556,28 @@
           </w:tcPr>
           <w:p>
             <w:pPr>
-              <w:rPr>
-                <w:sz w:val="19"/>
-              </w:rPr>
-            </w:pPr>
-            <w:r>
-              <w:rPr>
-                <w:sz w:val="19"/>
-              </w:rPr>
-              <w:t>Monta o JSON consumido pelo DataTables (AJAX). Deve chamar um metodo do Model que ja devolve, para cada comodato, o codigo ERP e a descricao do produto (join aplicativo com pro_sap_produto - ver secao 3.2).</w:t>
+              <w:jc w:val="both"/>
+              <w:rPr>
+                <w:sz w:val="19"/>
+              </w:rPr>
+            </w:pPr>
+            <w:r>
+              <w:rPr>
+                <w:sz w:val="19"/>
+              </w:rPr>
+              <w:t>Monta o JSON consumido pelo DataTables (AJAX). Deve chamar um método do Model que já devolve, para cada comodato, o código ERP e a descrição do produto (join aplicativo com pro_sap_produto - ver seção 3.2).</w:t>
             </w:r>
           </w:p>
         </w:tc>
       </w:tr>
       <w:tr>
-        <w:tblPrEx>
-          <w:tblCellMar>
-            <w:top w:w="0" w:type="dxa"/>
-            <w:bottom w:w="0" w:type="dxa"/>
-          </w:tblCellMar>
-        </w:tblPrEx>
         <w:tc>
           <w:tcPr>
             <w:tcW w:w="1100" w:type="pct"/>
           </w:tcPr>
           <w:p>
             <w:pPr>
+              <w:jc w:val="both"/>
               <w:rPr>
                 <w:sz w:val="19"/>
               </w:rPr>
@@ -1666,32 +1596,28 @@
           </w:tcPr>
           <w:p>
             <w:pPr>
-              <w:rPr>
-                <w:sz w:val="19"/>
-              </w:rPr>
-            </w:pPr>
-            <w:r>
-              <w:rPr>
-                <w:sz w:val="19"/>
-              </w:rPr>
-              <w:t>Cria uma Entity vazia (new EntEstComodato()), monta $secoes/$campos via $cmd-&gt;campos = $cmd-&gt;defCampos(false), destino = 'store', renderiza vw_edicao.</w:t>
+              <w:jc w:val="both"/>
+              <w:rPr>
+                <w:sz w:val="19"/>
+              </w:rPr>
+            </w:pPr>
+            <w:r>
+              <w:rPr>
+                <w:sz w:val="19"/>
+              </w:rPr>
+              <w:t>Cria uma Entity vazia (new EntEstComodato()), monta $seções/$campos via $cmd-&gt;campos = $cmd-&gt;defCampos(false), destino = 'store', renderiza vw_edicao.</w:t>
             </w:r>
           </w:p>
         </w:tc>
       </w:tr>
       <w:tr>
-        <w:tblPrEx>
-          <w:tblCellMar>
-            <w:top w:w="0" w:type="dxa"/>
-            <w:bottom w:w="0" w:type="dxa"/>
-          </w:tblCellMar>
-        </w:tblPrEx>
         <w:tc>
           <w:tcPr>
             <w:tcW w:w="1100" w:type="pct"/>
           </w:tcPr>
           <w:p>
             <w:pPr>
+              <w:jc w:val="both"/>
               <w:rPr>
                 <w:sz w:val="19"/>
               </w:rPr>
@@ -1710,40 +1636,37 @@
           </w:tcPr>
           <w:p>
             <w:pPr>
-              <w:rPr>
-                <w:sz w:val="19"/>
-              </w:rPr>
-            </w:pPr>
-            <w:r>
-              <w:rPr>
-                <w:sz w:val="19"/>
-              </w:rPr>
-              <w:t>Delega para edit($id, true) - modo somente leitura (RN de exibicao).</w:t>
+              <w:jc w:val="both"/>
+              <w:rPr>
+                <w:sz w:val="19"/>
+              </w:rPr>
+            </w:pPr>
+            <w:r>
+              <w:rPr>
+                <w:sz w:val="19"/>
+              </w:rPr>
+              <w:t>Delega para edit($id, true) - modo somente leitura (RN de exibição).</w:t>
             </w:r>
           </w:p>
         </w:tc>
       </w:tr>
       <w:tr>
-        <w:tblPrEx>
-          <w:tblCellMar>
-            <w:top w:w="0" w:type="dxa"/>
-            <w:bottom w:w="0" w:type="dxa"/>
-          </w:tblCellMar>
-        </w:tblPrEx>
         <w:tc>
           <w:tcPr>
             <w:tcW w:w="1100" w:type="pct"/>
           </w:tcPr>
           <w:p>
             <w:pPr>
-              <w:rPr>
-                <w:sz w:val="19"/>
-              </w:rPr>
-            </w:pPr>
-            <w:r>
-              <w:rPr>
-                <w:sz w:val="19"/>
-              </w:rPr>
+              <w:jc w:val="both"/>
+              <w:rPr>
+                <w:sz w:val="19"/>
+              </w:rPr>
+            </w:pPr>
+            <w:r>
+              <w:rPr>
+                <w:sz w:val="19"/>
+              </w:rPr>
+              <w:lastRenderedPageBreak/>
               <w:t>edit($id, $show = false)</w:t>
             </w:r>
           </w:p>
@@ -1754,32 +1677,28 @@
           </w:tcPr>
           <w:p>
             <w:pPr>
-              <w:rPr>
-                <w:sz w:val="19"/>
-              </w:rPr>
-            </w:pPr>
-            <w:r>
-              <w:rPr>
-                <w:sz w:val="19"/>
-              </w:rPr>
-              <w:t>Busca o registro (join com o produto), regenera os campos com defCampos($show), busca historico com buscaLog('est_comodato', $id).</w:t>
+              <w:jc w:val="both"/>
+              <w:rPr>
+                <w:sz w:val="19"/>
+              </w:rPr>
+            </w:pPr>
+            <w:r>
+              <w:rPr>
+                <w:sz w:val="19"/>
+              </w:rPr>
+              <w:t>Busca o registro (join com o produto), regenera os campos com defCampos($show), busca histórico com buscaLog('est_comodato', $id).</w:t>
             </w:r>
           </w:p>
         </w:tc>
       </w:tr>
       <w:tr>
-        <w:tblPrEx>
-          <w:tblCellMar>
-            <w:top w:w="0" w:type="dxa"/>
-            <w:bottom w:w="0" w:type="dxa"/>
-          </w:tblCellMar>
-        </w:tblPrEx>
         <w:tc>
           <w:tcPr>
             <w:tcW w:w="1100" w:type="pct"/>
           </w:tcPr>
           <w:p>
             <w:pPr>
+              <w:jc w:val="both"/>
               <w:rPr>
                 <w:sz w:val="19"/>
               </w:rPr>
@@ -1798,41 +1717,36 @@
           </w:tcPr>
           <w:p>
             <w:pPr>
-              <w:rPr>
-                <w:sz w:val="19"/>
-              </w:rPr>
-            </w:pPr>
-            <w:r>
-              <w:rPr>
-                <w:sz w:val="19"/>
-              </w:rPr>
-              <w:t>Valida obrigatorios; executa a checagem de ID duplicado (RN03.6/RN04.2, ver secao 4.3) ANTES de abrir transacao; se OK, transBegin()/save($entity)/transCommit() dentro de try/catch com transRollback() no catch.</w:t>
+              <w:jc w:val="both"/>
+              <w:rPr>
+                <w:sz w:val="19"/>
+              </w:rPr>
+            </w:pPr>
+            <w:r>
+              <w:rPr>
+                <w:sz w:val="19"/>
+              </w:rPr>
+              <w:t>Valida obrigatórios; executa a checagem de ID duplicado (RN03.6/RN04.2, ver seção 4.3) ANTES de abrir transação; se OK, transBegin()/save($entity)/transCommit() dentro de try/catch com transRollback() no catch.</w:t>
             </w:r>
           </w:p>
         </w:tc>
       </w:tr>
       <w:tr>
-        <w:tblPrEx>
-          <w:tblCellMar>
-            <w:top w:w="0" w:type="dxa"/>
-            <w:bottom w:w="0" w:type="dxa"/>
-          </w:tblCellMar>
-        </w:tblPrEx>
         <w:tc>
           <w:tcPr>
             <w:tcW w:w="1100" w:type="pct"/>
           </w:tcPr>
           <w:p>
             <w:pPr>
-              <w:rPr>
-                <w:sz w:val="19"/>
-              </w:rPr>
-            </w:pPr>
-            <w:r>
-              <w:rPr>
-                <w:sz w:val="19"/>
-              </w:rPr>
-              <w:lastRenderedPageBreak/>
+              <w:jc w:val="both"/>
+              <w:rPr>
+                <w:sz w:val="19"/>
+              </w:rPr>
+            </w:pPr>
+            <w:r>
+              <w:rPr>
+                <w:sz w:val="19"/>
+              </w:rPr>
               <w:t>ativinativ($id, $tipo)</w:t>
             </w:r>
           </w:p>
@@ -1843,32 +1757,28 @@
           </w:tcPr>
           <w:p>
             <w:pPr>
-              <w:rPr>
-                <w:sz w:val="19"/>
-              </w:rPr>
-            </w:pPr>
-            <w:r>
-              <w:rPr>
-                <w:sz w:val="19"/>
-              </w:rPr>
-              <w:t>Alterna cmd_ativo entre 'A' e 'I' (RN05.1). A confirmacao (mensagem ID 4) ja e disparada pelo JS generico ativInativ(), nao precisa ser codificada no Controller.</w:t>
+              <w:jc w:val="both"/>
+              <w:rPr>
+                <w:sz w:val="19"/>
+              </w:rPr>
+            </w:pPr>
+            <w:r>
+              <w:rPr>
+                <w:sz w:val="19"/>
+              </w:rPr>
+              <w:t>Alterna cmd_ativo entre 'A' e 'I' (RN05.1). A confirmação (mensagem ID 4) já é disparada pelo JS genérico ativInativ(), não precisa ser codificada no Controller.</w:t>
             </w:r>
           </w:p>
         </w:tc>
       </w:tr>
       <w:tr>
-        <w:tblPrEx>
-          <w:tblCellMar>
-            <w:top w:w="0" w:type="dxa"/>
-            <w:bottom w:w="0" w:type="dxa"/>
-          </w:tblCellMar>
-        </w:tblPrEx>
         <w:tc>
           <w:tcPr>
             <w:tcW w:w="1100" w:type="pct"/>
           </w:tcPr>
           <w:p>
             <w:pPr>
+              <w:jc w:val="both"/>
               <w:rPr>
                 <w:sz w:val="19"/>
               </w:rPr>
@@ -1887,15 +1797,16 @@
           </w:tcPr>
           <w:p>
             <w:pPr>
-              <w:rPr>
-                <w:sz w:val="19"/>
-              </w:rPr>
-            </w:pPr>
-            <w:r>
-              <w:rPr>
-                <w:sz w:val="19"/>
-              </w:rPr>
-              <w:t>RN06.1: chama $this-&gt;verificarUsoEmRelacionamentos('est_comodato','cmd_id',(int)$id) ANTES de excluir. Se lancar excecao, responde erro com msg=3. Caso contrario, executa o soft delete (Model::delete) e retorna sucesso (RN06.2, mensagem ID 1 ja disparada pelo JS generico excluir()).</w:t>
+              <w:jc w:val="both"/>
+              <w:rPr>
+                <w:sz w:val="19"/>
+              </w:rPr>
+            </w:pPr>
+            <w:r>
+              <w:rPr>
+                <w:sz w:val="19"/>
+              </w:rPr>
+              <w:t>RN06.1: chama $this-&gt;verificarUsoEmRelacionamentos('est_comodato','cmd_id',(int)$id) ANTES de excluir. Se lancar exceção, responde erro com msg=3. Caso contrário, executa o soft delete (Model::delete) e retorna sucesso (RN06.2, mensagem ID 1 já disparada pelo JS genérico excluir()).</w:t>
             </w:r>
           </w:p>
         </w:tc>
@@ -1908,6 +1819,7 @@
     </w:p>
     <w:p>
       <w:pPr>
+        <w:jc w:val="both"/>
         <w:rPr>
           <w:i/>
           <w:color w:val="808080"/>
@@ -1918,7 +1830,7 @@
           <w:i/>
           <w:color w:val="808080"/>
         </w:rPr>
-        <w:t>Nota: sobre o RN06.1 e a tela T51: o metodo verificarUsoEmRelacionamentos e DINAMICO - ele varre TODOS os bancos/schemas configurados no sistema procurando qualquer tabela que tenha uma coluna com EXATAMENTE o nome informado (aqui, cmd_id) e verifica se existe algum registro com aquele valor. Por isso NAO e necessario codificar o nome real da tabela de T51 (que ainda nao existe no sistema - foi confirmado por busca em todo o codigo-fonte). Basta que, quando a tela T51 for construida, a coluna que ela usa para referenciar o comodato se chame literalmente cmd_id - a checagem passara a detectar o uso automaticamente, sem qualquer alteracao no Controller de Comodato. Repassar essa exigencia de nomenclatura para quem for construir T51.</w:t>
+        <w:t>Nota: sobre o RN06.1 e a tela T51: o método verificarUsoEmRelacionamentos é DINÂMICO - ele varre TODOS os bancos/schemas configurados no sistema procurando qualquer tabela que tenha uma coluna com EXATAMENTE o nome informado (aqui, cmd_id) e verifica se existe algum registro com aquele valor. Por isso NÃO é necessário codificar o nome real da tabela de T51 (que ainda não existe no sistema - foi confirmado por busca em todo o código-fonte). Basta que, quando a tela T51 for construída, a coluna que ela usa para referenciar o comodato se chame literalmente cmd_id - a checagem passará a detectar o uso automaticamente, sem qualquer alteração no Controller de Comodato. Repassar essa exigência de nomenclatura para quem for construir T51.</w:t>
       </w:r>
     </w:p>
     <w:p>
@@ -1931,6 +1843,7 @@
     </w:p>
     <w:p>
       <w:pPr>
+        <w:jc w:val="both"/>
         <w:rPr>
           <w:i/>
           <w:color w:val="808080"/>
@@ -1941,10 +1854,13 @@
           <w:i/>
           <w:color w:val="808080"/>
         </w:rPr>
-        <w:t>Nota: o nome da pasta app/Models/Estoqu (sem o 'e' final de 'Estoque') nao e erro de digitacao deste documento - e o nome real ja usado pelo sistema para o Model EstoquTipoMovimentacaoModel. Manter a mesma pasta/namespace para consistencia, a menos que o time decida corrigir isso globalmente (fora do escopo deste cadastro).</w:t>
-      </w:r>
-    </w:p>
-    <w:p>
+        <w:t>Nota: o nome da pasta app/Models/Estoqu (sem o 'e' final de 'Estoque') não é erro de digitação deste documento - é o nome real já usado pelo sistema para o Model EstoquTipoMovimentacaoModel. Manter a mesma pasta/namespace para consistência, a menos que o time decida corrigir isso globalmente (fora do escopo deste cadastro).</w:t>
+      </w:r>
+    </w:p>
+    <w:p>
+      <w:pPr>
+        <w:jc w:val="both"/>
+      </w:pPr>
       <w:r>
         <w:t>Propriedades do Model (mesma estrutura de ConfigCorModel/EstoquTipoMovimentacaoModel):</w:t>
       </w:r>
@@ -1971,12 +1887,6 @@
         <w:gridCol w:w="5266"/>
       </w:tblGrid>
       <w:tr>
-        <w:tblPrEx>
-          <w:tblCellMar>
-            <w:top w:w="0" w:type="dxa"/>
-            <w:bottom w:w="0" w:type="dxa"/>
-          </w:tblCellMar>
-        </w:tblPrEx>
         <w:tc>
           <w:tcPr>
             <w:tcW w:w="1900" w:type="pct"/>
@@ -1984,6 +1894,7 @@
           </w:tcPr>
           <w:p>
             <w:pPr>
+              <w:jc w:val="both"/>
               <w:rPr>
                 <w:b/>
                 <w:sz w:val="19"/>
@@ -2005,6 +1916,7 @@
           </w:tcPr>
           <w:p>
             <w:pPr>
+              <w:jc w:val="both"/>
               <w:rPr>
                 <w:b/>
                 <w:sz w:val="19"/>
@@ -2021,18 +1933,13 @@
         </w:tc>
       </w:tr>
       <w:tr>
-        <w:tblPrEx>
-          <w:tblCellMar>
-            <w:top w:w="0" w:type="dxa"/>
-            <w:bottom w:w="0" w:type="dxa"/>
-          </w:tblCellMar>
-        </w:tblPrEx>
         <w:tc>
           <w:tcPr>
             <w:tcW w:w="1900" w:type="pct"/>
           </w:tcPr>
           <w:p>
             <w:pPr>
+              <w:jc w:val="both"/>
               <w:rPr>
                 <w:sz w:val="19"/>
               </w:rPr>
@@ -2051,6 +1958,7 @@
           </w:tcPr>
           <w:p>
             <w:pPr>
+              <w:jc w:val="both"/>
               <w:rPr>
                 <w:sz w:val="19"/>
               </w:rPr>
@@ -2065,18 +1973,13 @@
         </w:tc>
       </w:tr>
       <w:tr>
-        <w:tblPrEx>
-          <w:tblCellMar>
-            <w:top w:w="0" w:type="dxa"/>
-            <w:bottom w:w="0" w:type="dxa"/>
-          </w:tblCellMar>
-        </w:tblPrEx>
         <w:tc>
           <w:tcPr>
             <w:tcW w:w="1900" w:type="pct"/>
           </w:tcPr>
           <w:p>
             <w:pPr>
+              <w:jc w:val="both"/>
               <w:rPr>
                 <w:sz w:val="19"/>
               </w:rPr>
@@ -2095,6 +1998,7 @@
           </w:tcPr>
           <w:p>
             <w:pPr>
+              <w:jc w:val="both"/>
               <w:rPr>
                 <w:sz w:val="19"/>
               </w:rPr>
@@ -2109,18 +2013,13 @@
         </w:tc>
       </w:tr>
       <w:tr>
-        <w:tblPrEx>
-          <w:tblCellMar>
-            <w:top w:w="0" w:type="dxa"/>
-            <w:bottom w:w="0" w:type="dxa"/>
-          </w:tblCellMar>
-        </w:tblPrEx>
         <w:tc>
           <w:tcPr>
             <w:tcW w:w="1900" w:type="pct"/>
           </w:tcPr>
           <w:p>
             <w:pPr>
+              <w:jc w:val="both"/>
               <w:rPr>
                 <w:sz w:val="19"/>
               </w:rPr>
@@ -2139,6 +2038,7 @@
           </w:tcPr>
           <w:p>
             <w:pPr>
+              <w:jc w:val="both"/>
               <w:rPr>
                 <w:sz w:val="19"/>
               </w:rPr>
@@ -2153,18 +2053,13 @@
         </w:tc>
       </w:tr>
       <w:tr>
-        <w:tblPrEx>
-          <w:tblCellMar>
-            <w:top w:w="0" w:type="dxa"/>
-            <w:bottom w:w="0" w:type="dxa"/>
-          </w:tblCellMar>
-        </w:tblPrEx>
         <w:tc>
           <w:tcPr>
             <w:tcW w:w="1900" w:type="pct"/>
           </w:tcPr>
           <w:p>
             <w:pPr>
+              <w:jc w:val="both"/>
               <w:rPr>
                 <w:sz w:val="19"/>
               </w:rPr>
@@ -2183,6 +2078,7 @@
           </w:tcPr>
           <w:p>
             <w:pPr>
+              <w:jc w:val="both"/>
               <w:rPr>
                 <w:sz w:val="19"/>
               </w:rPr>
@@ -2197,26 +2093,22 @@
         </w:tc>
       </w:tr>
       <w:tr>
-        <w:tblPrEx>
-          <w:tblCellMar>
-            <w:top w:w="0" w:type="dxa"/>
-            <w:bottom w:w="0" w:type="dxa"/>
-          </w:tblCellMar>
-        </w:tblPrEx>
         <w:tc>
           <w:tcPr>
             <w:tcW w:w="1900" w:type="pct"/>
           </w:tcPr>
           <w:p>
             <w:pPr>
-              <w:rPr>
-                <w:sz w:val="19"/>
-              </w:rPr>
-            </w:pPr>
-            <w:r>
-              <w:rPr>
-                <w:sz w:val="19"/>
-              </w:rPr>
+              <w:jc w:val="both"/>
+              <w:rPr>
+                <w:sz w:val="19"/>
+              </w:rPr>
+            </w:pPr>
+            <w:r>
+              <w:rPr>
+                <w:sz w:val="19"/>
+              </w:rPr>
+              <w:lastRenderedPageBreak/>
               <w:t>$useSoftDeletes</w:t>
             </w:r>
           </w:p>
@@ -2227,6 +2119,7 @@
           </w:tcPr>
           <w:p>
             <w:pPr>
+              <w:jc w:val="both"/>
               <w:rPr>
                 <w:sz w:val="19"/>
               </w:rPr>
@@ -2241,18 +2134,13 @@
         </w:tc>
       </w:tr>
       <w:tr>
-        <w:tblPrEx>
-          <w:tblCellMar>
-            <w:top w:w="0" w:type="dxa"/>
-            <w:bottom w:w="0" w:type="dxa"/>
-          </w:tblCellMar>
-        </w:tblPrEx>
         <w:tc>
           <w:tcPr>
             <w:tcW w:w="1900" w:type="pct"/>
           </w:tcPr>
           <w:p>
             <w:pPr>
+              <w:jc w:val="both"/>
               <w:rPr>
                 <w:sz w:val="19"/>
               </w:rPr>
@@ -2271,6 +2159,7 @@
           </w:tcPr>
           <w:p>
             <w:pPr>
+              <w:jc w:val="both"/>
               <w:rPr>
                 <w:sz w:val="19"/>
               </w:rPr>
@@ -2285,18 +2174,13 @@
         </w:tc>
       </w:tr>
       <w:tr>
-        <w:tblPrEx>
-          <w:tblCellMar>
-            <w:top w:w="0" w:type="dxa"/>
-            <w:bottom w:w="0" w:type="dxa"/>
-          </w:tblCellMar>
-        </w:tblPrEx>
         <w:tc>
           <w:tcPr>
             <w:tcW w:w="1900" w:type="pct"/>
           </w:tcPr>
           <w:p>
             <w:pPr>
+              <w:jc w:val="both"/>
               <w:rPr>
                 <w:sz w:val="19"/>
               </w:rPr>
@@ -2315,6 +2199,7 @@
           </w:tcPr>
           <w:p>
             <w:pPr>
+              <w:jc w:val="both"/>
               <w:rPr>
                 <w:sz w:val="19"/>
               </w:rPr>
@@ -2329,18 +2214,13 @@
         </w:tc>
       </w:tr>
       <w:tr>
-        <w:tblPrEx>
-          <w:tblCellMar>
-            <w:top w:w="0" w:type="dxa"/>
-            <w:bottom w:w="0" w:type="dxa"/>
-          </w:tblCellMar>
-        </w:tblPrEx>
         <w:tc>
           <w:tcPr>
             <w:tcW w:w="1900" w:type="pct"/>
           </w:tcPr>
           <w:p>
             <w:pPr>
+              <w:jc w:val="both"/>
               <w:rPr>
                 <w:sz w:val="19"/>
               </w:rPr>
@@ -2359,6 +2239,7 @@
           </w:tcPr>
           <w:p>
             <w:pPr>
+              <w:jc w:val="both"/>
               <w:rPr>
                 <w:sz w:val="19"/>
               </w:rPr>
@@ -2373,27 +2254,21 @@
         </w:tc>
       </w:tr>
       <w:tr>
-        <w:tblPrEx>
-          <w:tblCellMar>
-            <w:top w:w="0" w:type="dxa"/>
-            <w:bottom w:w="0" w:type="dxa"/>
-          </w:tblCellMar>
-        </w:tblPrEx>
         <w:tc>
           <w:tcPr>
             <w:tcW w:w="1900" w:type="pct"/>
           </w:tcPr>
           <w:p>
             <w:pPr>
-              <w:rPr>
-                <w:sz w:val="19"/>
-              </w:rPr>
-            </w:pPr>
-            <w:r>
-              <w:rPr>
-                <w:sz w:val="19"/>
-              </w:rPr>
-              <w:lastRenderedPageBreak/>
+              <w:jc w:val="both"/>
+              <w:rPr>
+                <w:sz w:val="19"/>
+              </w:rPr>
+            </w:pPr>
+            <w:r>
+              <w:rPr>
+                <w:sz w:val="19"/>
+              </w:rPr>
               <w:t>$allowCallbacks / afterInsert / afterUpdate / afterDelete</w:t>
             </w:r>
           </w:p>
@@ -2404,15 +2279,16 @@
           </w:tcPr>
           <w:p>
             <w:pPr>
-              <w:rPr>
-                <w:sz w:val="19"/>
-              </w:rPr>
-            </w:pPr>
-            <w:r>
-              <w:rPr>
-                <w:sz w:val="19"/>
-              </w:rPr>
-              <w:t>true / ['depoisInsert'] / ['depoisUpdate'] / ['depoisDelete'] - cada callback chama (new LogMonModel())-&gt;insertLog('est_comodato', 'Incluido'|'Alteracao'|'Excluido', $data['id'], $data['data']), identico a ConfigCorModel.php:52-74. Isso implementa a auditoria de usuario/data (usa session()-&gt;get('usu_id') internamente, sem precisar de coluna propria na tabela).</w:t>
+              <w:jc w:val="both"/>
+              <w:rPr>
+                <w:sz w:val="19"/>
+              </w:rPr>
+            </w:pPr>
+            <w:r>
+              <w:rPr>
+                <w:sz w:val="19"/>
+              </w:rPr>
+              <w:t>true / ['depoisInsert'] / ['depoisUpdate'] / ['depoisDelete'] - cada callback chama (new LogMonModel())-&gt;insertLog('est_comodato', 'Incluido'|'Alteração'|'Excluido', $data['id'], $data['data']), idêntico a ConfigCorModel.php:52-74. Isso implementa a auditoria de usuário/data (usa session()-&gt;get('usu_id') internamente, sem precisar de coluna própria na tabela).</w:t>
             </w:r>
           </w:p>
         </w:tc>
@@ -2424,12 +2300,16 @@
       </w:r>
     </w:p>
     <w:p>
-      <w:r>
-        <w:t>Metodos customizados a criar (nao existem prontos, mas seguem o padrao ja usado por outros Models que precisam 'juntar' dados de outro banco):</w:t>
-      </w:r>
-    </w:p>
-    <w:p>
-      <w:pPr>
+      <w:pPr>
+        <w:jc w:val="both"/>
+      </w:pPr>
+      <w:r>
+        <w:t>Métodos customizados a criar (não existem prontos, mas seguem o padrão já usado por outros Models que precisam 'juntar' dados de outro banco):</w:t>
+      </w:r>
+    </w:p>
+    <w:p>
+      <w:pPr>
+        <w:jc w:val="both"/>
         <w:rPr>
           <w:rStyle w:val="TextodoEspaoReservado"/>
         </w:rPr>
@@ -2443,6 +2323,7 @@
     </w:p>
     <w:p>
       <w:pPr>
+        <w:jc w:val="both"/>
         <w:rPr>
           <w:rStyle w:val="TextodoEspaoReservado"/>
         </w:rPr>
@@ -2451,12 +2332,15 @@
         <w:rPr>
           <w:rStyle w:val="TextodoEspaoReservado"/>
         </w:rPr>
-        <w:t>getComodato($id): mesma logica, para um unico registro - usado no edit()/show() para preencher os campos somente leitura RN03.1/RN03.2.</w:t>
-      </w:r>
-    </w:p>
-    <w:p>
-      <w:r>
-        <w:t>Importante: como est_comodato (banco dbEstoque) e pro_sap_produto (banco dbProduto) sao bancos MySQL diferentes (grupos de conexao distintos no CodeIgniter), NAO existe FK fisica entre eles. A relacao e feita por duas consultas separadas (uma em cada Model) e a uniao dos dados em PHP - exatamente como ja e feito em App\Controllers\Buscas::buscaProduto() e em EntProdutIngrediente.</w:t>
+        <w:t>getComodato($id): mesma lógica, para um único registro - usado no edit()/show() para preencher os campos somente leitura RN03.1/RN03.2.</w:t>
+      </w:r>
+    </w:p>
+    <w:p>
+      <w:pPr>
+        <w:jc w:val="both"/>
+      </w:pPr>
+      <w:r>
+        <w:t>Importante: como est_comodato (banco dbEstoque) e pro_sap_produto (banco dbProduto) são bancos MySQL diferentes (grupos de conexão distintos no CodeIgniter), NÃO existe FK física entre eles. A relação é feita por duas consultas separadas (uma em cada Model) e a união dos dados em PHP - exatamente como já é feito em App\Controllers\Buscas::buscaProduto() e em EntProdutIngrediente.</w:t>
       </w:r>
     </w:p>
     <w:p>
@@ -2468,12 +2352,16 @@
       </w:r>
     </w:p>
     <w:p>
+      <w:pPr>
+        <w:jc w:val="both"/>
+      </w:pPr>
       <w:r>
         <w:t>Estende CodeIgniter\Entity\Entity, igual a EntCfgCor. Estrutura esperada:</w:t>
       </w:r>
     </w:p>
     <w:p>
       <w:pPr>
+        <w:jc w:val="both"/>
         <w:rPr>
           <w:rStyle w:val="TextodoEspaoReservado"/>
         </w:rPr>
@@ -2482,11 +2370,12 @@
         <w:rPr>
           <w:rStyle w:val="TextodoEspaoReservado"/>
         </w:rPr>
-        <w:t>$attributes com valor padrao cmd_ativo =&gt; 'A' (mesmo padrao de EntCfgCor, que define cor_ativo =&gt; 'A').</w:t>
-      </w:r>
-    </w:p>
-    <w:p>
-      <w:pPr>
+        <w:t>$attributes com valor padrão cmd_ativo =&gt; 'A' (mesmo padrão de EntCfgCor, que define cor_ativo =&gt; 'A').</w:t>
+      </w:r>
+    </w:p>
+    <w:p>
+      <w:pPr>
+        <w:jc w:val="both"/>
         <w:rPr>
           <w:rStyle w:val="TextodoEspaoReservado"/>
         </w:rPr>
@@ -2500,6 +2389,7 @@
     </w:p>
     <w:p>
       <w:pPr>
+        <w:jc w:val="both"/>
         <w:rPr>
           <w:rStyle w:val="TextodoEspaoReservado"/>
         </w:rPr>
@@ -2508,7 +2398,7 @@
         <w:rPr>
           <w:rStyle w:val="TextodoEspaoReservado"/>
         </w:rPr>
-        <w:t>Metodo publico defCampos(bool $show): monta cada campo do formulario usando MyCampo e retorna o array $ret usado pelo Controller como $campos (ver o detalhamento campo a campo na secao 5.3 - RN03.1 a RN03.3).</w:t>
+        <w:t>Método publico defCampos(bool $show): monta cada campo do formulario usando MyCampo e retorna o array $ret usado pelo Controller como $campos (ver o detalhamento campo a campo na seção 5.3 - RN03.1 a RN03.3).</w:t>
       </w:r>
     </w:p>
     <w:p>
@@ -2516,16 +2406,16 @@
         <w:pStyle w:val="Ttulo2"/>
       </w:pPr>
       <w:r>
+        <w:lastRenderedPageBreak/>
         <w:t>3.4 Rotas</w:t>
       </w:r>
     </w:p>
     <w:p>
-      <w:r>
-        <w:t xml:space="preserve">Nao e necessario criar rota nova. Basta adicionar a string 'Comodato' ao array $estoqueControllers ja existente em app/Config/Routes.php (mesmo array onde ja estao 'TipoMovimentacao', 'SaldoEstoque', 'Deposito', etc). O loop generico do arquivo ja registra automaticamente as rotas de index, lista, add, edit, show, store, delete e ativinativ </w:t>
-      </w:r>
-      <w:r>
-        <w:lastRenderedPageBreak/>
-        <w:t>para qualquer controller adicionado a esse array - o nome do metodo e resolvido dinamicamente pela URL (rota catch-all match(GET/POST) '(:any)').</w:t>
+      <w:pPr>
+        <w:jc w:val="both"/>
+      </w:pPr>
+      <w:r>
+        <w:t>Não é necessário criar rota nova. Basta adicionar a string 'Comodato' ao array $estoqueControllers já existente em app/Config/Routes.php (mesmo array onde já estão 'TipoMovimentacao', 'SaldoEstoque', 'Deposito', etc). O loop genérico do arquivo já registra automaticamente as rotas de index, lista, add, edit, show, store, delete e ativinativ para qualquer controller adicionado a esse array - o nome do método é resolvido dinamicamente pela URL (rota catch-all match(GET/POST) '(:any)').</w:t>
       </w:r>
     </w:p>
     <w:p>
@@ -2537,13 +2427,19 @@
       </w:r>
     </w:p>
     <w:p>
-      <w:r>
-        <w:t>Nenhuma view nova. app/Views/vw_lista.php e app/Views/vw_edicao.php sao 100% genericas e ja preparadas para qualquer tela de cadastro do sistema - o Controller apenas fornece os dados (colunas, secoes, campos) que essas views renderizam.</w:t>
-      </w:r>
-    </w:p>
-    <w:p>
-      <w:r>
-        <w:t>O registro do item de menu (cfg_tela / cfg_menu) para que a tela apareca no sistema fica fora do escopo deste documento tecnico - e feito pelo administrador diretamente na tela de configuracao do sistema (Config &gt; Telas / Config &gt; Menus), nao envolve codigo.</w:t>
+      <w:pPr>
+        <w:jc w:val="both"/>
+      </w:pPr>
+      <w:r>
+        <w:t>Nenhuma view nova. app/Views/vw_lista.php e app/Views/vw_edicao.php são 100% genéricas e já preparadas para qualquer tela de cadastro do sistema - o Controller apenas fornece os dados (colunas, seções, campos) que essas views renderizam.</w:t>
+      </w:r>
+    </w:p>
+    <w:p>
+      <w:pPr>
+        <w:jc w:val="both"/>
+      </w:pPr>
+      <w:r>
+        <w:t>O registro do item de menu (cfg_tela / cfg_menu) para que a tela apareca no sistema fica fora do escopo deste documento técnico - é feito pelo administrador diretamente na tela de configuração do sistema (Config &gt; Telas / Config &gt; Menus), não envolve código.</w:t>
       </w:r>
     </w:p>
     <w:p>
@@ -2555,12 +2451,16 @@
       </w:r>
     </w:p>
     <w:p>
-      <w:r>
-        <w:t>Ja existe e esta pronto para uso, sem necessidade de criar nada novo:</w:t>
-      </w:r>
-    </w:p>
-    <w:p>
-      <w:pPr>
+      <w:pPr>
+        <w:jc w:val="both"/>
+      </w:pPr>
+      <w:r>
+        <w:t>Já existe e está pronto para uso, sem necessidade de criar nada novo:</w:t>
+      </w:r>
+    </w:p>
+    <w:p>
+      <w:pPr>
+        <w:jc w:val="both"/>
         <w:rPr>
           <w:rStyle w:val="TextodoEspaoReservado"/>
         </w:rPr>
@@ -2574,6 +2474,7 @@
     </w:p>
     <w:p>
       <w:pPr>
+        <w:jc w:val="both"/>
         <w:rPr>
           <w:rStyle w:val="TextodoEspaoReservado"/>
         </w:rPr>
@@ -2586,8 +2487,11 @@
       </w:r>
     </w:p>
     <w:p>
-      <w:r>
-        <w:t>Este endpoint sera usado no campo CÓD ERP (RN03.1, secao 5.3) atraves de MyCampo-&gt;setUrlBusca(base_url('buscas/buscaProduto')).</w:t>
+      <w:pPr>
+        <w:jc w:val="both"/>
+      </w:pPr>
+      <w:r>
+        <w:t>Este endpoint será usado no campo CÓD ERP (RN03.1, seção 5.3) através de MyCampo-&gt;setUrlBusca(base_url('buscas/buscaProduto')).</w:t>
       </w:r>
     </w:p>
     <w:p>
@@ -2595,12 +2499,15 @@
         <w:pStyle w:val="Ttulo2"/>
       </w:pPr>
       <w:r>
-        <w:t>3.7 Mensagens padrao (cfg_mensagem) - confirmar antes de codificar</w:t>
-      </w:r>
-    </w:p>
-    <w:p>
-      <w:r>
-        <w:t>As mensagens 'ID X (da tela T2)' citadas no documento original correspondem a registros da tabela cfg_mensagem (campo msg_id), administrada pela tela CfgMensagem (rota /cfgmensagem). Os TEXTOS dessas mensagens nao ficam versionados em codigo (ficam so no banco de dados), entao o programador deve conferir/cadastrar cada ID antes de usar:</w:t>
+        <w:t>3.7 Mensagens padrão (cfg_mensagem) - confirmar antes de codificar</w:t>
+      </w:r>
+    </w:p>
+    <w:p>
+      <w:pPr>
+        <w:jc w:val="both"/>
+      </w:pPr>
+      <w:r>
+        <w:t>As mensagens 'ID X (da tela T2)' citadas no documento original correspondem a registros da tabela cfg_mensagem (campo msg_id), administrada pela tela CfgMensagem (rota /cfgmensagem). Os TEXTOS dessas mensagens não ficam versionados em código (ficam só no banco de dados), então o programador deve conferir/cadastrar cada ID antes de usar:</w:t>
       </w:r>
     </w:p>
     <w:tbl>
@@ -2626,12 +2533,6 @@
         <w:gridCol w:w="4077"/>
       </w:tblGrid>
       <w:tr>
-        <w:tblPrEx>
-          <w:tblCellMar>
-            <w:top w:w="0" w:type="dxa"/>
-            <w:bottom w:w="0" w:type="dxa"/>
-          </w:tblCellMar>
-        </w:tblPrEx>
         <w:tc>
           <w:tcPr>
             <w:tcW w:w="500" w:type="pct"/>
@@ -2639,6 +2540,7 @@
           </w:tcPr>
           <w:p>
             <w:pPr>
+              <w:jc w:val="both"/>
               <w:rPr>
                 <w:b/>
                 <w:sz w:val="19"/>
@@ -2660,6 +2562,7 @@
           </w:tcPr>
           <w:p>
             <w:pPr>
+              <w:jc w:val="both"/>
               <w:rPr>
                 <w:b/>
                 <w:sz w:val="19"/>
@@ -2681,6 +2584,7 @@
           </w:tcPr>
           <w:p>
             <w:pPr>
+              <w:jc w:val="both"/>
               <w:rPr>
                 <w:b/>
                 <w:sz w:val="19"/>
@@ -2691,24 +2595,19 @@
                 <w:b/>
                 <w:sz w:val="19"/>
               </w:rPr>
-              <w:t>Situacao encontrada no codigo-fonte atual</w:t>
+              <w:t>Situação encontrada no código-fonte atual</w:t>
             </w:r>
           </w:p>
         </w:tc>
       </w:tr>
       <w:tr>
-        <w:tblPrEx>
-          <w:tblCellMar>
-            <w:top w:w="0" w:type="dxa"/>
-            <w:bottom w:w="0" w:type="dxa"/>
-          </w:tblCellMar>
-        </w:tblPrEx>
         <w:tc>
           <w:tcPr>
             <w:tcW w:w="500" w:type="pct"/>
           </w:tcPr>
           <w:p>
             <w:pPr>
+              <w:jc w:val="both"/>
               <w:rPr>
                 <w:sz w:val="19"/>
               </w:rPr>
@@ -2727,15 +2626,16 @@
           </w:tcPr>
           <w:p>
             <w:pPr>
-              <w:rPr>
-                <w:sz w:val="19"/>
-              </w:rPr>
-            </w:pPr>
-            <w:r>
-              <w:rPr>
-                <w:sz w:val="19"/>
-              </w:rPr>
-              <w:t>Confirmacao generica de exclusao (RN06.2)</w:t>
+              <w:jc w:val="both"/>
+              <w:rPr>
+                <w:sz w:val="19"/>
+              </w:rPr>
+            </w:pPr>
+            <w:r>
+              <w:rPr>
+                <w:sz w:val="19"/>
+              </w:rPr>
+              <w:t>Confirmação genérica de exclusão (RN06.2)</w:t>
             </w:r>
           </w:p>
         </w:tc>
@@ -2745,40 +2645,37 @@
           </w:tcPr>
           <w:p>
             <w:pPr>
-              <w:rPr>
-                <w:sz w:val="19"/>
-              </w:rPr>
-            </w:pPr>
-            <w:r>
-              <w:rPr>
-                <w:sz w:val="19"/>
-              </w:rPr>
-              <w:t>JA EXISTE e ja e usado automaticamente pela funcao JS generica excluir() em todas as telas - nada a fazer.</w:t>
+              <w:jc w:val="both"/>
+              <w:rPr>
+                <w:sz w:val="19"/>
+              </w:rPr>
+            </w:pPr>
+            <w:r>
+              <w:rPr>
+                <w:sz w:val="19"/>
+              </w:rPr>
+              <w:t>JÁ EXISTE e já é usado automaticamente pela função JS genérica excluir() em todas as telas - nada a fazer.</w:t>
             </w:r>
           </w:p>
         </w:tc>
       </w:tr>
       <w:tr>
-        <w:tblPrEx>
-          <w:tblCellMar>
-            <w:top w:w="0" w:type="dxa"/>
-            <w:bottom w:w="0" w:type="dxa"/>
-          </w:tblCellMar>
-        </w:tblPrEx>
         <w:tc>
           <w:tcPr>
             <w:tcW w:w="500" w:type="pct"/>
           </w:tcPr>
           <w:p>
             <w:pPr>
-              <w:rPr>
-                <w:sz w:val="19"/>
-              </w:rPr>
-            </w:pPr>
-            <w:r>
-              <w:rPr>
-                <w:sz w:val="19"/>
-              </w:rPr>
+              <w:jc w:val="both"/>
+              <w:rPr>
+                <w:sz w:val="19"/>
+              </w:rPr>
+            </w:pPr>
+            <w:r>
+              <w:rPr>
+                <w:sz w:val="19"/>
+              </w:rPr>
+              <w:lastRenderedPageBreak/>
               <w:t>2</w:t>
             </w:r>
           </w:p>
@@ -2789,15 +2686,16 @@
           </w:tcPr>
           <w:p>
             <w:pPr>
-              <w:rPr>
-                <w:sz w:val="19"/>
-              </w:rPr>
-            </w:pPr>
-            <w:r>
-              <w:rPr>
-                <w:sz w:val="19"/>
-              </w:rPr>
-              <w:t>Confirmacao de cancelamento com alteracoes nao salvas (RN03.4/RN04.1)</w:t>
+              <w:jc w:val="both"/>
+              <w:rPr>
+                <w:sz w:val="19"/>
+              </w:rPr>
+            </w:pPr>
+            <w:r>
+              <w:rPr>
+                <w:sz w:val="19"/>
+              </w:rPr>
+              <w:t>Confirmação de cancelamento com alterações não salvas (RN03.4/RN04.1)</w:t>
             </w:r>
           </w:p>
         </w:tc>
@@ -2807,41 +2705,36 @@
           </w:tcPr>
           <w:p>
             <w:pPr>
-              <w:rPr>
-                <w:sz w:val="19"/>
-              </w:rPr>
-            </w:pPr>
-            <w:r>
-              <w:rPr>
-                <w:sz w:val="19"/>
-              </w:rPr>
-              <w:t>NAO foi encontrado nenhum uso deste ID em nenhum Controller ou arquivo JS do sistema atual. Verificar na tela /cfgmensagem se ja existe cadastrado; se nao existir, cadastrar um novo ID com esse texto antes de implementar RN03.4/RN04.1.</w:t>
+              <w:jc w:val="both"/>
+              <w:rPr>
+                <w:sz w:val="19"/>
+              </w:rPr>
+            </w:pPr>
+            <w:r>
+              <w:rPr>
+                <w:sz w:val="19"/>
+              </w:rPr>
+              <w:t>NÃO foi encontrado nenhum uso deste ID em nenhum Controller ou arquivo JS do sistema atual. Verificar na tela /cfgmensagem se já existe cadastrado; se não existir, cadastrar um novo ID com esse texto antes de implementar RN03.4/RN04.1.</w:t>
             </w:r>
           </w:p>
         </w:tc>
       </w:tr>
       <w:tr>
-        <w:tblPrEx>
-          <w:tblCellMar>
-            <w:top w:w="0" w:type="dxa"/>
-            <w:bottom w:w="0" w:type="dxa"/>
-          </w:tblCellMar>
-        </w:tblPrEx>
         <w:tc>
           <w:tcPr>
             <w:tcW w:w="500" w:type="pct"/>
           </w:tcPr>
           <w:p>
             <w:pPr>
-              <w:rPr>
-                <w:sz w:val="19"/>
-              </w:rPr>
-            </w:pPr>
-            <w:r>
-              <w:rPr>
-                <w:sz w:val="19"/>
-              </w:rPr>
-              <w:lastRenderedPageBreak/>
+              <w:jc w:val="both"/>
+              <w:rPr>
+                <w:sz w:val="19"/>
+              </w:rPr>
+            </w:pPr>
+            <w:r>
+              <w:rPr>
+                <w:sz w:val="19"/>
+              </w:rPr>
               <w:t>3</w:t>
             </w:r>
           </w:p>
@@ -2852,15 +2745,16 @@
           </w:tcPr>
           <w:p>
             <w:pPr>
-              <w:rPr>
-                <w:sz w:val="19"/>
-              </w:rPr>
-            </w:pPr>
-            <w:r>
-              <w:rPr>
-                <w:sz w:val="19"/>
-              </w:rPr>
-              <w:t>Bloqueio de exclusao por dependencia (RN06.1)</w:t>
+              <w:jc w:val="both"/>
+              <w:rPr>
+                <w:sz w:val="19"/>
+              </w:rPr>
+            </w:pPr>
+            <w:r>
+              <w:rPr>
+                <w:sz w:val="19"/>
+              </w:rPr>
+              <w:t>Bloqueio de exclusão por dependência (RN06.1)</w:t>
             </w:r>
           </w:p>
         </w:tc>
@@ -2870,32 +2764,28 @@
           </w:tcPr>
           <w:p>
             <w:pPr>
-              <w:rPr>
-                <w:sz w:val="19"/>
-              </w:rPr>
-            </w:pPr>
-            <w:r>
-              <w:rPr>
-                <w:sz w:val="19"/>
-              </w:rPr>
-              <w:t>JA EXISTE - usado por CfgCor::delete() e OcoOcorrencia::delete() para o mesmo tipo de bloqueio. Reaproveitar diretamente.</w:t>
+              <w:jc w:val="both"/>
+              <w:rPr>
+                <w:sz w:val="19"/>
+              </w:rPr>
+            </w:pPr>
+            <w:r>
+              <w:rPr>
+                <w:sz w:val="19"/>
+              </w:rPr>
+              <w:t>JÁ EXISTE - usado por CfgCor::delete() e OcoOcorrencia::delete() para o mesmo tipo de bloqueio. Reaproveitar diretamente.</w:t>
             </w:r>
           </w:p>
         </w:tc>
       </w:tr>
       <w:tr>
-        <w:tblPrEx>
-          <w:tblCellMar>
-            <w:top w:w="0" w:type="dxa"/>
-            <w:bottom w:w="0" w:type="dxa"/>
-          </w:tblCellMar>
-        </w:tblPrEx>
         <w:tc>
           <w:tcPr>
             <w:tcW w:w="500" w:type="pct"/>
           </w:tcPr>
           <w:p>
             <w:pPr>
+              <w:jc w:val="both"/>
               <w:rPr>
                 <w:sz w:val="19"/>
               </w:rPr>
@@ -2914,15 +2804,16 @@
           </w:tcPr>
           <w:p>
             <w:pPr>
-              <w:rPr>
-                <w:sz w:val="19"/>
-              </w:rPr>
-            </w:pPr>
-            <w:r>
-              <w:rPr>
-                <w:sz w:val="19"/>
-              </w:rPr>
-              <w:t>Confirmacao generica de inativacao (RN05.2)</w:t>
+              <w:jc w:val="both"/>
+              <w:rPr>
+                <w:sz w:val="19"/>
+              </w:rPr>
+            </w:pPr>
+            <w:r>
+              <w:rPr>
+                <w:sz w:val="19"/>
+              </w:rPr>
+              <w:t>Confirmação genérica de inativação (RN05.2)</w:t>
             </w:r>
           </w:p>
         </w:tc>
@@ -2932,32 +2823,28 @@
           </w:tcPr>
           <w:p>
             <w:pPr>
-              <w:rPr>
-                <w:sz w:val="19"/>
-              </w:rPr>
-            </w:pPr>
-            <w:r>
-              <w:rPr>
-                <w:sz w:val="19"/>
-              </w:rPr>
-              <w:t>JA EXISTE e ja e usado automaticamente pela funcao JS generica ativInativ() - nada a fazer.</w:t>
+              <w:jc w:val="both"/>
+              <w:rPr>
+                <w:sz w:val="19"/>
+              </w:rPr>
+            </w:pPr>
+            <w:r>
+              <w:rPr>
+                <w:sz w:val="19"/>
+              </w:rPr>
+              <w:t>JÁ EXISTE e já é usado automaticamente pela função JS genérica ativInativ() - nada a fazer.</w:t>
             </w:r>
           </w:p>
         </w:tc>
       </w:tr>
       <w:tr>
-        <w:tblPrEx>
-          <w:tblCellMar>
-            <w:top w:w="0" w:type="dxa"/>
-            <w:bottom w:w="0" w:type="dxa"/>
-          </w:tblCellMar>
-        </w:tblPrEx>
         <w:tc>
           <w:tcPr>
             <w:tcW w:w="500" w:type="pct"/>
           </w:tcPr>
           <w:p>
             <w:pPr>
+              <w:jc w:val="both"/>
               <w:rPr>
                 <w:sz w:val="19"/>
               </w:rPr>
@@ -2976,6 +2863,7 @@
           </w:tcPr>
           <w:p>
             <w:pPr>
+              <w:jc w:val="both"/>
               <w:rPr>
                 <w:sz w:val="19"/>
               </w:rPr>
@@ -2994,15 +2882,16 @@
           </w:tcPr>
           <w:p>
             <w:pPr>
-              <w:rPr>
-                <w:sz w:val="19"/>
-              </w:rPr>
-            </w:pPr>
-            <w:r>
-              <w:rPr>
-                <w:sz w:val="19"/>
-              </w:rPr>
-              <w:t>JA EXISTE, mas e COMPARTILHADO com outras telas (ex.: CfgMensagem, TipoMovimentacao). Confirmar se o texto generico serve para 'Identificador de Comodato ja cadastrado em um registro ativo'; caso o texto nao sirva, cadastrar um ID proprio (o sistema ja tem precedente disso: a tela de Cor usa um ID exclusivo, o 9, em vez do 8, para a mesma finalidade).</w:t>
+              <w:jc w:val="both"/>
+              <w:rPr>
+                <w:sz w:val="19"/>
+              </w:rPr>
+            </w:pPr>
+            <w:r>
+              <w:rPr>
+                <w:sz w:val="19"/>
+              </w:rPr>
+              <w:t>JÁ EXISTE, mas é COMPARTILHADO com outras telas (ex.: CfgMensagem, TipoMovimentacao). Confirmar se o texto genérico serve para 'Identificador de Comodato já cadastrado em um registro ativo'; caso o texto não sirva, cadastrar um ID próprio (o sistema já tem precedente disso: a tela de Cor usa um ID exclusivo, o 9, em vez do 8, para a mesma finalidade).</w:t>
             </w:r>
           </w:p>
         </w:tc>
@@ -3028,7 +2917,7 @@
         <w:pStyle w:val="Ttulo2"/>
       </w:pPr>
       <w:r>
-        <w:t>4.1 Tabela est_comodato (grupo de conexao dbEstoque)</w:t>
+        <w:t>4.1 Tabela est_comodato (grupo de conexão dbEstoque)</w:t>
       </w:r>
     </w:p>
     <w:tbl>
@@ -3056,12 +2945,6 @@
         <w:gridCol w:w="3042"/>
       </w:tblGrid>
       <w:tr>
-        <w:tblPrEx>
-          <w:tblCellMar>
-            <w:top w:w="0" w:type="dxa"/>
-            <w:bottom w:w="0" w:type="dxa"/>
-          </w:tblCellMar>
-        </w:tblPrEx>
         <w:tc>
           <w:tcPr>
             <w:tcW w:w="900" w:type="pct"/>
@@ -3142,7 +3025,7 @@
                 <w:b/>
                 <w:sz w:val="19"/>
               </w:rPr>
-              <w:t>Padrao</w:t>
+              <w:t>Padrão</w:t>
             </w:r>
           </w:p>
         </w:tc>
@@ -3163,18 +3046,12 @@
                 <w:b/>
                 <w:sz w:val="19"/>
               </w:rPr>
-              <w:t>Descricao / Regra relacionada</w:t>
+              <w:t>Descrição / Regra relacionada</w:t>
             </w:r>
           </w:p>
         </w:tc>
       </w:tr>
       <w:tr>
-        <w:tblPrEx>
-          <w:tblCellMar>
-            <w:top w:w="0" w:type="dxa"/>
-            <w:bottom w:w="0" w:type="dxa"/>
-          </w:tblCellMar>
-        </w:tblPrEx>
         <w:tc>
           <w:tcPr>
             <w:tcW w:w="900" w:type="pct"/>
@@ -3225,7 +3102,7 @@
               <w:rPr>
                 <w:sz w:val="19"/>
               </w:rPr>
-              <w:t>NAO</w:t>
+              <w:t>NÃO</w:t>
             </w:r>
           </w:p>
         </w:tc>
@@ -3261,18 +3138,12 @@
               <w:rPr>
                 <w:sz w:val="19"/>
               </w:rPr>
-              <w:t>Chave primaria.</w:t>
+              <w:t>Chave primária.</w:t>
             </w:r>
           </w:p>
         </w:tc>
       </w:tr>
       <w:tr>
-        <w:tblPrEx>
-          <w:tblCellMar>
-            <w:top w:w="0" w:type="dxa"/>
-            <w:bottom w:w="0" w:type="dxa"/>
-          </w:tblCellMar>
-        </w:tblPrEx>
         <w:tc>
           <w:tcPr>
             <w:tcW w:w="900" w:type="pct"/>
@@ -3323,7 +3194,7 @@
               <w:rPr>
                 <w:sz w:val="19"/>
               </w:rPr>
-              <w:t>NAO</w:t>
+              <w:t>NÃO</w:t>
             </w:r>
           </w:p>
         </w:tc>
@@ -3359,18 +3230,12 @@
               <w:rPr>
                 <w:sz w:val="19"/>
               </w:rPr>
-              <w:t>Referencia logica a dbProduto.pro_sap_produto.pro_id (RN03.1). Nome da coluna igual ao da chave referenciada (convencao do sistema - ver 4.2). Sem FK fisica - bancos MySQL diferentes.</w:t>
+              <w:t>Referência lógica a dbProduto.pro_sap_produto.pro_id (RN03.1). Nome da coluna igual ao da chave referenciada (convenção do sistema - ver 4.2). Sem FK física - bancos MySQL diferentes.</w:t>
             </w:r>
           </w:p>
         </w:tc>
       </w:tr>
       <w:tr>
-        <w:tblPrEx>
-          <w:tblCellMar>
-            <w:top w:w="0" w:type="dxa"/>
-            <w:bottom w:w="0" w:type="dxa"/>
-          </w:tblCellMar>
-        </w:tblPrEx>
         <w:tc>
           <w:tcPr>
             <w:tcW w:w="900" w:type="pct"/>
@@ -3421,7 +3286,7 @@
               <w:rPr>
                 <w:sz w:val="19"/>
               </w:rPr>
-              <w:t>NAO</w:t>
+              <w:t>NÃO</w:t>
             </w:r>
           </w:p>
         </w:tc>
@@ -3457,18 +3322,12 @@
               <w:rPr>
                 <w:sz w:val="19"/>
               </w:rPr>
-              <w:t>ID / codigo de barras do item em comodato (RN03.3). Base da regra de unicidade entre ativos (RN03.6/RN04.2, ver 4.3).</w:t>
+              <w:t>ID / código de barras do item em comodato (RN03.3). Base da regra de unicidade entre ativos (RN03.6/RN04.2, ver 4.3).</w:t>
             </w:r>
           </w:p>
         </w:tc>
       </w:tr>
       <w:tr>
-        <w:tblPrEx>
-          <w:tblCellMar>
-            <w:top w:w="0" w:type="dxa"/>
-            <w:bottom w:w="0" w:type="dxa"/>
-          </w:tblCellMar>
-        </w:tblPrEx>
         <w:tc>
           <w:tcPr>
             <w:tcW w:w="900" w:type="pct"/>
@@ -3519,7 +3378,7 @@
               <w:rPr>
                 <w:sz w:val="19"/>
               </w:rPr>
-              <w:t>NAO</w:t>
+              <w:t>NÃO</w:t>
             </w:r>
           </w:p>
         </w:tc>
@@ -3561,12 +3420,6 @@
         </w:tc>
       </w:tr>
       <w:tr>
-        <w:tblPrEx>
-          <w:tblCellMar>
-            <w:top w:w="0" w:type="dxa"/>
-            <w:bottom w:w="0" w:type="dxa"/>
-          </w:tblCellMar>
-        </w:tblPrEx>
         <w:tc>
           <w:tcPr>
             <w:tcW w:w="900" w:type="pct"/>
@@ -3581,6 +3434,7 @@
               <w:rPr>
                 <w:sz w:val="19"/>
               </w:rPr>
+              <w:lastRenderedPageBreak/>
               <w:t>cmd_excluido</w:t>
             </w:r>
           </w:p>
@@ -3665,8 +3519,11 @@
       </w:r>
     </w:p>
     <w:p>
-      <w:r>
-        <w:t>Chaves/indices: PRIMARY KEY (cmd_id); INDEX normal em pro_id (performance de join com o produto); INDEX normal em cmd_identificador (performance de busca/validacao) - NAO e um indice UNIQUE (ver explicacao completa na secao 4.3).</w:t>
+      <w:pPr>
+        <w:jc w:val="both"/>
+      </w:pPr>
+      <w:r>
+        <w:t>Chaves/índices: PRIMARY KEY (cmd_id); INDEX normal em pro_id (performance de join com o produto); INDEX normal em cmd_identificador (performance de busca/validação) - NÃO é um índice UNIQUE (ver explicação completa na seção 4.3).</w:t>
       </w:r>
     </w:p>
     <w:p>
@@ -3674,13 +3531,15 @@
         <w:pStyle w:val="Ttulo2"/>
       </w:pPr>
       <w:r>
-        <w:lastRenderedPageBreak/>
         <w:t>4.2 Relacionamento com dbProduto.pro_sap_produto (RN03.1 / RN03.2)</w:t>
       </w:r>
     </w:p>
     <w:p>
-      <w:r>
-        <w:t>Correcao de nomenclatura importante: o grupo de conexao do CodeIgniter e dbProduto (singular - configurado em app/Config/Database.php), nao 'dbProdutos'. O banco fisico MySQL por tras desse grupo se chama prd_produto_db, mas no codigo PHP sempre se referencia pelo nome do grupo, dbProduto.</w:t>
+      <w:pPr>
+        <w:jc w:val="both"/>
+      </w:pPr>
+      <w:r>
+        <w:t>Correção de nomenclatura importante: o grupo de conexão do CodeIgniter é dbProduto (singular - configurado em app/Config/Database.php), não 'dbProdutos'. O banco físico MySQL por trás desse grupo se chama prd_produto_db, mas no código PHP sempre se referencia a ele pelo nome do grupo, dbProduto.</w:t>
       </w:r>
     </w:p>
     <w:tbl>
@@ -3705,12 +3564,6 @@
         <w:gridCol w:w="4672"/>
       </w:tblGrid>
       <w:tr>
-        <w:tblPrEx>
-          <w:tblCellMar>
-            <w:top w:w="0" w:type="dxa"/>
-            <w:bottom w:w="0" w:type="dxa"/>
-          </w:tblCellMar>
-        </w:tblPrEx>
         <w:tc>
           <w:tcPr>
             <w:tcW w:w="2250" w:type="pct"/>
@@ -3718,6 +3571,7 @@
           </w:tcPr>
           <w:p>
             <w:pPr>
+              <w:jc w:val="both"/>
               <w:rPr>
                 <w:b/>
                 <w:sz w:val="19"/>
@@ -3739,6 +3593,7 @@
           </w:tcPr>
           <w:p>
             <w:pPr>
+              <w:jc w:val="both"/>
               <w:rPr>
                 <w:b/>
                 <w:sz w:val="19"/>
@@ -3755,18 +3610,13 @@
         </w:tc>
       </w:tr>
       <w:tr>
-        <w:tblPrEx>
-          <w:tblCellMar>
-            <w:top w:w="0" w:type="dxa"/>
-            <w:bottom w:w="0" w:type="dxa"/>
-          </w:tblCellMar>
-        </w:tblPrEx>
         <w:tc>
           <w:tcPr>
             <w:tcW w:w="2250" w:type="pct"/>
           </w:tcPr>
           <w:p>
             <w:pPr>
+              <w:jc w:val="both"/>
               <w:rPr>
                 <w:sz w:val="19"/>
               </w:rPr>
@@ -3785,32 +3635,28 @@
           </w:tcPr>
           <w:p>
             <w:pPr>
-              <w:rPr>
-                <w:sz w:val="19"/>
-              </w:rPr>
-            </w:pPr>
-            <w:r>
-              <w:rPr>
-                <w:sz w:val="19"/>
-              </w:rPr>
-              <w:t>Grupo de conexao dbProduto (CodeIgniter) - App\Config\Database.php</w:t>
+              <w:jc w:val="both"/>
+              <w:rPr>
+                <w:sz w:val="19"/>
+              </w:rPr>
+            </w:pPr>
+            <w:r>
+              <w:rPr>
+                <w:sz w:val="19"/>
+              </w:rPr>
+              <w:t>Grupo de conexão dbProduto (CodeIgniter) - App\Config\Database.php</w:t>
             </w:r>
           </w:p>
         </w:tc>
       </w:tr>
       <w:tr>
-        <w:tblPrEx>
-          <w:tblCellMar>
-            <w:top w:w="0" w:type="dxa"/>
-            <w:bottom w:w="0" w:type="dxa"/>
-          </w:tblCellMar>
-        </w:tblPrEx>
         <w:tc>
           <w:tcPr>
             <w:tcW w:w="2250" w:type="pct"/>
           </w:tcPr>
           <w:p>
             <w:pPr>
+              <w:jc w:val="both"/>
               <w:rPr>
                 <w:sz w:val="19"/>
               </w:rPr>
@@ -3829,6 +3675,7 @@
           </w:tcPr>
           <w:p>
             <w:pPr>
+              <w:jc w:val="both"/>
               <w:rPr>
                 <w:sz w:val="19"/>
               </w:rPr>
@@ -3843,18 +3690,13 @@
         </w:tc>
       </w:tr>
       <w:tr>
-        <w:tblPrEx>
-          <w:tblCellMar>
-            <w:top w:w="0" w:type="dxa"/>
-            <w:bottom w:w="0" w:type="dxa"/>
-          </w:tblCellMar>
-        </w:tblPrEx>
         <w:tc>
           <w:tcPr>
             <w:tcW w:w="2250" w:type="pct"/>
           </w:tcPr>
           <w:p>
             <w:pPr>
+              <w:jc w:val="both"/>
               <w:rPr>
                 <w:sz w:val="19"/>
               </w:rPr>
@@ -3873,6 +3715,7 @@
           </w:tcPr>
           <w:p>
             <w:pPr>
+              <w:jc w:val="both"/>
               <w:rPr>
                 <w:sz w:val="19"/>
               </w:rPr>
@@ -3887,27 +3730,22 @@
         </w:tc>
       </w:tr>
       <w:tr>
-        <w:tblPrEx>
-          <w:tblCellMar>
-            <w:top w:w="0" w:type="dxa"/>
-            <w:bottom w:w="0" w:type="dxa"/>
-          </w:tblCellMar>
-        </w:tblPrEx>
         <w:tc>
           <w:tcPr>
             <w:tcW w:w="2250" w:type="pct"/>
           </w:tcPr>
           <w:p>
             <w:pPr>
-              <w:rPr>
-                <w:sz w:val="19"/>
-              </w:rPr>
-            </w:pPr>
-            <w:r>
-              <w:rPr>
-                <w:sz w:val="19"/>
-              </w:rPr>
-              <w:t>Campo Descricao (RN03.2)</w:t>
+              <w:jc w:val="both"/>
+              <w:rPr>
+                <w:sz w:val="19"/>
+              </w:rPr>
+            </w:pPr>
+            <w:r>
+              <w:rPr>
+                <w:sz w:val="19"/>
+              </w:rPr>
+              <w:t>Campo Descrição (RN03.2)</w:t>
             </w:r>
           </w:p>
         </w:tc>
@@ -3917,6 +3755,7 @@
           </w:tcPr>
           <w:p>
             <w:pPr>
+              <w:jc w:val="both"/>
               <w:rPr>
                 <w:sz w:val="19"/>
               </w:rPr>
@@ -3931,27 +3770,22 @@
         </w:tc>
       </w:tr>
       <w:tr>
-        <w:tblPrEx>
-          <w:tblCellMar>
-            <w:top w:w="0" w:type="dxa"/>
-            <w:bottom w:w="0" w:type="dxa"/>
-          </w:tblCellMar>
-        </w:tblPrEx>
         <w:tc>
           <w:tcPr>
             <w:tcW w:w="2250" w:type="pct"/>
           </w:tcPr>
           <w:p>
             <w:pPr>
-              <w:rPr>
-                <w:sz w:val="19"/>
-              </w:rPr>
-            </w:pPr>
-            <w:r>
-              <w:rPr>
-                <w:sz w:val="19"/>
-              </w:rPr>
-              <w:t>Chave primaria da tabela relacionada</w:t>
+              <w:jc w:val="both"/>
+              <w:rPr>
+                <w:sz w:val="19"/>
+              </w:rPr>
+            </w:pPr>
+            <w:r>
+              <w:rPr>
+                <w:sz w:val="19"/>
+              </w:rPr>
+              <w:t>Chave primária da tabela relacionada</w:t>
             </w:r>
           </w:p>
         </w:tc>
@@ -3961,6 +3795,7 @@
           </w:tcPr>
           <w:p>
             <w:pPr>
+              <w:jc w:val="both"/>
               <w:rPr>
                 <w:sz w:val="19"/>
               </w:rPr>
@@ -3981,13 +3816,19 @@
       </w:r>
     </w:p>
     <w:p>
-      <w:r>
-        <w:t>Convencao de nomenclatura de chave estrangeira (correcao aplicada neste plano): no CeqWeb3, sempre que uma tabela tem um campo que se relaciona com a chave de outra tabela, esse campo recebe O MESMO NOME da chave referenciada - nao um nome prefixado como cmd_produto_id. Por isso a coluna em est_comodato que referencia pro_sap_produto.pro_id se chama, ela propria, pro_id (e nao cmd_produto_id, nome usado em uma versao anterior deste documento).</w:t>
-      </w:r>
-    </w:p>
-    <w:p>
-      <w:r>
-        <w:t>pro_sap_produto e uma tabela sincronizada a partir do ERP (Sapiens) - nao e alimentada por um CRUD do CeqWeb3, apenas consultada. Por isso o cadastro de Comodato so GRAVA a referencia (pro_id) e nunca grava copia de pro_codpro/pro_despro: esses dois campos sao sempre exibidos ao vivo, buscando o produto pelo id gravado, no momento da listagem/edicao/exibicao (por isso RN03.2 diz 'nao permite alteracao' - nao existe onde alterar, o valor nunca e uma copia local).</w:t>
+      <w:pPr>
+        <w:jc w:val="both"/>
+      </w:pPr>
+      <w:r>
+        <w:t>Convenção de nomenclatura de chave estrangeira (correção aplicada neste plano): no CeqWeb3, sempre que uma tabela tem um campo que se relaciona com a chave de outra tabela, esse campo recebe O MESMO NOME da chave referenciada - não um nome prefixado como cmd_produto_id. Por isso a coluna em est_comodato que referência pro_sap_produto.pro_id se chama, ela própria, pro_id (e não cmd_produto_id, nome usado em uma versão anterior deste documento).</w:t>
+      </w:r>
+    </w:p>
+    <w:p>
+      <w:pPr>
+        <w:jc w:val="both"/>
+      </w:pPr>
+      <w:r>
+        <w:t>pro_sap_produto é uma tabela sincronizada a partir do ERP (Sapiens) - não é alimentada por um CRUD do CeqWeb3, apenas consultada. Por isso o cadastro de Comodato só GRAVA a referência (pro_id) e nunca grava cópia de pro_codpro/pro_despro: esses dois campos são sempre exibidos ao vivo, buscando o produto pelo id gravado, no momento da listagem/edição/exibição (por isso RN03.2 diz 'não permite alteração' - não existe onde alterar, o valor nunca é uma cópia local).</w:t>
       </w:r>
     </w:p>
     <w:p>
@@ -3999,12 +3840,16 @@
       </w:r>
     </w:p>
     <w:p>
-      <w:r>
-        <w:t>Esta secao responde diretamente a duvida sobre indice unico/coluna VIRTUAL.</w:t>
-      </w:r>
-    </w:p>
-    <w:p>
-      <w:pPr>
+      <w:pPr>
+        <w:jc w:val="both"/>
+      </w:pPr>
+      <w:r>
+        <w:t>Esta seção responde diretamente a dúvida sobre índice único/coluna VIRTUAL.</w:t>
+      </w:r>
+    </w:p>
+    <w:p>
+      <w:pPr>
+        <w:jc w:val="both"/>
         <w:rPr>
           <w:b/>
         </w:rPr>
@@ -4013,16 +3858,21 @@
         <w:rPr>
           <w:b/>
         </w:rPr>
-        <w:t>Decisao de arquitetura: a tabela est_comodato NAO tera nenhum indice UNIQUE sobre cmd_identificador, nem coluna VIRTUAL, nem indice parcial. O UNICO indice verdadeiramente unico da tabela, a nivel de banco de dados, e o proprio cmd_id (chave primaria autoincremento) - exatamente igual a todas as outras tabelas de cadastro do sistema (cfg_cor.cor_id, cfg_mensagem.msg_id, est_tipo_movimentacao.tmo_id etc).</w:t>
-      </w:r>
-    </w:p>
-    <w:p>
-      <w:r>
-        <w:t>Por que nao usar um indice unico de banco para cmd_identificador?</w:t>
-      </w:r>
-    </w:p>
-    <w:p>
-      <w:pPr>
+        <w:lastRenderedPageBreak/>
+        <w:t>Decisão de arquitetura: a tabela est_comodato NÃO terá nenhum índice UNIQUE sobre cmd_identificador, nem coluna VIRTUAL, nem índice parcial. O ÚNICO índice verdadeiramente único da tabela, a nível de banco de dados, é o próprio cmd_id (chave primária autoincremento) - exatamente igual a todas as outras tabelas de cadastro do sistema (cfg_cor.cor_id, cfg_mensagem.msg_id, est_tipo_movimentacao.tmo_id etc).</w:t>
+      </w:r>
+    </w:p>
+    <w:p>
+      <w:pPr>
+        <w:jc w:val="both"/>
+      </w:pPr>
+      <w:r>
+        <w:t>Por que não usar um índice único de banco para cmd_identificador?</w:t>
+      </w:r>
+    </w:p>
+    <w:p>
+      <w:pPr>
+        <w:jc w:val="both"/>
         <w:rPr>
           <w:rStyle w:val="TextodoEspaoReservado"/>
         </w:rPr>
@@ -4031,18 +3881,101 @@
         <w:rPr>
           <w:rStyle w:val="TextodoEspaoReservado"/>
         </w:rPr>
-        <w:t xml:space="preserve">A regra pede unicidade apenas ENTRE REGISTROS ATIVOS (cmd_ativo = 'A'). Um mesmo identificador pode existir em mais de um registro se pelo menos um deles estiver inativo </w:t>
-      </w:r>
-      <w:r>
+        <w:t>A regra pede unicidade apenas ENTRE REGISTROS ATIVOS (cmd_ativo = 'A'). Um mesmo identificador pode existir em mais de um registro se pelo menos um deles estiver inativo ('I') - por exemplo, após um item ser recolhido/inativado, o mesmo código de barras pode voltar a ser usado em um novo comodato. Um índice UNIQUE tradicional bloquearia isso incondicionalmente, o que quebraria a regra.</w:t>
+      </w:r>
+    </w:p>
+    <w:p>
+      <w:pPr>
+        <w:jc w:val="both"/>
         <w:rPr>
           <w:rStyle w:val="TextodoEspaoReservado"/>
         </w:rPr>
+      </w:pPr>
+      <w:r>
+        <w:rPr>
+          <w:rStyle w:val="TextodoEspaoReservado"/>
+        </w:rPr>
+        <w:t>O MySQL (banco usado pelo CeqWeb3) não suporta nativamente índice único parcial/filtrado (esse recurso existe no PostgreSQL, não no MySQL). Simular isso com uma coluna VIRTUAL/gerada seria uma técnica que NUNCA é usada em nenhum outro lugar do sistema hoje - ou seja, sairia do padrão já documentado do CeqWeb3, que é resolver este tipo de regra de negócio na camada de aplicação (Controller/Model em PHP), não no banco.</w:t>
+      </w:r>
+    </w:p>
+    <w:p>
+      <w:pPr>
+        <w:jc w:val="both"/>
+      </w:pPr>
+      <w:r>
+        <w:t>Como o sistema já resolve exatamente esse tipo de regra em outras telas (e como deve ser feito aqui): através do método genérico App\Models\CommonModel::verificaUnico(), que faz um SELECT COUNT(*) manual ANTES do INSERT/UPDATE. Esse método aceita dois parâmetros extras (chave2/id2) que permitem adicionar uma condição extra de igualdade - exatamente o que precisamos para restringir a checagem a cmd_ativo = 'A':</w:t>
+      </w:r>
+    </w:p>
+    <w:p>
+      <w:pPr>
+        <w:jc w:val="both"/>
+        <w:rPr>
+          <w:rStyle w:val="TextodoEspaoReservado"/>
+        </w:rPr>
+      </w:pPr>
+      <w:r>
+        <w:rPr>
+          <w:rStyle w:val="TextodoEspaoReservado"/>
+        </w:rPr>
+        <w:t>Novo registro (RN03.6): verificaUnico($comodatoModel, 'cmd_identificador', $valorDigitado, 'cmd_id', $id, 'cmd_ativo', 'A') - se o resultado for maior que zero, NÃO salvar, retornar msg=8 e destacar o campo cmd_identificador em vermelho.</w:t>
+      </w:r>
+    </w:p>
+    <w:p>
+      <w:pPr>
+        <w:jc w:val="both"/>
+        <w:rPr>
+          <w:rStyle w:val="TextodoEspaoReservado"/>
+        </w:rPr>
+      </w:pPr>
+      <w:r>
+        <w:rPr>
+          <w:rStyle w:val="TextodoEspaoReservado"/>
+        </w:rPr>
+        <w:t>Edição (RN04.2): a mesma chamada, passando o cmd_id do registro em edição como $id (para o registro não conflitar com ele mesmo) - se o ID foi alterado e o novo valor já existir em outro registro ATIVO, bloquear com a mesma msg=8.</w:t>
+      </w:r>
+    </w:p>
+    <w:p>
+      <w:pPr>
+        <w:jc w:val="both"/>
+        <w:rPr>
+          <w:b/>
+        </w:rPr>
+      </w:pPr>
+      <w:r>
+        <w:rPr>
+          <w:b/>
+        </w:rPr>
+        <w:t>Resposta direta à pergunta levantada - 'o índice único é pelo campo chave autoincremento na tabela?': sim, exatamente isso. cmd_id (autoincremento) é o único índice UNIQUE físico da tabela, como em qualquer outra tabela do sistema. A regra de negócio 'identificador único apenas entre ativos' é responsabilidade 100% da camada de aplicação (Controller, no método store(), chamando CommonModel::verificaUnico()), não do banco de dados.</w:t>
+      </w:r>
+    </w:p>
+    <w:p>
+      <w:pPr>
+        <w:pStyle w:val="Ttulo2"/>
+      </w:pPr>
+      <w:r>
         <w:lastRenderedPageBreak/>
-        <w:t>('I') - por exemplo, apos um item ser recolhido/inativado, o mesmo codigo de barras pode voltar a ser usado em um novo comodato. Um indice UNIQUE tradicional bloquearia isso incondicionalmente, o que quebraria a regra.</w:t>
-      </w:r>
-    </w:p>
-    <w:p>
-      <w:pPr>
+        <w:t>4.4 Verificação de dependência com a tela T51 (RN06.1)</w:t>
+      </w:r>
+    </w:p>
+    <w:p>
+      <w:pPr>
+        <w:jc w:val="both"/>
+      </w:pPr>
+      <w:r>
+        <w:t>O sistema já possui um mecanismo genérico e pronto para isso: App\Traits\ForeignKeyUsageChecker::verificarUsoEmRelacionamentos($tabelaReferenciada, $colunaReferenciada, $valor). Ele varre dinamicamente todos os bancos (default, dbEstoque, dbProduto, dbOcorrencia) e todas as tabelas de cada um, procurando por qualquer coluna cujo NOME seja idêntico ao informado (aqui, cmd_id) e verificando se existe algum registro com o valor do comodato que se quer excluir. Se encontrar, lança uma exceção e a exclusão é bloqueada.</w:t>
+      </w:r>
+    </w:p>
+    <w:p>
+      <w:pPr>
+        <w:jc w:val="both"/>
+      </w:pPr>
+      <w:r>
+        <w:t>Uso no Controller de Comodato (dentro de delete($id), antes de qualquer exclusão):</w:t>
+      </w:r>
+    </w:p>
+    <w:p>
+      <w:pPr>
+        <w:jc w:val="both"/>
         <w:rPr>
           <w:rStyle w:val="TextodoEspaoReservado"/>
         </w:rPr>
@@ -4051,42 +3984,36 @@
         <w:rPr>
           <w:rStyle w:val="TextodoEspaoReservado"/>
         </w:rPr>
-        <w:t>O MySQL (banco usado pelo CeqWeb3) nao suporta nativamente indice unico parcial/filtrado (esse recurso existe no PostgreSQL, nao no MySQL). Simular isso com uma coluna VIRTUAL/gerada seria uma tecnica que NUNCA e usada em nenhum outro lugar do sistema hoje - ou seja, sairia do padrao ja documentado do CeqWeb3, que e resolver este tipo de regra de negocio na camada de aplicacao (Controller/Model em PHP), nao no banco.</w:t>
-      </w:r>
-    </w:p>
-    <w:p>
-      <w:r>
-        <w:t>Como o sistema ja resolve exatamente esse tipo de regra em outras telas (e como deve ser feito aqui): atraves do metodo generico App\Models\CommonModel::verificaUnico(), que faz um SELECT COUNT(*) manual ANTES do INSERT/UPDATE. Esse metodo aceita dois parametros extras (chave2/id2) que permitem adicionar uma condicao extra de igualdade - exatamente o que precisamos para restringir a checagem a cmd_ativo = 'A':</w:t>
-      </w:r>
-    </w:p>
-    <w:p>
-      <w:pPr>
-        <w:rPr>
-          <w:rStyle w:val="TextodoEspaoReservado"/>
-        </w:rPr>
-      </w:pPr>
-      <w:r>
-        <w:rPr>
-          <w:rStyle w:val="TextodoEspaoReservado"/>
-        </w:rPr>
-        <w:t>Novo registro (RN03.6): verificaUnico($comodatoModel, 'cmd_identificador', $valorDigitado, 'cmd_id', $id, 'cmd_ativo', 'A') - se o resultado for maior que zero, NAO salvar, retornar msg=8 e destacar o campo cmd_identificador em vermelho.</w:t>
-      </w:r>
-    </w:p>
-    <w:p>
-      <w:pPr>
-        <w:rPr>
-          <w:rStyle w:val="TextodoEspaoReservado"/>
-        </w:rPr>
-      </w:pPr>
-      <w:r>
-        <w:rPr>
-          <w:rStyle w:val="TextodoEspaoReservado"/>
-        </w:rPr>
-        <w:t>Edicao (RN04.2): a mesma chamada, passando o cmd_id do registro em edicao como $id (para o registro nao conflitar com ele mesmo) - se o ID foi alterado e o novo valor ja existir em outro registro ATIVO, bloquear com a mesma msg=8.</w:t>
-      </w:r>
-    </w:p>
-    <w:p>
-      <w:pPr>
+        <w:t>$this-&gt;verificarUsoEmRelacionamentos('est_comodato', 'cmd_id', (int) $id);</w:t>
+      </w:r>
+    </w:p>
+    <w:p>
+      <w:pPr>
+        <w:jc w:val="both"/>
+      </w:pPr>
+      <w:r>
+        <w:t>Como a tela T51 ainda não existe no sistema (não foi encontrada nenhuma referência a 'T51' ou 'comodato' no código-fonte atual - é um cadastro novo, assim como T50), NÃO é necessário nem possível hoje hardcodar o nome real da tabela de T51 neste plano. A ÚNICA exigência para que a RN06.1 funcione automaticamente é: quando a tela T51 for construída, a coluna que ela usar para referenciar este cadastro de Comodato deve se chamar exatamente cmd_id (mesmo nome da chave primária de est_comodato) - assim a checagem genérica já descrita acima vai detectar o uso sem qualquer alteração futura no Controller de Comodato.</w:t>
+      </w:r>
+    </w:p>
+    <w:p>
+      <w:pPr>
+        <w:pStyle w:val="Ttulo2"/>
+      </w:pPr>
+      <w:r>
+        <w:t>4.5 Migration (pronta)</w:t>
+      </w:r>
+    </w:p>
+    <w:p>
+      <w:pPr>
+        <w:jc w:val="both"/>
+      </w:pPr>
+      <w:r>
+        <w:t>Segue a estrutura das migrations mais recentes do projeto (padrão visto em 2026-08-10-000001_OcoOcorrenciaAcao.php: uso de Config\Database::forge() com o grupo explícito, checagem de idempotência via tableExists antes de criar, comentário em cada campo).</w:t>
+      </w:r>
+    </w:p>
+    <w:p>
+      <w:pPr>
+        <w:jc w:val="both"/>
         <w:rPr>
           <w:b/>
         </w:rPr>
@@ -4095,184 +4022,793 @@
         <w:rPr>
           <w:b/>
         </w:rPr>
-        <w:t>Resposta direta a pergunta levantada - 'o indice unico e pelo campo chave autoincremento na tabela?': sim, exatamente isso. cmd_id (autoincremento) e o unico indice UNIQUE fisico da tabela, como em qualquer outra tabela do sistema. A regra de negocio 'identificador unico apenas entre ativos' e responsabilidade 100% da camada de aplicacao (Controller, no metodo store(), chamando CommonModel::verificaUnico()), nao do banco de dados.</w:t>
-      </w:r>
-    </w:p>
-    <w:p>
-      <w:pPr>
-        <w:pStyle w:val="Ttulo2"/>
-      </w:pPr>
-      <w:r>
-        <w:t>4.4 Verificacao de dependencia com a tela T51 (RN06.1)</w:t>
-      </w:r>
-    </w:p>
-    <w:p>
-      <w:r>
-        <w:t>O sistema ja possui um mecanismo generico e pronto para isso: App\Traits\ForeignKeyUsageChecker::verificarUsoEmRelacionamentos($tabelaReferenciada, $colunaReferenciada, $valor). Ele varre dinamicamente todos os bancos (default, dbEstoque, dbProduto, dbOcorrencia) e todas as tabelas de cada um, procurando por qualquer coluna cujo NOME seja identico ao informado (aqui, cmd_id) e verificando se existe algum registro com o valor do comodato que se quer excluir. Se encontrar, lanca uma excecao e a exclusao e bloqueada.</w:t>
-      </w:r>
-    </w:p>
-    <w:p>
-      <w:r>
-        <w:t>Uso no Controller de Comodato (dentro de delete($id), antes de qualquer exclusao):</w:t>
-      </w:r>
-    </w:p>
-    <w:p>
-      <w:pPr>
-        <w:rPr>
-          <w:rStyle w:val="TextodoEspaoReservado"/>
-        </w:rPr>
-      </w:pPr>
-      <w:r>
-        <w:rPr>
-          <w:rStyle w:val="TextodoEspaoReservado"/>
-        </w:rPr>
-        <w:t>$this-&gt;verificarUsoEmRelacionamentos('est_comodato', 'cmd_id', (int) $id);</w:t>
-      </w:r>
-    </w:p>
-    <w:p>
-      <w:r>
+        <w:t>Nome de arquivo sugerido: AAAA-MM-DD-HHMMSS_EstComodato.php (dentro de app/Database/Migrations/, com a data/hora reais do momento da criação do arquivo). Executar com: php spark migrate.</w:t>
+      </w:r>
+    </w:p>
+    <w:p>
+      <w:pPr>
+        <w:rPr>
+          <w:rFonts w:ascii="Consolas" w:hAnsi="Consolas"/>
+          <w:sz w:val="17"/>
+        </w:rPr>
+      </w:pPr>
+      <w:r>
+        <w:rPr>
+          <w:rFonts w:ascii="Consolas" w:hAnsi="Consolas"/>
+          <w:sz w:val="17"/>
+        </w:rPr>
+        <w:t>&lt;?php</w:t>
+      </w:r>
+    </w:p>
+    <w:p>
+      <w:pPr>
+        <w:rPr>
+          <w:rFonts w:ascii="Consolas" w:hAnsi="Consolas"/>
+          <w:sz w:val="17"/>
+        </w:rPr>
+      </w:pPr>
+    </w:p>
+    <w:p>
+      <w:pPr>
+        <w:rPr>
+          <w:rFonts w:ascii="Consolas" w:hAnsi="Consolas"/>
+          <w:sz w:val="17"/>
+        </w:rPr>
+      </w:pPr>
+      <w:r>
+        <w:rPr>
+          <w:rFonts w:ascii="Consolas" w:hAnsi="Consolas"/>
+          <w:sz w:val="17"/>
+        </w:rPr>
+        <w:t>namespace App\Database\Migrations;</w:t>
+      </w:r>
+    </w:p>
+    <w:p>
+      <w:pPr>
+        <w:rPr>
+          <w:rFonts w:ascii="Consolas" w:hAnsi="Consolas"/>
+          <w:sz w:val="17"/>
+        </w:rPr>
+      </w:pPr>
+    </w:p>
+    <w:p>
+      <w:pPr>
+        <w:rPr>
+          <w:rFonts w:ascii="Consolas" w:hAnsi="Consolas"/>
+          <w:sz w:val="17"/>
+        </w:rPr>
+      </w:pPr>
+      <w:r>
+        <w:rPr>
+          <w:rFonts w:ascii="Consolas" w:hAnsi="Consolas"/>
+          <w:sz w:val="17"/>
+        </w:rPr>
+        <w:t>use CodeIgniter\Database\Migration;</w:t>
+      </w:r>
+    </w:p>
+    <w:p>
+      <w:pPr>
+        <w:rPr>
+          <w:rFonts w:ascii="Consolas" w:hAnsi="Consolas"/>
+          <w:sz w:val="17"/>
+        </w:rPr>
+      </w:pPr>
+    </w:p>
+    <w:p>
+      <w:pPr>
+        <w:rPr>
+          <w:rFonts w:ascii="Consolas" w:hAnsi="Consolas"/>
+          <w:sz w:val="17"/>
+        </w:rPr>
+      </w:pPr>
+      <w:r>
+        <w:rPr>
+          <w:rFonts w:ascii="Consolas" w:hAnsi="Consolas"/>
+          <w:sz w:val="17"/>
+        </w:rPr>
+        <w:t>class EstComodato extends Migration</w:t>
+      </w:r>
+    </w:p>
+    <w:p>
+      <w:pPr>
+        <w:rPr>
+          <w:rFonts w:ascii="Consolas" w:hAnsi="Consolas"/>
+          <w:sz w:val="17"/>
+        </w:rPr>
+      </w:pPr>
+      <w:r>
+        <w:rPr>
+          <w:rFonts w:ascii="Consolas" w:hAnsi="Consolas"/>
+          <w:sz w:val="17"/>
+        </w:rPr>
+        <w:t>{</w:t>
+      </w:r>
+    </w:p>
+    <w:p>
+      <w:pPr>
+        <w:rPr>
+          <w:rFonts w:ascii="Consolas" w:hAnsi="Consolas"/>
+          <w:sz w:val="17"/>
+        </w:rPr>
+      </w:pPr>
+      <w:r>
+        <w:rPr>
+          <w:rFonts w:ascii="Consolas" w:hAnsi="Consolas"/>
+          <w:sz w:val="17"/>
+        </w:rPr>
+        <w:t xml:space="preserve">    public function up()</w:t>
+      </w:r>
+    </w:p>
+    <w:p>
+      <w:pPr>
+        <w:rPr>
+          <w:rFonts w:ascii="Consolas" w:hAnsi="Consolas"/>
+          <w:sz w:val="17"/>
+        </w:rPr>
+      </w:pPr>
+      <w:r>
+        <w:rPr>
+          <w:rFonts w:ascii="Consolas" w:hAnsi="Consolas"/>
+          <w:sz w:val="17"/>
+        </w:rPr>
+        <w:t xml:space="preserve">    {</w:t>
+      </w:r>
+    </w:p>
+    <w:p>
+      <w:pPr>
+        <w:rPr>
+          <w:rFonts w:ascii="Consolas" w:hAnsi="Consolas"/>
+          <w:sz w:val="17"/>
+        </w:rPr>
+      </w:pPr>
+      <w:r>
+        <w:rPr>
+          <w:rFonts w:ascii="Consolas" w:hAnsi="Consolas"/>
+          <w:sz w:val="17"/>
+        </w:rPr>
         <w:lastRenderedPageBreak/>
-        <w:t>Como a tela T51 ainda nao existe no sistema (nao foi encontrada nenhuma referencia a 'T51' ou 'comodato' no codigo-fonte atual - e um cadastro novo, assim como T50), NAO e necessario nem possivel hoje hardcodar o nome real da tabela de T51 neste plano. A UNICA exigencia para que a RN06.1 funcione automaticamente e: quando a tela T51 for construida, a coluna que ela usar para referenciar este cadastro de Comodato deve se chamar exatamente cmd_id (mesmo nome da chave primaria de est_comodato) - assim a checagem generica ja descrita acima vai detectar o uso sem qualquer alteracao futura no Controller de Comodato.</w:t>
-      </w:r>
-    </w:p>
-    <w:p>
-      <w:pPr>
-        <w:pStyle w:val="Ttulo2"/>
-      </w:pPr>
-      <w:r>
-        <w:t>4.5 Migration (pronta)</w:t>
-      </w:r>
-    </w:p>
-    <w:p>
-      <w:r>
-        <w:t>Segue a estrutura das migrations mais recentes do projeto (padrao visto em 2026-08-10-000001_OcoOcorrenciaAcao.php: uso de Config\Database::forge() com o grupo explicito, checagem de idempotencia via tableExists antes de criar, comentario em cada campo).</w:t>
-      </w:r>
-    </w:p>
-    <w:p>
-      <w:pPr>
-        <w:rPr>
-          <w:b/>
-        </w:rPr>
-      </w:pPr>
-      <w:r>
-        <w:rPr>
-          <w:b/>
-        </w:rPr>
-        <w:t>Nome de arquivo sugerido: AAAA-MM-DD-HHMMSS_EstComodato.php (dentro de app/Database/Migrations/, com a data/hora reais do momento da criacao do arquivo). Executar com: php spark migrate.</w:t>
-      </w:r>
-    </w:p>
-    <w:p>
-      <w:pPr>
-        <w:rPr>
-          <w:rFonts w:ascii="Consolas" w:hAnsi="Consolas"/>
-          <w:sz w:val="17"/>
-        </w:rPr>
-      </w:pPr>
-      <w:r>
-        <w:rPr>
-          <w:rFonts w:ascii="Consolas" w:hAnsi="Consolas"/>
-          <w:sz w:val="17"/>
-        </w:rPr>
-        <w:t>&lt;?php</w:t>
-      </w:r>
-    </w:p>
-    <w:p>
-      <w:pPr>
-        <w:rPr>
-          <w:rFonts w:ascii="Consolas" w:hAnsi="Consolas"/>
-          <w:sz w:val="17"/>
-        </w:rPr>
-      </w:pPr>
-    </w:p>
-    <w:p>
-      <w:pPr>
-        <w:rPr>
-          <w:rFonts w:ascii="Consolas" w:hAnsi="Consolas"/>
-          <w:sz w:val="17"/>
-        </w:rPr>
-      </w:pPr>
-      <w:r>
-        <w:rPr>
-          <w:rFonts w:ascii="Consolas" w:hAnsi="Consolas"/>
-          <w:sz w:val="17"/>
-        </w:rPr>
-        <w:t>namespace App\Database\Migrations;</w:t>
-      </w:r>
-    </w:p>
-    <w:p>
-      <w:pPr>
-        <w:rPr>
-          <w:rFonts w:ascii="Consolas" w:hAnsi="Consolas"/>
-          <w:sz w:val="17"/>
-        </w:rPr>
-      </w:pPr>
-    </w:p>
-    <w:p>
-      <w:pPr>
-        <w:rPr>
-          <w:rFonts w:ascii="Consolas" w:hAnsi="Consolas"/>
-          <w:sz w:val="17"/>
-        </w:rPr>
-      </w:pPr>
-      <w:r>
-        <w:rPr>
-          <w:rFonts w:ascii="Consolas" w:hAnsi="Consolas"/>
-          <w:sz w:val="17"/>
-        </w:rPr>
-        <w:t>use CodeIgniter\Database\Migration;</w:t>
-      </w:r>
-    </w:p>
-    <w:p>
-      <w:pPr>
-        <w:rPr>
-          <w:rFonts w:ascii="Consolas" w:hAnsi="Consolas"/>
-          <w:sz w:val="17"/>
-        </w:rPr>
-      </w:pPr>
-    </w:p>
-    <w:p>
-      <w:pPr>
-        <w:rPr>
-          <w:rFonts w:ascii="Consolas" w:hAnsi="Consolas"/>
-          <w:sz w:val="17"/>
-        </w:rPr>
-      </w:pPr>
-      <w:r>
-        <w:rPr>
-          <w:rFonts w:ascii="Consolas" w:hAnsi="Consolas"/>
-          <w:sz w:val="17"/>
-        </w:rPr>
-        <w:t>class EstComodato extends Migration</w:t>
-      </w:r>
-    </w:p>
-    <w:p>
-      <w:pPr>
-        <w:rPr>
-          <w:rFonts w:ascii="Consolas" w:hAnsi="Consolas"/>
-          <w:sz w:val="17"/>
-        </w:rPr>
-      </w:pPr>
-      <w:r>
-        <w:rPr>
-          <w:rFonts w:ascii="Consolas" w:hAnsi="Consolas"/>
-          <w:sz w:val="17"/>
-        </w:rPr>
-        <w:t>{</w:t>
-      </w:r>
-    </w:p>
-    <w:p>
-      <w:pPr>
-        <w:rPr>
-          <w:rFonts w:ascii="Consolas" w:hAnsi="Consolas"/>
-          <w:sz w:val="17"/>
-        </w:rPr>
-      </w:pPr>
-      <w:r>
-        <w:rPr>
-          <w:rFonts w:ascii="Consolas" w:hAnsi="Consolas"/>
-          <w:sz w:val="17"/>
-        </w:rPr>
-        <w:t xml:space="preserve">    public function up()</w:t>
+        <w:t xml:space="preserve">        if ($this-&gt;tableExists('dbEstoque', 'est_comodato')) {</w:t>
+      </w:r>
+    </w:p>
+    <w:p>
+      <w:pPr>
+        <w:rPr>
+          <w:rFonts w:ascii="Consolas" w:hAnsi="Consolas"/>
+          <w:sz w:val="17"/>
+        </w:rPr>
+      </w:pPr>
+      <w:r>
+        <w:rPr>
+          <w:rFonts w:ascii="Consolas" w:hAnsi="Consolas"/>
+          <w:sz w:val="17"/>
+        </w:rPr>
+        <w:t xml:space="preserve">            return;</w:t>
+      </w:r>
+    </w:p>
+    <w:p>
+      <w:pPr>
+        <w:rPr>
+          <w:rFonts w:ascii="Consolas" w:hAnsi="Consolas"/>
+          <w:sz w:val="17"/>
+        </w:rPr>
+      </w:pPr>
+      <w:r>
+        <w:rPr>
+          <w:rFonts w:ascii="Consolas" w:hAnsi="Consolas"/>
+          <w:sz w:val="17"/>
+        </w:rPr>
+        <w:t xml:space="preserve">        }</w:t>
+      </w:r>
+    </w:p>
+    <w:p>
+      <w:pPr>
+        <w:rPr>
+          <w:rFonts w:ascii="Consolas" w:hAnsi="Consolas"/>
+          <w:sz w:val="17"/>
+        </w:rPr>
+      </w:pPr>
+    </w:p>
+    <w:p>
+      <w:pPr>
+        <w:rPr>
+          <w:rFonts w:ascii="Consolas" w:hAnsi="Consolas"/>
+          <w:sz w:val="17"/>
+        </w:rPr>
+      </w:pPr>
+      <w:r>
+        <w:rPr>
+          <w:rFonts w:ascii="Consolas" w:hAnsi="Consolas"/>
+          <w:sz w:val="17"/>
+        </w:rPr>
+        <w:t xml:space="preserve">        $forge = \Config\Database::forge('dbEstoque');</w:t>
+      </w:r>
+    </w:p>
+    <w:p>
+      <w:pPr>
+        <w:rPr>
+          <w:rFonts w:ascii="Consolas" w:hAnsi="Consolas"/>
+          <w:sz w:val="17"/>
+        </w:rPr>
+      </w:pPr>
+    </w:p>
+    <w:p>
+      <w:pPr>
+        <w:rPr>
+          <w:rFonts w:ascii="Consolas" w:hAnsi="Consolas"/>
+          <w:sz w:val="17"/>
+        </w:rPr>
+      </w:pPr>
+      <w:r>
+        <w:rPr>
+          <w:rFonts w:ascii="Consolas" w:hAnsi="Consolas"/>
+          <w:sz w:val="17"/>
+        </w:rPr>
+        <w:t xml:space="preserve">        $forge-&gt;addField([</w:t>
+      </w:r>
+    </w:p>
+    <w:p>
+      <w:pPr>
+        <w:rPr>
+          <w:rFonts w:ascii="Consolas" w:hAnsi="Consolas"/>
+          <w:sz w:val="17"/>
+        </w:rPr>
+      </w:pPr>
+      <w:r>
+        <w:rPr>
+          <w:rFonts w:ascii="Consolas" w:hAnsi="Consolas"/>
+          <w:sz w:val="17"/>
+        </w:rPr>
+        <w:t xml:space="preserve">            'cmd_id' =&gt; [</w:t>
+      </w:r>
+    </w:p>
+    <w:p>
+      <w:pPr>
+        <w:rPr>
+          <w:rFonts w:ascii="Consolas" w:hAnsi="Consolas"/>
+          <w:sz w:val="17"/>
+        </w:rPr>
+      </w:pPr>
+      <w:r>
+        <w:rPr>
+          <w:rFonts w:ascii="Consolas" w:hAnsi="Consolas"/>
+          <w:sz w:val="17"/>
+        </w:rPr>
+        <w:t xml:space="preserve">                'type'           =&gt; 'INT',</w:t>
+      </w:r>
+    </w:p>
+    <w:p>
+      <w:pPr>
+        <w:rPr>
+          <w:rFonts w:ascii="Consolas" w:hAnsi="Consolas"/>
+          <w:sz w:val="17"/>
+        </w:rPr>
+      </w:pPr>
+      <w:r>
+        <w:rPr>
+          <w:rFonts w:ascii="Consolas" w:hAnsi="Consolas"/>
+          <w:sz w:val="17"/>
+        </w:rPr>
+        <w:t xml:space="preserve">                'constraint'     =&gt; 11,</w:t>
+      </w:r>
+    </w:p>
+    <w:p>
+      <w:pPr>
+        <w:rPr>
+          <w:rFonts w:ascii="Consolas" w:hAnsi="Consolas"/>
+          <w:sz w:val="17"/>
+        </w:rPr>
+      </w:pPr>
+      <w:r>
+        <w:rPr>
+          <w:rFonts w:ascii="Consolas" w:hAnsi="Consolas"/>
+          <w:sz w:val="17"/>
+        </w:rPr>
+        <w:t xml:space="preserve">                'unsigned'       =&gt; true,</w:t>
+      </w:r>
+    </w:p>
+    <w:p>
+      <w:pPr>
+        <w:rPr>
+          <w:rFonts w:ascii="Consolas" w:hAnsi="Consolas"/>
+          <w:sz w:val="17"/>
+        </w:rPr>
+      </w:pPr>
+      <w:r>
+        <w:rPr>
+          <w:rFonts w:ascii="Consolas" w:hAnsi="Consolas"/>
+          <w:sz w:val="17"/>
+        </w:rPr>
+        <w:t xml:space="preserve">                'auto_increment' =&gt; true,</w:t>
+      </w:r>
+    </w:p>
+    <w:p>
+      <w:pPr>
+        <w:rPr>
+          <w:rFonts w:ascii="Consolas" w:hAnsi="Consolas"/>
+          <w:sz w:val="17"/>
+        </w:rPr>
+      </w:pPr>
+      <w:r>
+        <w:rPr>
+          <w:rFonts w:ascii="Consolas" w:hAnsi="Consolas"/>
+          <w:sz w:val="17"/>
+        </w:rPr>
+        <w:t xml:space="preserve">                'comment'        =&gt; 'Chave primária do cadastro de Comodato',</w:t>
+      </w:r>
+    </w:p>
+    <w:p>
+      <w:pPr>
+        <w:rPr>
+          <w:rFonts w:ascii="Consolas" w:hAnsi="Consolas"/>
+          <w:sz w:val="17"/>
+        </w:rPr>
+      </w:pPr>
+      <w:r>
+        <w:rPr>
+          <w:rFonts w:ascii="Consolas" w:hAnsi="Consolas"/>
+          <w:sz w:val="17"/>
+        </w:rPr>
+        <w:t xml:space="preserve">            ],</w:t>
+      </w:r>
+    </w:p>
+    <w:p>
+      <w:pPr>
+        <w:rPr>
+          <w:rFonts w:ascii="Consolas" w:hAnsi="Consolas"/>
+          <w:sz w:val="17"/>
+        </w:rPr>
+      </w:pPr>
+      <w:r>
+        <w:rPr>
+          <w:rFonts w:ascii="Consolas" w:hAnsi="Consolas"/>
+          <w:sz w:val="17"/>
+        </w:rPr>
+        <w:t xml:space="preserve">            'pro_id' =&gt; [</w:t>
+      </w:r>
+    </w:p>
+    <w:p>
+      <w:pPr>
+        <w:rPr>
+          <w:rFonts w:ascii="Consolas" w:hAnsi="Consolas"/>
+          <w:sz w:val="17"/>
+        </w:rPr>
+      </w:pPr>
+      <w:r>
+        <w:rPr>
+          <w:rFonts w:ascii="Consolas" w:hAnsi="Consolas"/>
+          <w:sz w:val="17"/>
+        </w:rPr>
+        <w:t xml:space="preserve">                'type'       =&gt; 'INT',</w:t>
+      </w:r>
+    </w:p>
+    <w:p>
+      <w:pPr>
+        <w:rPr>
+          <w:rFonts w:ascii="Consolas" w:hAnsi="Consolas"/>
+          <w:sz w:val="17"/>
+        </w:rPr>
+      </w:pPr>
+      <w:r>
+        <w:rPr>
+          <w:rFonts w:ascii="Consolas" w:hAnsi="Consolas"/>
+          <w:sz w:val="17"/>
+        </w:rPr>
+        <w:t xml:space="preserve">                'constraint' =&gt; 11,</w:t>
+      </w:r>
+    </w:p>
+    <w:p>
+      <w:pPr>
+        <w:rPr>
+          <w:rFonts w:ascii="Consolas" w:hAnsi="Consolas"/>
+          <w:sz w:val="17"/>
+        </w:rPr>
+      </w:pPr>
+      <w:r>
+        <w:rPr>
+          <w:rFonts w:ascii="Consolas" w:hAnsi="Consolas"/>
+          <w:sz w:val="17"/>
+        </w:rPr>
+        <w:t xml:space="preserve">                'unsigned'   =&gt; true,</w:t>
+      </w:r>
+    </w:p>
+    <w:p>
+      <w:pPr>
+        <w:rPr>
+          <w:rFonts w:ascii="Consolas" w:hAnsi="Consolas"/>
+          <w:sz w:val="17"/>
+        </w:rPr>
+      </w:pPr>
+      <w:r>
+        <w:rPr>
+          <w:rFonts w:ascii="Consolas" w:hAnsi="Consolas"/>
+          <w:sz w:val="17"/>
+        </w:rPr>
+        <w:t xml:space="preserve">                'comment'    =&gt; 'Referência lógica a dbProduto.pro_sap_produto.pro_id (RN03.1) - sem FK física, bancos distintos',</w:t>
+      </w:r>
+    </w:p>
+    <w:p>
+      <w:pPr>
+        <w:rPr>
+          <w:rFonts w:ascii="Consolas" w:hAnsi="Consolas"/>
+          <w:sz w:val="17"/>
+        </w:rPr>
+      </w:pPr>
+      <w:r>
+        <w:rPr>
+          <w:rFonts w:ascii="Consolas" w:hAnsi="Consolas"/>
+          <w:sz w:val="17"/>
+        </w:rPr>
+        <w:t xml:space="preserve">            ],</w:t>
+      </w:r>
+    </w:p>
+    <w:p>
+      <w:pPr>
+        <w:rPr>
+          <w:rFonts w:ascii="Consolas" w:hAnsi="Consolas"/>
+          <w:sz w:val="17"/>
+        </w:rPr>
+      </w:pPr>
+      <w:r>
+        <w:rPr>
+          <w:rFonts w:ascii="Consolas" w:hAnsi="Consolas"/>
+          <w:sz w:val="17"/>
+        </w:rPr>
+        <w:t xml:space="preserve">            'cmd_identificador' =&gt; [</w:t>
+      </w:r>
+    </w:p>
+    <w:p>
+      <w:pPr>
+        <w:rPr>
+          <w:rFonts w:ascii="Consolas" w:hAnsi="Consolas"/>
+          <w:sz w:val="17"/>
+        </w:rPr>
+      </w:pPr>
+      <w:r>
+        <w:rPr>
+          <w:rFonts w:ascii="Consolas" w:hAnsi="Consolas"/>
+          <w:sz w:val="17"/>
+        </w:rPr>
+        <w:t xml:space="preserve">                'type'       =&gt; 'VARCHAR',</w:t>
+      </w:r>
+    </w:p>
+    <w:p>
+      <w:pPr>
+        <w:rPr>
+          <w:rFonts w:ascii="Consolas" w:hAnsi="Consolas"/>
+          <w:sz w:val="17"/>
+        </w:rPr>
+      </w:pPr>
+      <w:r>
+        <w:rPr>
+          <w:rFonts w:ascii="Consolas" w:hAnsi="Consolas"/>
+          <w:sz w:val="17"/>
+        </w:rPr>
+        <w:t xml:space="preserve">                'constraint' =&gt; 15,</w:t>
+      </w:r>
+    </w:p>
+    <w:p>
+      <w:pPr>
+        <w:rPr>
+          <w:rFonts w:ascii="Consolas" w:hAnsi="Consolas"/>
+          <w:sz w:val="17"/>
+        </w:rPr>
+      </w:pPr>
+      <w:r>
+        <w:rPr>
+          <w:rFonts w:ascii="Consolas" w:hAnsi="Consolas"/>
+          <w:sz w:val="17"/>
+        </w:rPr>
+        <w:t xml:space="preserve">                'comment'    =&gt; 'ID / código de barras do item em comodato (RN03.3)',</w:t>
+      </w:r>
+    </w:p>
+    <w:p>
+      <w:pPr>
+        <w:rPr>
+          <w:rFonts w:ascii="Consolas" w:hAnsi="Consolas"/>
+          <w:sz w:val="17"/>
+        </w:rPr>
+      </w:pPr>
+      <w:r>
+        <w:rPr>
+          <w:rFonts w:ascii="Consolas" w:hAnsi="Consolas"/>
+          <w:sz w:val="17"/>
+        </w:rPr>
+        <w:t xml:space="preserve">            ],</w:t>
+      </w:r>
+    </w:p>
+    <w:p>
+      <w:pPr>
+        <w:rPr>
+          <w:rFonts w:ascii="Consolas" w:hAnsi="Consolas"/>
+          <w:sz w:val="17"/>
+        </w:rPr>
+      </w:pPr>
+      <w:r>
+        <w:rPr>
+          <w:rFonts w:ascii="Consolas" w:hAnsi="Consolas"/>
+          <w:sz w:val="17"/>
+        </w:rPr>
+        <w:t xml:space="preserve">            'cmd_ativo' =&gt; [</w:t>
+      </w:r>
+    </w:p>
+    <w:p>
+      <w:pPr>
+        <w:rPr>
+          <w:rFonts w:ascii="Consolas" w:hAnsi="Consolas"/>
+          <w:sz w:val="17"/>
+        </w:rPr>
+      </w:pPr>
+      <w:r>
+        <w:rPr>
+          <w:rFonts w:ascii="Consolas" w:hAnsi="Consolas"/>
+          <w:sz w:val="17"/>
+        </w:rPr>
+        <w:t xml:space="preserve">                'type'       =&gt; 'CHAR',</w:t>
+      </w:r>
+    </w:p>
+    <w:p>
+      <w:pPr>
+        <w:rPr>
+          <w:rFonts w:ascii="Consolas" w:hAnsi="Consolas"/>
+          <w:sz w:val="17"/>
+        </w:rPr>
+      </w:pPr>
+      <w:r>
+        <w:rPr>
+          <w:rFonts w:ascii="Consolas" w:hAnsi="Consolas"/>
+          <w:sz w:val="17"/>
+        </w:rPr>
+        <w:t xml:space="preserve">                'constraint' =&gt; 1,</w:t>
+      </w:r>
+    </w:p>
+    <w:p>
+      <w:pPr>
+        <w:rPr>
+          <w:rFonts w:ascii="Consolas" w:hAnsi="Consolas"/>
+          <w:sz w:val="17"/>
+        </w:rPr>
+      </w:pPr>
+      <w:r>
+        <w:rPr>
+          <w:rFonts w:ascii="Consolas" w:hAnsi="Consolas"/>
+          <w:sz w:val="17"/>
+        </w:rPr>
+        <w:t xml:space="preserve">                'default'    =&gt; 'A',</w:t>
+      </w:r>
+    </w:p>
+    <w:p>
+      <w:pPr>
+        <w:rPr>
+          <w:rFonts w:ascii="Consolas" w:hAnsi="Consolas"/>
+          <w:sz w:val="17"/>
+        </w:rPr>
+      </w:pPr>
+      <w:r>
+        <w:rPr>
+          <w:rFonts w:ascii="Consolas" w:hAnsi="Consolas"/>
+          <w:sz w:val="17"/>
+        </w:rPr>
+        <w:t xml:space="preserve">                'comment'    =&gt; "A = Ativo, I = Inativo (RN05.1)",</w:t>
+      </w:r>
+    </w:p>
+    <w:p>
+      <w:pPr>
+        <w:rPr>
+          <w:rFonts w:ascii="Consolas" w:hAnsi="Consolas"/>
+          <w:sz w:val="17"/>
+        </w:rPr>
+      </w:pPr>
+      <w:r>
+        <w:rPr>
+          <w:rFonts w:ascii="Consolas" w:hAnsi="Consolas"/>
+          <w:sz w:val="17"/>
+        </w:rPr>
+        <w:t xml:space="preserve">            ],</w:t>
+      </w:r>
+    </w:p>
+    <w:p>
+      <w:pPr>
+        <w:rPr>
+          <w:rFonts w:ascii="Consolas" w:hAnsi="Consolas"/>
+          <w:sz w:val="17"/>
+        </w:rPr>
+      </w:pPr>
+      <w:r>
+        <w:rPr>
+          <w:rFonts w:ascii="Consolas" w:hAnsi="Consolas"/>
+          <w:sz w:val="17"/>
+        </w:rPr>
+        <w:t xml:space="preserve">            'cmd_excluido' =&gt; [</w:t>
+      </w:r>
+    </w:p>
+    <w:p>
+      <w:pPr>
+        <w:rPr>
+          <w:rFonts w:ascii="Consolas" w:hAnsi="Consolas"/>
+          <w:sz w:val="17"/>
+        </w:rPr>
+      </w:pPr>
+      <w:r>
+        <w:rPr>
+          <w:rFonts w:ascii="Consolas" w:hAnsi="Consolas"/>
+          <w:sz w:val="17"/>
+        </w:rPr>
+        <w:t xml:space="preserve">                'type'    =&gt; 'DATETIME',</w:t>
+      </w:r>
+    </w:p>
+    <w:p>
+      <w:pPr>
+        <w:rPr>
+          <w:rFonts w:ascii="Consolas" w:hAnsi="Consolas"/>
+          <w:sz w:val="17"/>
+        </w:rPr>
+      </w:pPr>
+      <w:r>
+        <w:rPr>
+          <w:rFonts w:ascii="Consolas" w:hAnsi="Consolas"/>
+          <w:sz w:val="17"/>
+        </w:rPr>
+        <w:t xml:space="preserve">                'null'    =&gt; true,</w:t>
+      </w:r>
+    </w:p>
+    <w:p>
+      <w:pPr>
+        <w:rPr>
+          <w:rFonts w:ascii="Consolas" w:hAnsi="Consolas"/>
+          <w:sz w:val="17"/>
+        </w:rPr>
+      </w:pPr>
+      <w:r>
+        <w:rPr>
+          <w:rFonts w:ascii="Consolas" w:hAnsi="Consolas"/>
+          <w:sz w:val="17"/>
+        </w:rPr>
+        <w:lastRenderedPageBreak/>
+        <w:t xml:space="preserve">                'comment' =&gt; 'Soft delete (deletedField do Model) - RN06.2',</w:t>
+      </w:r>
+    </w:p>
+    <w:p>
+      <w:pPr>
+        <w:rPr>
+          <w:rFonts w:ascii="Consolas" w:hAnsi="Consolas"/>
+          <w:sz w:val="17"/>
+        </w:rPr>
+      </w:pPr>
+      <w:r>
+        <w:rPr>
+          <w:rFonts w:ascii="Consolas" w:hAnsi="Consolas"/>
+          <w:sz w:val="17"/>
+        </w:rPr>
+        <w:t xml:space="preserve">            ],</w:t>
+      </w:r>
+    </w:p>
+    <w:p>
+      <w:pPr>
+        <w:rPr>
+          <w:rFonts w:ascii="Consolas" w:hAnsi="Consolas"/>
+          <w:sz w:val="17"/>
+        </w:rPr>
+      </w:pPr>
+      <w:r>
+        <w:rPr>
+          <w:rFonts w:ascii="Consolas" w:hAnsi="Consolas"/>
+          <w:sz w:val="17"/>
+        </w:rPr>
+        <w:t xml:space="preserve">        ]);</w:t>
+      </w:r>
+    </w:p>
+    <w:p>
+      <w:pPr>
+        <w:rPr>
+          <w:rFonts w:ascii="Consolas" w:hAnsi="Consolas"/>
+          <w:sz w:val="17"/>
+        </w:rPr>
+      </w:pPr>
+    </w:p>
+    <w:p>
+      <w:pPr>
+        <w:rPr>
+          <w:rFonts w:ascii="Consolas" w:hAnsi="Consolas"/>
+          <w:sz w:val="17"/>
+        </w:rPr>
+      </w:pPr>
+      <w:r>
+        <w:rPr>
+          <w:rFonts w:ascii="Consolas" w:hAnsi="Consolas"/>
+          <w:sz w:val="17"/>
+        </w:rPr>
+        <w:t xml:space="preserve">        $forge-&gt;addKey('cmd_id', true);</w:t>
+      </w:r>
+    </w:p>
+    <w:p>
+      <w:pPr>
+        <w:rPr>
+          <w:rFonts w:ascii="Consolas" w:hAnsi="Consolas"/>
+          <w:sz w:val="17"/>
+        </w:rPr>
+      </w:pPr>
+      <w:r>
+        <w:rPr>
+          <w:rFonts w:ascii="Consolas" w:hAnsi="Consolas"/>
+          <w:sz w:val="17"/>
+        </w:rPr>
+        <w:t xml:space="preserve">        $forge-&gt;addKey('pro_id');</w:t>
+      </w:r>
+    </w:p>
+    <w:p>
+      <w:pPr>
+        <w:rPr>
+          <w:rFonts w:ascii="Consolas" w:hAnsi="Consolas"/>
+          <w:sz w:val="17"/>
+        </w:rPr>
+      </w:pPr>
+      <w:r>
+        <w:rPr>
+          <w:rFonts w:ascii="Consolas" w:hAnsi="Consolas"/>
+          <w:sz w:val="17"/>
+        </w:rPr>
+        <w:t xml:space="preserve">        $forge-&gt;addKey('cmd_identificador');</w:t>
+      </w:r>
+    </w:p>
+    <w:p>
+      <w:pPr>
+        <w:rPr>
+          <w:rFonts w:ascii="Consolas" w:hAnsi="Consolas"/>
+          <w:sz w:val="17"/>
+        </w:rPr>
+      </w:pPr>
+    </w:p>
+    <w:p>
+      <w:pPr>
+        <w:rPr>
+          <w:rFonts w:ascii="Consolas" w:hAnsi="Consolas"/>
+          <w:sz w:val="17"/>
+        </w:rPr>
+      </w:pPr>
+      <w:r>
+        <w:rPr>
+          <w:rFonts w:ascii="Consolas" w:hAnsi="Consolas"/>
+          <w:sz w:val="17"/>
+        </w:rPr>
+        <w:t xml:space="preserve">        $forge-&gt;createTable('est_comodato', true);</w:t>
+      </w:r>
+    </w:p>
+    <w:p>
+      <w:pPr>
+        <w:rPr>
+          <w:rFonts w:ascii="Consolas" w:hAnsi="Consolas"/>
+          <w:sz w:val="17"/>
+        </w:rPr>
+      </w:pPr>
+      <w:r>
+        <w:rPr>
+          <w:rFonts w:ascii="Consolas" w:hAnsi="Consolas"/>
+          <w:sz w:val="17"/>
+        </w:rPr>
+        <w:t xml:space="preserve">    }</w:t>
+      </w:r>
+    </w:p>
+    <w:p>
+      <w:pPr>
+        <w:rPr>
+          <w:rFonts w:ascii="Consolas" w:hAnsi="Consolas"/>
+          <w:sz w:val="17"/>
+        </w:rPr>
+      </w:pPr>
+    </w:p>
+    <w:p>
+      <w:pPr>
+        <w:rPr>
+          <w:rFonts w:ascii="Consolas" w:hAnsi="Consolas"/>
+          <w:sz w:val="17"/>
+        </w:rPr>
+      </w:pPr>
+      <w:r>
+        <w:rPr>
+          <w:rFonts w:ascii="Consolas" w:hAnsi="Consolas"/>
+          <w:sz w:val="17"/>
+        </w:rPr>
+        <w:t xml:space="preserve">    public function down()</w:t>
       </w:r>
     </w:p>
     <w:p>
@@ -4302,610 +4838,22 @@
           <w:rFonts w:ascii="Consolas" w:hAnsi="Consolas"/>
           <w:sz w:val="17"/>
         </w:rPr>
-        <w:t xml:space="preserve">        if ($this-&gt;tableExists('dbEstoque', 'est_comodato')) {</w:t>
-      </w:r>
-    </w:p>
-    <w:p>
-      <w:pPr>
-        <w:rPr>
-          <w:rFonts w:ascii="Consolas" w:hAnsi="Consolas"/>
-          <w:sz w:val="17"/>
-        </w:rPr>
-      </w:pPr>
-      <w:r>
-        <w:rPr>
-          <w:rFonts w:ascii="Consolas" w:hAnsi="Consolas"/>
-          <w:sz w:val="17"/>
-        </w:rPr>
-        <w:t xml:space="preserve">            return;</w:t>
-      </w:r>
-    </w:p>
-    <w:p>
-      <w:pPr>
-        <w:rPr>
-          <w:rFonts w:ascii="Consolas" w:hAnsi="Consolas"/>
-          <w:sz w:val="17"/>
-        </w:rPr>
-      </w:pPr>
-      <w:r>
-        <w:rPr>
-          <w:rFonts w:ascii="Consolas" w:hAnsi="Consolas"/>
-          <w:sz w:val="17"/>
-        </w:rPr>
-        <w:t xml:space="preserve">        }</w:t>
-      </w:r>
-    </w:p>
-    <w:p>
-      <w:pPr>
-        <w:rPr>
-          <w:rFonts w:ascii="Consolas" w:hAnsi="Consolas"/>
-          <w:sz w:val="17"/>
-        </w:rPr>
-      </w:pPr>
-    </w:p>
-    <w:p>
-      <w:pPr>
-        <w:rPr>
-          <w:rFonts w:ascii="Consolas" w:hAnsi="Consolas"/>
-          <w:sz w:val="17"/>
-        </w:rPr>
-      </w:pPr>
-      <w:r>
-        <w:rPr>
-          <w:rFonts w:ascii="Consolas" w:hAnsi="Consolas"/>
-          <w:sz w:val="17"/>
-        </w:rPr>
-        <w:t xml:space="preserve">        $forge = \Config\Database::forge('dbEstoque');</w:t>
-      </w:r>
-    </w:p>
-    <w:p>
-      <w:pPr>
-        <w:rPr>
-          <w:rFonts w:ascii="Consolas" w:hAnsi="Consolas"/>
-          <w:sz w:val="17"/>
-        </w:rPr>
-      </w:pPr>
-    </w:p>
-    <w:p>
-      <w:pPr>
-        <w:rPr>
-          <w:rFonts w:ascii="Consolas" w:hAnsi="Consolas"/>
-          <w:sz w:val="17"/>
-        </w:rPr>
-      </w:pPr>
-      <w:r>
-        <w:rPr>
-          <w:rFonts w:ascii="Consolas" w:hAnsi="Consolas"/>
-          <w:sz w:val="17"/>
-        </w:rPr>
-        <w:t xml:space="preserve">        $forge-&gt;addField([</w:t>
-      </w:r>
-    </w:p>
-    <w:p>
-      <w:pPr>
-        <w:rPr>
-          <w:rFonts w:ascii="Consolas" w:hAnsi="Consolas"/>
-          <w:sz w:val="17"/>
-        </w:rPr>
-      </w:pPr>
-      <w:r>
-        <w:rPr>
-          <w:rFonts w:ascii="Consolas" w:hAnsi="Consolas"/>
-          <w:sz w:val="17"/>
-        </w:rPr>
-        <w:t xml:space="preserve">            'cmd_id' =&gt; [</w:t>
-      </w:r>
-    </w:p>
-    <w:p>
-      <w:pPr>
-        <w:rPr>
-          <w:rFonts w:ascii="Consolas" w:hAnsi="Consolas"/>
-          <w:sz w:val="17"/>
-        </w:rPr>
-      </w:pPr>
-      <w:r>
-        <w:rPr>
-          <w:rFonts w:ascii="Consolas" w:hAnsi="Consolas"/>
-          <w:sz w:val="17"/>
-        </w:rPr>
-        <w:t xml:space="preserve">                'type'           =&gt; 'INT',</w:t>
-      </w:r>
-    </w:p>
-    <w:p>
-      <w:pPr>
-        <w:rPr>
-          <w:rFonts w:ascii="Consolas" w:hAnsi="Consolas"/>
-          <w:sz w:val="17"/>
-        </w:rPr>
-      </w:pPr>
-      <w:r>
-        <w:rPr>
-          <w:rFonts w:ascii="Consolas" w:hAnsi="Consolas"/>
-          <w:sz w:val="17"/>
-        </w:rPr>
-        <w:t xml:space="preserve">                'constraint'     =&gt; 11,</w:t>
-      </w:r>
-    </w:p>
-    <w:p>
-      <w:pPr>
-        <w:rPr>
-          <w:rFonts w:ascii="Consolas" w:hAnsi="Consolas"/>
-          <w:sz w:val="17"/>
-        </w:rPr>
-      </w:pPr>
-      <w:r>
-        <w:rPr>
-          <w:rFonts w:ascii="Consolas" w:hAnsi="Consolas"/>
-          <w:sz w:val="17"/>
-        </w:rPr>
-        <w:t xml:space="preserve">                'unsigned'       =&gt; true,</w:t>
-      </w:r>
-    </w:p>
-    <w:p>
-      <w:pPr>
-        <w:rPr>
-          <w:rFonts w:ascii="Consolas" w:hAnsi="Consolas"/>
-          <w:sz w:val="17"/>
-        </w:rPr>
-      </w:pPr>
-      <w:r>
-        <w:rPr>
-          <w:rFonts w:ascii="Consolas" w:hAnsi="Consolas"/>
-          <w:sz w:val="17"/>
-        </w:rPr>
-        <w:lastRenderedPageBreak/>
-        <w:t xml:space="preserve">                'auto_increment' =&gt; true,</w:t>
-      </w:r>
-    </w:p>
-    <w:p>
-      <w:pPr>
-        <w:rPr>
-          <w:rFonts w:ascii="Consolas" w:hAnsi="Consolas"/>
-          <w:sz w:val="17"/>
-        </w:rPr>
-      </w:pPr>
-      <w:r>
-        <w:rPr>
-          <w:rFonts w:ascii="Consolas" w:hAnsi="Consolas"/>
-          <w:sz w:val="17"/>
-        </w:rPr>
-        <w:t xml:space="preserve">                'comment'        =&gt; 'Chave primaria do cadastro de Comodato',</w:t>
-      </w:r>
-    </w:p>
-    <w:p>
-      <w:pPr>
-        <w:rPr>
-          <w:rFonts w:ascii="Consolas" w:hAnsi="Consolas"/>
-          <w:sz w:val="17"/>
-        </w:rPr>
-      </w:pPr>
-      <w:r>
-        <w:rPr>
-          <w:rFonts w:ascii="Consolas" w:hAnsi="Consolas"/>
-          <w:sz w:val="17"/>
-        </w:rPr>
-        <w:t xml:space="preserve">            ],</w:t>
-      </w:r>
-    </w:p>
-    <w:p>
-      <w:pPr>
-        <w:rPr>
-          <w:rFonts w:ascii="Consolas" w:hAnsi="Consolas"/>
-          <w:sz w:val="17"/>
-        </w:rPr>
-      </w:pPr>
-      <w:r>
-        <w:rPr>
-          <w:rFonts w:ascii="Consolas" w:hAnsi="Consolas"/>
-          <w:sz w:val="17"/>
-        </w:rPr>
-        <w:t xml:space="preserve">            'pro_id' =&gt; [</w:t>
-      </w:r>
-    </w:p>
-    <w:p>
-      <w:pPr>
-        <w:rPr>
-          <w:rFonts w:ascii="Consolas" w:hAnsi="Consolas"/>
-          <w:sz w:val="17"/>
-        </w:rPr>
-      </w:pPr>
-      <w:r>
-        <w:rPr>
-          <w:rFonts w:ascii="Consolas" w:hAnsi="Consolas"/>
-          <w:sz w:val="17"/>
-        </w:rPr>
-        <w:t xml:space="preserve">                'type'       =&gt; 'INT',</w:t>
-      </w:r>
-    </w:p>
-    <w:p>
-      <w:pPr>
-        <w:rPr>
-          <w:rFonts w:ascii="Consolas" w:hAnsi="Consolas"/>
-          <w:sz w:val="17"/>
-        </w:rPr>
-      </w:pPr>
-      <w:r>
-        <w:rPr>
-          <w:rFonts w:ascii="Consolas" w:hAnsi="Consolas"/>
-          <w:sz w:val="17"/>
-        </w:rPr>
-        <w:t xml:space="preserve">                'constraint' =&gt; 11,</w:t>
-      </w:r>
-    </w:p>
-    <w:p>
-      <w:pPr>
-        <w:rPr>
-          <w:rFonts w:ascii="Consolas" w:hAnsi="Consolas"/>
-          <w:sz w:val="17"/>
-        </w:rPr>
-      </w:pPr>
-      <w:r>
-        <w:rPr>
-          <w:rFonts w:ascii="Consolas" w:hAnsi="Consolas"/>
-          <w:sz w:val="17"/>
-        </w:rPr>
-        <w:t xml:space="preserve">                'unsigned'   =&gt; true,</w:t>
-      </w:r>
-    </w:p>
-    <w:p>
-      <w:pPr>
-        <w:rPr>
-          <w:rFonts w:ascii="Consolas" w:hAnsi="Consolas"/>
-          <w:sz w:val="17"/>
-        </w:rPr>
-      </w:pPr>
-      <w:r>
-        <w:rPr>
-          <w:rFonts w:ascii="Consolas" w:hAnsi="Consolas"/>
-          <w:sz w:val="17"/>
-        </w:rPr>
-        <w:t xml:space="preserve">                'comment'    =&gt; 'Referencia logica a dbProduto.pro_sap_produto.pro_id (RN03.1) - sem FK fisica, bancos distintos',</w:t>
-      </w:r>
-    </w:p>
-    <w:p>
-      <w:pPr>
-        <w:rPr>
-          <w:rFonts w:ascii="Consolas" w:hAnsi="Consolas"/>
-          <w:sz w:val="17"/>
-        </w:rPr>
-      </w:pPr>
-      <w:r>
-        <w:rPr>
-          <w:rFonts w:ascii="Consolas" w:hAnsi="Consolas"/>
-          <w:sz w:val="17"/>
-        </w:rPr>
-        <w:t xml:space="preserve">            ],</w:t>
-      </w:r>
-    </w:p>
-    <w:p>
-      <w:pPr>
-        <w:rPr>
-          <w:rFonts w:ascii="Consolas" w:hAnsi="Consolas"/>
-          <w:sz w:val="17"/>
-        </w:rPr>
-      </w:pPr>
-      <w:r>
-        <w:rPr>
-          <w:rFonts w:ascii="Consolas" w:hAnsi="Consolas"/>
-          <w:sz w:val="17"/>
-        </w:rPr>
-        <w:t xml:space="preserve">            'cmd_identificador' =&gt; [</w:t>
-      </w:r>
-    </w:p>
-    <w:p>
-      <w:pPr>
-        <w:rPr>
-          <w:rFonts w:ascii="Consolas" w:hAnsi="Consolas"/>
-          <w:sz w:val="17"/>
-        </w:rPr>
-      </w:pPr>
-      <w:r>
-        <w:rPr>
-          <w:rFonts w:ascii="Consolas" w:hAnsi="Consolas"/>
-          <w:sz w:val="17"/>
-        </w:rPr>
-        <w:t xml:space="preserve">                'type'       =&gt; 'VARCHAR',</w:t>
-      </w:r>
-    </w:p>
-    <w:p>
-      <w:pPr>
-        <w:rPr>
-          <w:rFonts w:ascii="Consolas" w:hAnsi="Consolas"/>
-          <w:sz w:val="17"/>
-        </w:rPr>
-      </w:pPr>
-      <w:r>
-        <w:rPr>
-          <w:rFonts w:ascii="Consolas" w:hAnsi="Consolas"/>
-          <w:sz w:val="17"/>
-        </w:rPr>
-        <w:t xml:space="preserve">                'constraint' =&gt; 15,</w:t>
-      </w:r>
-    </w:p>
-    <w:p>
-      <w:pPr>
-        <w:rPr>
-          <w:rFonts w:ascii="Consolas" w:hAnsi="Consolas"/>
-          <w:sz w:val="17"/>
-        </w:rPr>
-      </w:pPr>
-      <w:r>
-        <w:rPr>
-          <w:rFonts w:ascii="Consolas" w:hAnsi="Consolas"/>
-          <w:sz w:val="17"/>
-        </w:rPr>
-        <w:t xml:space="preserve">                'comment'    =&gt; 'ID / codigo de barras do item em comodato (RN03.3)',</w:t>
-      </w:r>
-    </w:p>
-    <w:p>
-      <w:pPr>
-        <w:rPr>
-          <w:rFonts w:ascii="Consolas" w:hAnsi="Consolas"/>
-          <w:sz w:val="17"/>
-        </w:rPr>
-      </w:pPr>
-      <w:r>
-        <w:rPr>
-          <w:rFonts w:ascii="Consolas" w:hAnsi="Consolas"/>
-          <w:sz w:val="17"/>
-        </w:rPr>
-        <w:t xml:space="preserve">            ],</w:t>
-      </w:r>
-    </w:p>
-    <w:p>
-      <w:pPr>
-        <w:rPr>
-          <w:rFonts w:ascii="Consolas" w:hAnsi="Consolas"/>
-          <w:sz w:val="17"/>
-        </w:rPr>
-      </w:pPr>
-      <w:r>
-        <w:rPr>
-          <w:rFonts w:ascii="Consolas" w:hAnsi="Consolas"/>
-          <w:sz w:val="17"/>
-        </w:rPr>
-        <w:t xml:space="preserve">            'cmd_ativo' =&gt; [</w:t>
-      </w:r>
-    </w:p>
-    <w:p>
-      <w:pPr>
-        <w:rPr>
-          <w:rFonts w:ascii="Consolas" w:hAnsi="Consolas"/>
-          <w:sz w:val="17"/>
-        </w:rPr>
-      </w:pPr>
-      <w:r>
-        <w:rPr>
-          <w:rFonts w:ascii="Consolas" w:hAnsi="Consolas"/>
-          <w:sz w:val="17"/>
-        </w:rPr>
-        <w:t xml:space="preserve">                'type'       =&gt; 'CHAR',</w:t>
-      </w:r>
-    </w:p>
-    <w:p>
-      <w:pPr>
-        <w:rPr>
-          <w:rFonts w:ascii="Consolas" w:hAnsi="Consolas"/>
-          <w:sz w:val="17"/>
-        </w:rPr>
-      </w:pPr>
-      <w:r>
-        <w:rPr>
-          <w:rFonts w:ascii="Consolas" w:hAnsi="Consolas"/>
-          <w:sz w:val="17"/>
-        </w:rPr>
-        <w:t xml:space="preserve">                'constraint' =&gt; 1,</w:t>
-      </w:r>
-    </w:p>
-    <w:p>
-      <w:pPr>
-        <w:rPr>
-          <w:rFonts w:ascii="Consolas" w:hAnsi="Consolas"/>
-          <w:sz w:val="17"/>
-        </w:rPr>
-      </w:pPr>
-      <w:r>
-        <w:rPr>
-          <w:rFonts w:ascii="Consolas" w:hAnsi="Consolas"/>
-          <w:sz w:val="17"/>
-        </w:rPr>
-        <w:t xml:space="preserve">                'default'    =&gt; 'A',</w:t>
-      </w:r>
-    </w:p>
-    <w:p>
-      <w:pPr>
-        <w:rPr>
-          <w:rFonts w:ascii="Consolas" w:hAnsi="Consolas"/>
-          <w:sz w:val="17"/>
-        </w:rPr>
-      </w:pPr>
-      <w:r>
-        <w:rPr>
-          <w:rFonts w:ascii="Consolas" w:hAnsi="Consolas"/>
-          <w:sz w:val="17"/>
-        </w:rPr>
-        <w:t xml:space="preserve">                'comment'    =&gt; "A = Ativo, I = Inativo (RN05.1)",</w:t>
-      </w:r>
-    </w:p>
-    <w:p>
-      <w:pPr>
-        <w:rPr>
-          <w:rFonts w:ascii="Consolas" w:hAnsi="Consolas"/>
-          <w:sz w:val="17"/>
-        </w:rPr>
-      </w:pPr>
-      <w:r>
-        <w:rPr>
-          <w:rFonts w:ascii="Consolas" w:hAnsi="Consolas"/>
-          <w:sz w:val="17"/>
-        </w:rPr>
-        <w:t xml:space="preserve">            ],</w:t>
-      </w:r>
-    </w:p>
-    <w:p>
-      <w:pPr>
-        <w:rPr>
-          <w:rFonts w:ascii="Consolas" w:hAnsi="Consolas"/>
-          <w:sz w:val="17"/>
-        </w:rPr>
-      </w:pPr>
-      <w:r>
-        <w:rPr>
-          <w:rFonts w:ascii="Consolas" w:hAnsi="Consolas"/>
-          <w:sz w:val="17"/>
-        </w:rPr>
-        <w:t xml:space="preserve">            'cmd_excluido' =&gt; [</w:t>
-      </w:r>
-    </w:p>
-    <w:p>
-      <w:pPr>
-        <w:rPr>
-          <w:rFonts w:ascii="Consolas" w:hAnsi="Consolas"/>
-          <w:sz w:val="17"/>
-        </w:rPr>
-      </w:pPr>
-      <w:r>
-        <w:rPr>
-          <w:rFonts w:ascii="Consolas" w:hAnsi="Consolas"/>
-          <w:sz w:val="17"/>
-        </w:rPr>
-        <w:t xml:space="preserve">                'type'    =&gt; 'DATETIME',</w:t>
-      </w:r>
-    </w:p>
-    <w:p>
-      <w:pPr>
-        <w:rPr>
-          <w:rFonts w:ascii="Consolas" w:hAnsi="Consolas"/>
-          <w:sz w:val="17"/>
-        </w:rPr>
-      </w:pPr>
-      <w:r>
-        <w:rPr>
-          <w:rFonts w:ascii="Consolas" w:hAnsi="Consolas"/>
-          <w:sz w:val="17"/>
-        </w:rPr>
-        <w:t xml:space="preserve">                'null'    =&gt; true,</w:t>
-      </w:r>
-    </w:p>
-    <w:p>
-      <w:pPr>
-        <w:rPr>
-          <w:rFonts w:ascii="Consolas" w:hAnsi="Consolas"/>
-          <w:sz w:val="17"/>
-        </w:rPr>
-      </w:pPr>
-      <w:r>
-        <w:rPr>
-          <w:rFonts w:ascii="Consolas" w:hAnsi="Consolas"/>
-          <w:sz w:val="17"/>
-        </w:rPr>
-        <w:t xml:space="preserve">                'comment' =&gt; 'Soft delete (deletedField do Model) - RN06.2',</w:t>
-      </w:r>
-    </w:p>
-    <w:p>
-      <w:pPr>
-        <w:rPr>
-          <w:rFonts w:ascii="Consolas" w:hAnsi="Consolas"/>
-          <w:sz w:val="17"/>
-        </w:rPr>
-      </w:pPr>
-      <w:r>
-        <w:rPr>
-          <w:rFonts w:ascii="Consolas" w:hAnsi="Consolas"/>
-          <w:sz w:val="17"/>
-        </w:rPr>
-        <w:t xml:space="preserve">            ],</w:t>
-      </w:r>
-    </w:p>
-    <w:p>
-      <w:pPr>
-        <w:rPr>
-          <w:rFonts w:ascii="Consolas" w:hAnsi="Consolas"/>
-          <w:sz w:val="17"/>
-        </w:rPr>
-      </w:pPr>
-      <w:r>
-        <w:rPr>
-          <w:rFonts w:ascii="Consolas" w:hAnsi="Consolas"/>
-          <w:sz w:val="17"/>
-        </w:rPr>
-        <w:t xml:space="preserve">        ]);</w:t>
-      </w:r>
-    </w:p>
-    <w:p>
-      <w:pPr>
-        <w:rPr>
-          <w:rFonts w:ascii="Consolas" w:hAnsi="Consolas"/>
-          <w:sz w:val="17"/>
-        </w:rPr>
-      </w:pPr>
-    </w:p>
-    <w:p>
-      <w:pPr>
-        <w:rPr>
-          <w:rFonts w:ascii="Consolas" w:hAnsi="Consolas"/>
-          <w:sz w:val="17"/>
-        </w:rPr>
-      </w:pPr>
-      <w:r>
-        <w:rPr>
-          <w:rFonts w:ascii="Consolas" w:hAnsi="Consolas"/>
-          <w:sz w:val="17"/>
-        </w:rPr>
-        <w:t xml:space="preserve">        $forge-&gt;addKey('cmd_id', true);</w:t>
-      </w:r>
-    </w:p>
-    <w:p>
-      <w:pPr>
-        <w:rPr>
-          <w:rFonts w:ascii="Consolas" w:hAnsi="Consolas"/>
-          <w:sz w:val="17"/>
-        </w:rPr>
-      </w:pPr>
-      <w:r>
-        <w:rPr>
-          <w:rFonts w:ascii="Consolas" w:hAnsi="Consolas"/>
-          <w:sz w:val="17"/>
-        </w:rPr>
-        <w:t xml:space="preserve">        $forge-&gt;addKey('pro_id');</w:t>
-      </w:r>
-    </w:p>
-    <w:p>
-      <w:pPr>
-        <w:rPr>
-          <w:rFonts w:ascii="Consolas" w:hAnsi="Consolas"/>
-          <w:sz w:val="17"/>
-        </w:rPr>
-      </w:pPr>
-      <w:r>
-        <w:rPr>
-          <w:rFonts w:ascii="Consolas" w:hAnsi="Consolas"/>
-          <w:sz w:val="17"/>
-        </w:rPr>
-        <w:t xml:space="preserve">        $forge-&gt;addKey('cmd_identificador');</w:t>
-      </w:r>
-    </w:p>
-    <w:p>
-      <w:pPr>
-        <w:rPr>
-          <w:rFonts w:ascii="Consolas" w:hAnsi="Consolas"/>
-          <w:sz w:val="17"/>
-        </w:rPr>
-      </w:pPr>
-    </w:p>
-    <w:p>
-      <w:pPr>
-        <w:rPr>
-          <w:rFonts w:ascii="Consolas" w:hAnsi="Consolas"/>
-          <w:sz w:val="17"/>
-        </w:rPr>
-      </w:pPr>
-      <w:r>
-        <w:rPr>
-          <w:rFonts w:ascii="Consolas" w:hAnsi="Consolas"/>
-          <w:sz w:val="17"/>
-        </w:rPr>
-        <w:t xml:space="preserve">        $forge-&gt;createTable('est_comodato', true);</w:t>
+        <w:t xml:space="preserve">        $db = db_connect('dbEstoque');</w:t>
+      </w:r>
+    </w:p>
+    <w:p>
+      <w:pPr>
+        <w:rPr>
+          <w:rFonts w:ascii="Consolas" w:hAnsi="Consolas"/>
+          <w:sz w:val="17"/>
+        </w:rPr>
+      </w:pPr>
+      <w:r>
+        <w:rPr>
+          <w:rFonts w:ascii="Consolas" w:hAnsi="Consolas"/>
+          <w:sz w:val="17"/>
+        </w:rPr>
+        <w:t xml:space="preserve">        $db-&gt;dropTable('est_comodato', true);</w:t>
       </w:r>
     </w:p>
     <w:p>
@@ -4943,22 +4891,21 @@
           <w:rFonts w:ascii="Consolas" w:hAnsi="Consolas"/>
           <w:sz w:val="17"/>
         </w:rPr>
-        <w:t xml:space="preserve">    public function down()</w:t>
-      </w:r>
-    </w:p>
-    <w:p>
-      <w:pPr>
-        <w:rPr>
-          <w:rFonts w:ascii="Consolas" w:hAnsi="Consolas"/>
-          <w:sz w:val="17"/>
-        </w:rPr>
-      </w:pPr>
-      <w:r>
-        <w:rPr>
-          <w:rFonts w:ascii="Consolas" w:hAnsi="Consolas"/>
-          <w:sz w:val="17"/>
-        </w:rPr>
-        <w:lastRenderedPageBreak/>
+        <w:t xml:space="preserve">    private function tableExists(string $group, string $table): bool</w:t>
+      </w:r>
+    </w:p>
+    <w:p>
+      <w:pPr>
+        <w:rPr>
+          <w:rFonts w:ascii="Consolas" w:hAnsi="Consolas"/>
+          <w:sz w:val="17"/>
+        </w:rPr>
+      </w:pPr>
+      <w:r>
+        <w:rPr>
+          <w:rFonts w:ascii="Consolas" w:hAnsi="Consolas"/>
+          <w:sz w:val="17"/>
+        </w:rPr>
         <w:t xml:space="preserve">    {</w:t>
       </w:r>
     </w:p>
@@ -4974,22 +4921,22 @@
           <w:rFonts w:ascii="Consolas" w:hAnsi="Consolas"/>
           <w:sz w:val="17"/>
         </w:rPr>
-        <w:t xml:space="preserve">        $db = db_connect('dbEstoque');</w:t>
-      </w:r>
-    </w:p>
-    <w:p>
-      <w:pPr>
-        <w:rPr>
-          <w:rFonts w:ascii="Consolas" w:hAnsi="Consolas"/>
-          <w:sz w:val="17"/>
-        </w:rPr>
-      </w:pPr>
-      <w:r>
-        <w:rPr>
-          <w:rFonts w:ascii="Consolas" w:hAnsi="Consolas"/>
-          <w:sz w:val="17"/>
-        </w:rPr>
-        <w:t xml:space="preserve">        $db-&gt;dropTable('est_comodato', true);</w:t>
+        <w:t xml:space="preserve">        $db = db_connect($group);</w:t>
+      </w:r>
+    </w:p>
+    <w:p>
+      <w:pPr>
+        <w:rPr>
+          <w:rFonts w:ascii="Consolas" w:hAnsi="Consolas"/>
+          <w:sz w:val="17"/>
+        </w:rPr>
+      </w:pPr>
+      <w:r>
+        <w:rPr>
+          <w:rFonts w:ascii="Consolas" w:hAnsi="Consolas"/>
+          <w:sz w:val="17"/>
+        </w:rPr>
+        <w:t xml:space="preserve">        return in_array($table, $db-&gt;listTables(), true);</w:t>
       </w:r>
     </w:p>
     <w:p>
@@ -5014,89 +4961,6 @@
           <w:sz w:val="17"/>
         </w:rPr>
       </w:pPr>
-    </w:p>
-    <w:p>
-      <w:pPr>
-        <w:rPr>
-          <w:rFonts w:ascii="Consolas" w:hAnsi="Consolas"/>
-          <w:sz w:val="17"/>
-        </w:rPr>
-      </w:pPr>
-      <w:r>
-        <w:rPr>
-          <w:rFonts w:ascii="Consolas" w:hAnsi="Consolas"/>
-          <w:sz w:val="17"/>
-        </w:rPr>
-        <w:t xml:space="preserve">    private function tableExists(string $group, string $table): bool</w:t>
-      </w:r>
-    </w:p>
-    <w:p>
-      <w:pPr>
-        <w:rPr>
-          <w:rFonts w:ascii="Consolas" w:hAnsi="Consolas"/>
-          <w:sz w:val="17"/>
-        </w:rPr>
-      </w:pPr>
-      <w:r>
-        <w:rPr>
-          <w:rFonts w:ascii="Consolas" w:hAnsi="Consolas"/>
-          <w:sz w:val="17"/>
-        </w:rPr>
-        <w:t xml:space="preserve">    {</w:t>
-      </w:r>
-    </w:p>
-    <w:p>
-      <w:pPr>
-        <w:rPr>
-          <w:rFonts w:ascii="Consolas" w:hAnsi="Consolas"/>
-          <w:sz w:val="17"/>
-        </w:rPr>
-      </w:pPr>
-      <w:r>
-        <w:rPr>
-          <w:rFonts w:ascii="Consolas" w:hAnsi="Consolas"/>
-          <w:sz w:val="17"/>
-        </w:rPr>
-        <w:t xml:space="preserve">        $db = db_connect($group);</w:t>
-      </w:r>
-    </w:p>
-    <w:p>
-      <w:pPr>
-        <w:rPr>
-          <w:rFonts w:ascii="Consolas" w:hAnsi="Consolas"/>
-          <w:sz w:val="17"/>
-        </w:rPr>
-      </w:pPr>
-      <w:r>
-        <w:rPr>
-          <w:rFonts w:ascii="Consolas" w:hAnsi="Consolas"/>
-          <w:sz w:val="17"/>
-        </w:rPr>
-        <w:t xml:space="preserve">        return in_array($table, $db-&gt;listTables(), true);</w:t>
-      </w:r>
-    </w:p>
-    <w:p>
-      <w:pPr>
-        <w:rPr>
-          <w:rFonts w:ascii="Consolas" w:hAnsi="Consolas"/>
-          <w:sz w:val="17"/>
-        </w:rPr>
-      </w:pPr>
-      <w:r>
-        <w:rPr>
-          <w:rFonts w:ascii="Consolas" w:hAnsi="Consolas"/>
-          <w:sz w:val="17"/>
-        </w:rPr>
-        <w:t xml:space="preserve">    }</w:t>
-      </w:r>
-    </w:p>
-    <w:p>
-      <w:pPr>
-        <w:rPr>
-          <w:rFonts w:ascii="Consolas" w:hAnsi="Consolas"/>
-          <w:sz w:val="17"/>
-        </w:rPr>
-      </w:pPr>
       <w:r>
         <w:rPr>
           <w:rFonts w:ascii="Consolas" w:hAnsi="Consolas"/>
@@ -5112,6 +4976,7 @@
     </w:p>
     <w:p>
       <w:pPr>
+        <w:jc w:val="both"/>
         <w:rPr>
           <w:i/>
           <w:color w:val="808080"/>
@@ -5122,7 +4987,7 @@
           <w:i/>
           <w:color w:val="808080"/>
         </w:rPr>
-        <w:t>Nota: NAO ha indice UNIQUE sobre cmd_identificador nesta migration - isso e proposital, conforme explicado na secao 4.3. Os indices addKey('pro_id') e addKey('cmd_identificador') sao indices normais (de performance), nao unicos.</w:t>
+        <w:t>Nota: NÃO há índice UNIQUE sobre cmd_identificador nesta migration - isso é proposital, conforme explicado na seção 4.3. Os índices addKey('pro_id') e addKey('cmd_identificador') são índices normais (de performance), não únicos.</w:t>
       </w:r>
     </w:p>
     <w:p>
@@ -5138,12 +5003,15 @@
       </w:pPr>
       <w:r>
         <w:lastRenderedPageBreak/>
-        <w:t>5. Detalhamento das Regras de Negocio</w:t>
-      </w:r>
-    </w:p>
-    <w:p>
-      <w:r>
-        <w:t>Cada linha abaixo segue o mesmo formato do exemplo fornecido: o que fazer, qual campo/tabela usar, qual biblioteca/componente do CeqWeb3 usar, e a mensagem padrao / observacoes relevantes.</w:t>
+        <w:t>5. Detalhamento das Regras de Negócio</w:t>
+      </w:r>
+    </w:p>
+    <w:p>
+      <w:pPr>
+        <w:jc w:val="both"/>
+      </w:pPr>
+      <w:r>
+        <w:t>Cada linha abaixo segue o mesmo formato do exemplo fornecido: o que fazer, qual campo/tabela usar, qual biblioteca/componente do CeqWeb3 usar, e a mensagem padrão / observações relevantes.</w:t>
       </w:r>
     </w:p>
     <w:p>
@@ -5151,7 +5019,7 @@
         <w:pStyle w:val="Ttulo2"/>
       </w:pPr>
       <w:r>
-        <w:t>5.1 Exibicao do registro (listagem)</w:t>
+        <w:t>5.1 Exibição do registro (listagem)</w:t>
       </w:r>
     </w:p>
     <w:tbl>
@@ -5178,12 +5046,6 @@
         <w:gridCol w:w="2672"/>
       </w:tblGrid>
       <w:tr>
-        <w:tblPrEx>
-          <w:tblCellMar>
-            <w:top w:w="0" w:type="dxa"/>
-            <w:bottom w:w="0" w:type="dxa"/>
-          </w:tblCellMar>
-        </w:tblPrEx>
         <w:tc>
           <w:tcPr>
             <w:tcW w:w="500" w:type="pct"/>
@@ -5264,18 +5126,12 @@
                 <w:b/>
                 <w:sz w:val="19"/>
               </w:rPr>
-              <w:t>Mensagem / Observacoes</w:t>
+              <w:t>Mensagem / Observações</w:t>
             </w:r>
           </w:p>
         </w:tc>
       </w:tr>
       <w:tr>
-        <w:tblPrEx>
-          <w:tblCellMar>
-            <w:top w:w="0" w:type="dxa"/>
-            <w:bottom w:w="0" w:type="dxa"/>
-          </w:tblCellMar>
-        </w:tblPrEx>
         <w:tc>
           <w:tcPr>
             <w:tcW w:w="500" w:type="pct"/>
@@ -5326,7 +5182,7 @@
               <w:rPr>
                 <w:sz w:val="19"/>
               </w:rPr>
-              <w:t>Tabela est_comodato (cmd_identificador, cmd_ativo) unida em PHP com dbProduto.pro_sap_produto (pro_codpro, pro_despro) via pro_id. View generica vw_lista.php + my_lista.js.</w:t>
+              <w:t>Tabela est_comodato (cmd_identificador, cmd_ativo) unida em PHP com dbProduto.pro_sap_produto (pro_codpro, pro_despro) via pro_id. View genérica vw_lista.php + my_lista.js.</w:t>
             </w:r>
           </w:p>
         </w:tc>
@@ -5344,18 +5200,12 @@
               <w:rPr>
                 <w:sz w:val="19"/>
               </w:rPr>
-              <w:t>-. Reaproveitar 100% o padrao de CfgCor::index()/lista() (app/Controllers/Config/CfgCor.php linhas 51-85).</w:t>
+              <w:t>-. Reaproveitar 100% o padrão de CfgCor::index()/lista() (app/Controllers/Config/CfgCor.php linhas 51-85).</w:t>
             </w:r>
           </w:p>
         </w:tc>
       </w:tr>
       <w:tr>
-        <w:tblPrEx>
-          <w:tblCellMar>
-            <w:top w:w="0" w:type="dxa"/>
-            <w:bottom w:w="0" w:type="dxa"/>
-          </w:tblCellMar>
-        </w:tblPrEx>
         <w:tc>
           <w:tcPr>
             <w:tcW w:w="500" w:type="pct"/>
@@ -5388,7 +5238,7 @@
               <w:rPr>
                 <w:sz w:val="19"/>
               </w:rPr>
-              <w:t>Disponibilizar botoes de acao (alterar, excluir, inativar/ativar) na linha de cada registro, usando os icones definidos na secao 5.2. Nao criar JS novo: usar as funcoes genericas excluir(url,registro) e ativInativ(url,registro,ativo) de my_default.js.</w:t>
+              <w:t>Disponibilizar botões de ação (alterar, excluir, inativar/ativar) na linha de cada registro, usando os ícones definidos na seção 5.2. Não criar JS novo: usar as funções genéricas excluir(url,registro) e ativInativ(url,registro,ativo) de my_default.js.</w:t>
             </w:r>
           </w:p>
         </w:tc>
@@ -5406,7 +5256,7 @@
               <w:rPr>
                 <w:sz w:val="19"/>
               </w:rPr>
-              <w:t>Coluna 'Acao' montada no array de colunas do Controller (mesmo padrao de CfgCor::lista()). O icone exibido depende de cmd_ativo.</w:t>
+              <w:t>Coluna 'Ação' montada no array de colunas do Controller (mesmo padrão de CfgCor::lista()). O ícone exibido depende de cmd_ativo.</w:t>
             </w:r>
           </w:p>
         </w:tc>
@@ -5440,7 +5290,7 @@
         <w:pStyle w:val="Ttulo2"/>
       </w:pPr>
       <w:r>
-        <w:t>5.2 Icones aplicaveis (coluna Acao) - reproduzido do documento original</w:t>
+        <w:t>5.2 Ícones aplicáveis (coluna Ação) - reproduzido do documento original</w:t>
       </w:r>
     </w:p>
     <w:tbl>
@@ -5466,12 +5316,6 @@
         <w:gridCol w:w="2548"/>
       </w:tblGrid>
       <w:tr>
-        <w:tblPrEx>
-          <w:tblCellMar>
-            <w:top w:w="0" w:type="dxa"/>
-            <w:bottom w:w="0" w:type="dxa"/>
-          </w:tblCellMar>
-        </w:tblPrEx>
         <w:tc>
           <w:tcPr>
             <w:tcW w:w="1000" w:type="pct"/>
@@ -5489,7 +5333,7 @@
                 <w:b/>
                 <w:sz w:val="19"/>
               </w:rPr>
-              <w:t>Acao</w:t>
+              <w:t>Ação</w:t>
             </w:r>
           </w:p>
         </w:tc>
@@ -5537,12 +5381,6 @@
         </w:tc>
       </w:tr>
       <w:tr>
-        <w:tblPrEx>
-          <w:tblCellMar>
-            <w:top w:w="0" w:type="dxa"/>
-            <w:bottom w:w="0" w:type="dxa"/>
-          </w:tblCellMar>
-        </w:tblPrEx>
         <w:tc>
           <w:tcPr>
             <w:tcW w:w="1000" w:type="pct"/>
@@ -5593,18 +5431,12 @@
               <w:rPr>
                 <w:sz w:val="19"/>
               </w:rPr>
-              <w:t>Texto: Alterar. Aumentar icone.</w:t>
+              <w:t>Texto: Alterar. Aumentar ícone.</w:t>
             </w:r>
           </w:p>
         </w:tc>
       </w:tr>
       <w:tr>
-        <w:tblPrEx>
-          <w:tblCellMar>
-            <w:top w:w="0" w:type="dxa"/>
-            <w:bottom w:w="0" w:type="dxa"/>
-          </w:tblCellMar>
-        </w:tblPrEx>
         <w:tc>
           <w:tcPr>
             <w:tcW w:w="1000" w:type="pct"/>
@@ -5655,18 +5487,12 @@
               <w:rPr>
                 <w:sz w:val="19"/>
               </w:rPr>
-              <w:t>Texto: Inativar. Aumentar icone.</w:t>
+              <w:t>Texto: Inativar. Aumentar ícone.</w:t>
             </w:r>
           </w:p>
         </w:tc>
       </w:tr>
       <w:tr>
-        <w:tblPrEx>
-          <w:tblCellMar>
-            <w:top w:w="0" w:type="dxa"/>
-            <w:bottom w:w="0" w:type="dxa"/>
-          </w:tblCellMar>
-        </w:tblPrEx>
         <w:tc>
           <w:tcPr>
             <w:tcW w:w="1000" w:type="pct"/>
@@ -5717,18 +5543,12 @@
               <w:rPr>
                 <w:sz w:val="19"/>
               </w:rPr>
-              <w:t>Texto: Ativar. Aumentar icone.</w:t>
+              <w:t>Texto: Ativar. Aumentar ícone.</w:t>
             </w:r>
           </w:p>
         </w:tc>
       </w:tr>
       <w:tr>
-        <w:tblPrEx>
-          <w:tblCellMar>
-            <w:top w:w="0" w:type="dxa"/>
-            <w:bottom w:w="0" w:type="dxa"/>
-          </w:tblCellMar>
-        </w:tblPrEx>
         <w:tc>
           <w:tcPr>
             <w:tcW w:w="1000" w:type="pct"/>
@@ -5779,7 +5599,7 @@
               <w:rPr>
                 <w:sz w:val="19"/>
               </w:rPr>
-              <w:t>Texto: Excluir. Aumentar icone.</w:t>
+              <w:t>Texto: Excluir. Aumentar ícone.</w:t>
             </w:r>
           </w:p>
         </w:tc>
@@ -5823,12 +5643,6 @@
         <w:gridCol w:w="2274"/>
       </w:tblGrid>
       <w:tr>
-        <w:tblPrEx>
-          <w:tblCellMar>
-            <w:top w:w="0" w:type="dxa"/>
-            <w:bottom w:w="0" w:type="dxa"/>
-          </w:tblCellMar>
-        </w:tblPrEx>
         <w:tc>
           <w:tcPr>
             <w:tcW w:w="450" w:type="pct"/>
@@ -5909,18 +5723,12 @@
                 <w:b/>
                 <w:sz w:val="19"/>
               </w:rPr>
-              <w:t>Mensagem / Observacoes</w:t>
+              <w:t>Mensagem / Observações</w:t>
             </w:r>
           </w:p>
         </w:tc>
       </w:tr>
       <w:tr>
-        <w:tblPrEx>
-          <w:tblCellMar>
-            <w:top w:w="0" w:type="dxa"/>
-            <w:bottom w:w="0" w:type="dxa"/>
-          </w:tblCellMar>
-        </w:tblPrEx>
         <w:tc>
           <w:tcPr>
             <w:tcW w:w="450" w:type="pct"/>
@@ -5953,7 +5761,7 @@
               <w:rPr>
                 <w:sz w:val="19"/>
               </w:rPr>
-              <w:t>Campo CÓD ERP: componente de busca/selecao de produto. Ao selecionar um produto, gravar em pro_id o pro_id correspondente.</w:t>
+              <w:t>Campo CÓD ERP: componente de busca/seleção de produto. Ao selecionar um produto, gravar em pro_id o pro_id correspondente.</w:t>
             </w:r>
           </w:p>
         </w:tc>
@@ -5971,7 +5779,7 @@
               <w:rPr>
                 <w:sz w:val="19"/>
               </w:rPr>
-              <w:t>Buscar em dbProduto.pro_sap_produto.pro_codpro (exibido) / pro_id (efetivamente gravado). Biblioteca MyCampo, metodo crSelbusca(), com setUrlBusca(base_url('buscas/buscaProduto')) e setObrigatorio(true).</w:t>
+              <w:t>Buscar em dbProduto.pro_sap_produto.pro_codpro (exibido) / pro_id (efetivamente gravado). Biblioteca MyCampo, método crSelbusca(), com setUrlBusca(base_url('buscas/buscaProduto')) e setObrigatorio(true).</w:t>
             </w:r>
           </w:p>
         </w:tc>
@@ -5989,18 +5797,12 @@
               <w:rPr>
                 <w:sz w:val="19"/>
               </w:rPr>
-              <w:t>Campo obrigatorio (RN03.5). Correcao de nomenclatura: o grupo de conexao correto e dbProduto (singular), tabela pro_sap_produto, coluna pro_codpro - ver App\Config\Database.php linhas 90-94.</w:t>
+              <w:t>Campo obrigatório (RN03.5). Correção de nomenclatura: o grupo de conexão correto é dbProduto (singular), tabela pro_sap_produto, coluna pro_codpro - ver App\Config\Database.php linhas 90-94.</w:t>
             </w:r>
           </w:p>
         </w:tc>
       </w:tr>
       <w:tr>
-        <w:tblPrEx>
-          <w:tblCellMar>
-            <w:top w:w="0" w:type="dxa"/>
-            <w:bottom w:w="0" w:type="dxa"/>
-          </w:tblCellMar>
-        </w:tblPrEx>
         <w:tc>
           <w:tcPr>
             <w:tcW w:w="450" w:type="pct"/>
@@ -6033,7 +5835,7 @@
               <w:rPr>
                 <w:sz w:val="19"/>
               </w:rPr>
-              <w:t>Campo Descricao: exibir a descricao do produto selecionado em RN03.1, sempre somente leitura, sem permitir alteracao.</w:t>
+              <w:t>Campo Descrição: exibir a descrição do produto selecionado em RN03.1, sempre somente leitura, sem permitir alteração.</w:t>
             </w:r>
           </w:p>
         </w:tc>
@@ -6051,7 +5853,7 @@
               <w:rPr>
                 <w:sz w:val="19"/>
               </w:rPr>
-              <w:t>dbProduto.pro_sap_produto.pro_despro, buscado a partir de pro_id. Biblioteca MyCampo, metodo crInput() com setLeitura(true) (gera readonly + disabled automaticamente - MyCampo.php linhas 686-694).</w:t>
+              <w:t>dbProduto.pro_sap_produto.pro_despro, buscado a partir de pro_id. Biblioteca MyCampo, método crInput() com setLeitura(true) (gera readonly + disabled automaticamente - MyCampo.php linhas 686-694).</w:t>
             </w:r>
           </w:p>
         </w:tc>
@@ -6069,18 +5871,12 @@
               <w:rPr>
                 <w:sz w:val="19"/>
               </w:rPr>
-              <w:t>Nao criar coluna propria para descricao na tabela est_comodato - o valor e sempre buscado ao vivo (ver secao 4.2).</w:t>
+              <w:t>Não criar coluna própria para descrição na tabela est_comodato - o valor é sempre buscado ao vivo (ver seção 4.2).</w:t>
             </w:r>
           </w:p>
         </w:tc>
       </w:tr>
       <w:tr>
-        <w:tblPrEx>
-          <w:tblCellMar>
-            <w:top w:w="0" w:type="dxa"/>
-            <w:bottom w:w="0" w:type="dxa"/>
-          </w:tblCellMar>
-        </w:tblPrEx>
         <w:tc>
           <w:tcPr>
             <w:tcW w:w="450" w:type="pct"/>
@@ -6113,7 +5909,7 @@
               <w:rPr>
                 <w:sz w:val="19"/>
               </w:rPr>
-              <w:t>Campo ID: campo de texto para digitacao ou leitura via leitor de codigo de barras (o leitor funciona como teclado, nao exige biblioteca adicional).</w:t>
+              <w:t>Campo ID: campo de texto para digitação ou leitura via leitor de código de barras (o leitor funciona como teclado, não exige biblioteca adicional).</w:t>
             </w:r>
           </w:p>
         </w:tc>
@@ -6131,7 +5927,7 @@
               <w:rPr>
                 <w:sz w:val="19"/>
               </w:rPr>
-              <w:t>est_comodato.cmd_identificador (novo campo). Biblioteca MyCampo, metodo crInput(), com setObrigatorio(true) e setMaxLength(15).</w:t>
+              <w:t>est_comodato.cmd_identificador (novo campo). Biblioteca MyCampo, método crInput(), com setObrigatorio(true) e setMaxLength(15).</w:t>
             </w:r>
           </w:p>
         </w:tc>
@@ -6149,18 +5945,12 @@
               <w:rPr>
                 <w:sz w:val="19"/>
               </w:rPr>
-              <w:t>Obrigatorio, alfanumerico, 15 caracteres (RN03.5). E o campo usado na regra de unicidade entre ativos (ver RN03.6 abaixo e secao 4.3).</w:t>
+              <w:t>Obrigatório, alfanumérico, 15 caracteres (RN03.5). É o campo usado na regra de unicidade entre ativos (ver RN03.6 abaixo e seção 4.3).</w:t>
             </w:r>
           </w:p>
         </w:tc>
       </w:tr>
       <w:tr>
-        <w:tblPrEx>
-          <w:tblCellMar>
-            <w:top w:w="0" w:type="dxa"/>
-            <w:bottom w:w="0" w:type="dxa"/>
-          </w:tblCellMar>
-        </w:tblPrEx>
         <w:tc>
           <w:tcPr>
             <w:tcW w:w="450" w:type="pct"/>
@@ -6193,7 +5983,7 @@
               <w:rPr>
                 <w:sz w:val="19"/>
               </w:rPr>
-              <w:t>Se o usuario clicar em cancelar ou fora da tela apos ja ter alterado algum campo, exibir confirmacao antes de descartar.</w:t>
+              <w:t>Se o usuário clicar em cancelar ou fora da tela após já ter alterado algum campo, exibir confirmação antes de descartar.</w:t>
             </w:r>
           </w:p>
         </w:tc>
@@ -6211,7 +6001,7 @@
               <w:rPr>
                 <w:sz w:val="19"/>
               </w:rPr>
-              <w:t>Reaproveitar o mecanismo generico de deteccao de 'formulario alterado' ja usado em vw_edicao.php nas demais telas de cadastro - nao criar logica propria.</w:t>
+              <w:t>Reaproveitar o mecanismo genérico de detecção de 'formulario alterado' já usado em vw_edicao.php nas demais telas de cadastro - não criar lógica própria.</w:t>
             </w:r>
           </w:p>
         </w:tc>
@@ -6229,18 +6019,12 @@
               <w:rPr>
                 <w:sz w:val="19"/>
               </w:rPr>
-              <w:t>Mensagem ID 2. ATENCAO: nao foi encontrado nenhum uso deste ID no codigo-fonte atual do sistema - confirmar/cadastrar na tela CfgMensagem antes de implementar (ver secao 3.7).</w:t>
+              <w:t>Mensagem ID 2. ATENÇÃO: não foi encontrado nenhum uso deste ID no código-fonte atual do sistema - confirmar/cadastrar na tela CfgMensagem antes de implementar (ver seção 3.7).</w:t>
             </w:r>
           </w:p>
         </w:tc>
       </w:tr>
       <w:tr>
-        <w:tblPrEx>
-          <w:tblCellMar>
-            <w:top w:w="0" w:type="dxa"/>
-            <w:bottom w:w="0" w:type="dxa"/>
-          </w:tblCellMar>
-        </w:tblPrEx>
         <w:tc>
           <w:tcPr>
             <w:tcW w:w="450" w:type="pct"/>
@@ -6273,14 +6057,14 @@
               <w:rPr>
                 <w:sz w:val="19"/>
               </w:rPr>
-              <w:t xml:space="preserve">Nao permitir salvar sem os campos obrigatorios preenchidos; destacar em vermelho o(s) </w:t>
+              <w:t xml:space="preserve">Não permitir salvar sem os campos obrigatórios preenchidos; </w:t>
             </w:r>
             <w:r>
               <w:rPr>
                 <w:sz w:val="19"/>
               </w:rPr>
               <w:lastRenderedPageBreak/>
-              <w:t>campo(s) faltante(s).</w:t>
+              <w:t>destacar em vermelho o(s) campo(s) faltante(s).</w:t>
             </w:r>
           </w:p>
         </w:tc>
@@ -6299,14 +6083,14 @@
                 <w:sz w:val="19"/>
               </w:rPr>
               <w:lastRenderedPageBreak/>
-              <w:t xml:space="preserve">pro_id e cmd_identificador. $validationRules no Model (lado servidor) + setObrigatorio(true) do MyCampo (lado cliente - o proprio componente ja gera o atributo required e o destaque visual, ver </w:t>
+              <w:t xml:space="preserve">pro_id e cmd_identificador. $validationRules no Model (lado servidor) + setObrigatorio(true) do MyCampo (lado cliente - o próprio componente já gera o </w:t>
             </w:r>
             <w:r>
               <w:rPr>
                 <w:sz w:val="19"/>
               </w:rPr>
               <w:lastRenderedPageBreak/>
-              <w:t>MyCampo.php propriedades() linhas 696-706).</w:t>
+              <w:t>atributo required e o destaque visual, ver MyCampo.php propriedades() linhas 696-706).</w:t>
             </w:r>
           </w:p>
         </w:tc>
@@ -6325,25 +6109,19 @@
                 <w:sz w:val="19"/>
               </w:rPr>
               <w:lastRenderedPageBreak/>
-              <w:t xml:space="preserve">Nao e necessario codificar o highlight vermelho manualmente - e um comportamento padrao do componente </w:t>
+              <w:t xml:space="preserve">Não é necessário codificar o highlight vermelho manualmente - é um comportamento </w:t>
             </w:r>
             <w:r>
               <w:rPr>
                 <w:sz w:val="19"/>
               </w:rPr>
               <w:lastRenderedPageBreak/>
-              <w:t>MyCampo ja usado em todas as telas.</w:t>
+              <w:t>padrão do componente MyCampo já usado em todas as telas.</w:t>
             </w:r>
           </w:p>
         </w:tc>
       </w:tr>
       <w:tr>
-        <w:tblPrEx>
-          <w:tblCellMar>
-            <w:top w:w="0" w:type="dxa"/>
-            <w:bottom w:w="0" w:type="dxa"/>
-          </w:tblCellMar>
-        </w:tblPrEx>
         <w:tc>
           <w:tcPr>
             <w:tcW w:w="450" w:type="pct"/>
@@ -6377,7 +6155,7 @@
               <w:rPr>
                 <w:sz w:val="19"/>
               </w:rPr>
-              <w:t>Ao salvar novo registro, checar se o ID (cmd_identificador) ja existe em outro registro ATIVO; se sim, bloquear e destacar o campo.</w:t>
+              <w:t>Ao salvar novo registro, checar se o ID (cmd_identificador) já existe em outro registro ATIVO; se sim, bloquear e destacar o campo.</w:t>
             </w:r>
           </w:p>
         </w:tc>
@@ -6395,7 +6173,7 @@
               <w:rPr>
                 <w:sz w:val="19"/>
               </w:rPr>
-              <w:t>CommonModel::verificaUnico($model, 'cmd_identificador', $valor, 'cmd_id', $id, 'cmd_ativo', 'A'), chamada ANTES de abrir a transacao em store().</w:t>
+              <w:t>CommonModel::verificaUnico($model, 'cmd_identificador', $valor, 'cmd_id', $id, 'cmd_ativo', 'A'), chamada ANTES de abrir a transação em store().</w:t>
             </w:r>
           </w:p>
         </w:tc>
@@ -6413,7 +6191,7 @@
               <w:rPr>
                 <w:sz w:val="19"/>
               </w:rPr>
-              <w:t>Mensagem ID 8 (confirmar se o texto ja cadastrado serve, ou criar ID proprio - ver secao 3.7). Explicacao completa da arquitetura desta regra na secao 4.3.</w:t>
+              <w:t>Mensagem ID 8 (confirmar se o texto já cadastrado serve, ou criar ID próprio - ver seção 3.7). Explicação completa da arquitetura desta regra na seção 4.3.</w:t>
             </w:r>
           </w:p>
         </w:tc>
@@ -6456,12 +6234,6 @@
         <w:gridCol w:w="1268"/>
       </w:tblGrid>
       <w:tr>
-        <w:tblPrEx>
-          <w:tblCellMar>
-            <w:top w:w="0" w:type="dxa"/>
-            <w:bottom w:w="0" w:type="dxa"/>
-          </w:tblCellMar>
-        </w:tblPrEx>
         <w:tc>
           <w:tcPr>
             <w:tcW w:w="450" w:type="pct"/>
@@ -6542,18 +6314,12 @@
                 <w:b/>
                 <w:sz w:val="19"/>
               </w:rPr>
-              <w:t>Mensagem / Observacoes</w:t>
+              <w:t>Mensagem / Observações</w:t>
             </w:r>
           </w:p>
         </w:tc>
       </w:tr>
       <w:tr>
-        <w:tblPrEx>
-          <w:tblCellMar>
-            <w:top w:w="0" w:type="dxa"/>
-            <w:bottom w:w="0" w:type="dxa"/>
-          </w:tblCellMar>
-        </w:tblPrEx>
         <w:tc>
           <w:tcPr>
             <w:tcW w:w="450" w:type="pct"/>
@@ -6586,7 +6352,7 @@
               <w:rPr>
                 <w:sz w:val="19"/>
               </w:rPr>
-              <w:t>Se o usuario clicar em cancelar apos ja ter alterado algum campo, exibir confirmacao antes de descartar (mesma logica de RN03.4, agora no fluxo de edicao).</w:t>
+              <w:t>Se o usuário clicar em cancelar após já ter alterado algum campo, exibir confirmação antes de descartar (mesma lógica de RN03.4, agora no fluxo de edição).</w:t>
             </w:r>
           </w:p>
         </w:tc>
@@ -6604,7 +6370,7 @@
               <w:rPr>
                 <w:sz w:val="19"/>
               </w:rPr>
-              <w:t>Mesmo mecanismo generico de vw_edicao.php.</w:t>
+              <w:t>Mesmo mecanismo genérico de vw_edicao.php.</w:t>
             </w:r>
           </w:p>
         </w:tc>
@@ -6622,18 +6388,12 @@
               <w:rPr>
                 <w:sz w:val="19"/>
               </w:rPr>
-              <w:t>Mensagem ID 2 (mesma observacao da RN03.4 - confirmar/cadastrar na tela CfgMensagem).</w:t>
+              <w:t>Mensagem ID 2 (mesma observação da RN03.4 - confirmar/cadastrar na tela CfgMensagem).</w:t>
             </w:r>
           </w:p>
         </w:tc>
       </w:tr>
       <w:tr>
-        <w:tblPrEx>
-          <w:tblCellMar>
-            <w:top w:w="0" w:type="dxa"/>
-            <w:bottom w:w="0" w:type="dxa"/>
-          </w:tblCellMar>
-        </w:tblPrEx>
         <w:tc>
           <w:tcPr>
             <w:tcW w:w="450" w:type="pct"/>
@@ -6666,14 +6426,14 @@
               <w:rPr>
                 <w:sz w:val="19"/>
               </w:rPr>
-              <w:t xml:space="preserve">Ao salvar uma alteracao, se o numero do ID (cmd_identificador) foi alterado, validar se o novo valor ja esta em uso em outro registro </w:t>
+              <w:t xml:space="preserve">Ao salvar uma alteração, se o número do ID (cmd_identificador) foi alterado, validar se o </w:t>
             </w:r>
             <w:r>
               <w:rPr>
                 <w:sz w:val="19"/>
               </w:rPr>
               <w:lastRenderedPageBreak/>
-              <w:t>ATIVO; se sim, nao salvar e destacar o campo.</w:t>
+              <w:t>novo valor já está em uso em outro registro ATIVO; se sim, não salvar e destacar o campo.</w:t>
             </w:r>
           </w:p>
         </w:tc>
@@ -6692,7 +6452,7 @@
                 <w:sz w:val="19"/>
               </w:rPr>
               <w:lastRenderedPageBreak/>
-              <w:t>Mesma chamada de RN03.6: CommonModel::verificaUnico($model,'cmd_identificador',$valor,'cmd_id',$id,'cmd_ativo','A'), passando o cmd_id do registro em edicao como $id.</w:t>
+              <w:t>Mesma chamada de RN03.6: CommonModel::verificaUnico($model,'cmd_identificador',$valor,'cmd_id',$id,'cmd_ativo','A'), passando o cmd_id do registro em edição como $id.</w:t>
             </w:r>
           </w:p>
         </w:tc>
@@ -6710,18 +6470,19 @@
               <w:rPr>
                 <w:sz w:val="19"/>
               </w:rPr>
-              <w:t>Mensagem ID 8. Ver explicacao completa (por que isso e feito em PHP e nao com indice unico de banco) na secao 4.3.</w:t>
+              <w:t xml:space="preserve">Mensagem ID 8. Ver explicação completa (por que isso é feito em PHP e não com índice único de </w:t>
+            </w:r>
+            <w:r>
+              <w:rPr>
+                <w:sz w:val="19"/>
+              </w:rPr>
+              <w:lastRenderedPageBreak/>
+              <w:t>banco) na seção 4.3.</w:t>
             </w:r>
           </w:p>
         </w:tc>
       </w:tr>
       <w:tr>
-        <w:tblPrEx>
-          <w:tblCellMar>
-            <w:top w:w="0" w:type="dxa"/>
-            <w:bottom w:w="0" w:type="dxa"/>
-          </w:tblCellMar>
-        </w:tblPrEx>
         <w:tc>
           <w:tcPr>
             <w:tcW w:w="450" w:type="pct"/>
@@ -6736,6 +6497,7 @@
               <w:rPr>
                 <w:sz w:val="19"/>
               </w:rPr>
+              <w:lastRenderedPageBreak/>
               <w:t>RN04.3</w:t>
             </w:r>
           </w:p>
@@ -6754,7 +6516,7 @@
               <w:rPr>
                 <w:sz w:val="19"/>
               </w:rPr>
-              <w:t>Se houver alteracao de outros campos (sem envolver o ID), salvar normalmente.</w:t>
+              <w:t>Se houver alteração de outros campos (sem envolver o ID), salvar normalmente.</w:t>
             </w:r>
           </w:p>
         </w:tc>
@@ -6772,7 +6534,7 @@
               <w:rPr>
                 <w:sz w:val="19"/>
               </w:rPr>
-              <w:t>Fluxo padrao de update do Model (Model::save($entity) dentro de transBegin/transCommit), igual ao restante do store() usado para RN03.6, agora em modo edicao.</w:t>
+              <w:t>Fluxo padrão de update do Model (Model::save($entity) dentro de transBegin/transCommit), igual ao restante do store() usado para RN03.6, agora em modo edição.</w:t>
             </w:r>
           </w:p>
         </w:tc>
@@ -6833,12 +6595,6 @@
         <w:gridCol w:w="1569"/>
       </w:tblGrid>
       <w:tr>
-        <w:tblPrEx>
-          <w:tblCellMar>
-            <w:top w:w="0" w:type="dxa"/>
-            <w:bottom w:w="0" w:type="dxa"/>
-          </w:tblCellMar>
-        </w:tblPrEx>
         <w:tc>
           <w:tcPr>
             <w:tcW w:w="450" w:type="pct"/>
@@ -6919,18 +6675,12 @@
                 <w:b/>
                 <w:sz w:val="19"/>
               </w:rPr>
-              <w:t>Mensagem / Observacoes</w:t>
+              <w:t>Mensagem / Observações</w:t>
             </w:r>
           </w:p>
         </w:tc>
       </w:tr>
       <w:tr>
-        <w:tblPrEx>
-          <w:tblCellMar>
-            <w:top w:w="0" w:type="dxa"/>
-            <w:bottom w:w="0" w:type="dxa"/>
-          </w:tblCellMar>
-        </w:tblPrEx>
         <w:tc>
           <w:tcPr>
             <w:tcW w:w="450" w:type="pct"/>
@@ -6963,7 +6713,7 @@
               <w:rPr>
                 <w:sz w:val="19"/>
               </w:rPr>
-              <w:t>Na listagem, coluna Acao, disponibilizar alternancia entre ativo e inativo.</w:t>
+              <w:t>Na listagem, coluna Ação, disponibilizar alternância entre ativo e inativo.</w:t>
             </w:r>
           </w:p>
         </w:tc>
@@ -6981,7 +6731,7 @@
               <w:rPr>
                 <w:sz w:val="19"/>
               </w:rPr>
-              <w:t>est_comodato.cmd_ativo, alternado pelo metodo Controller::ativinativ($id,$tipo). Icones definidos na secao 5.2, acionados por my_default.js -&gt; ativInativ(url,registro,ativo).</w:t>
+              <w:t>est_comodato.cmd_ativo, alternado pelo método Controller::ativinativ($id,$tipo). Ícones definidos na seção 5.2, acionados por my_default.js -&gt; ativInativ(url,registro,ativo).</w:t>
             </w:r>
           </w:p>
         </w:tc>
@@ -6999,18 +6749,12 @@
               <w:rPr>
                 <w:sz w:val="19"/>
               </w:rPr>
-              <w:t>O termo 'radio button' do documento original corresponde, na pratica, ao par de icones de alternancia (toggle) da secao 5.2, e nao a um &lt;input type=radio&gt; literal - e assim que o restante do sistema implementa essa mesma regra em outras telas.</w:t>
+              <w:t>O termo 'radio button' do documento original corresponde, na prática, ao par de ícones de alternância (toggle) da seção 5.2, e não a um &lt;input type=radio&gt; literal - e assim que o restante do sistema implementa essa mesma regra em outras telas.</w:t>
             </w:r>
           </w:p>
         </w:tc>
       </w:tr>
       <w:tr>
-        <w:tblPrEx>
-          <w:tblCellMar>
-            <w:top w:w="0" w:type="dxa"/>
-            <w:bottom w:w="0" w:type="dxa"/>
-          </w:tblCellMar>
-        </w:tblPrEx>
         <w:tc>
           <w:tcPr>
             <w:tcW w:w="450" w:type="pct"/>
@@ -7025,6 +6769,7 @@
               <w:rPr>
                 <w:sz w:val="19"/>
               </w:rPr>
+              <w:lastRenderedPageBreak/>
               <w:t>RN05.2</w:t>
             </w:r>
           </w:p>
@@ -7043,7 +6788,7 @@
               <w:rPr>
                 <w:sz w:val="19"/>
               </w:rPr>
-              <w:t>Sempre que a acao de inativar for acionada, exibir confirmacao antes de efetivar.</w:t>
+              <w:t>Sempre que a ação de inativar for acionada, exibir confirmação antes de efetivar.</w:t>
             </w:r>
           </w:p>
         </w:tc>
@@ -7061,7 +6806,7 @@
               <w:rPr>
                 <w:sz w:val="19"/>
               </w:rPr>
-              <w:t>Funcao JS generica ativInativ() de my_default.js.</w:t>
+              <w:t>Função JS genérica ativInativ() de my_default.js.</w:t>
             </w:r>
           </w:p>
         </w:tc>
@@ -7079,14 +6824,7 @@
               <w:rPr>
                 <w:sz w:val="19"/>
               </w:rPr>
-              <w:t xml:space="preserve">Mensagem ID 4 - ja existe e ja e disparada automaticamente pela funcao generica; nenhuma acao </w:t>
-            </w:r>
-            <w:r>
-              <w:rPr>
-                <w:sz w:val="19"/>
-              </w:rPr>
-              <w:lastRenderedPageBreak/>
-              <w:t>extra necessaria no Controller.</w:t>
+              <w:t>Mensagem ID 4 - já existe e já é disparada automaticamente pela função genérica; nenhuma ação extra necessária no Controller.</w:t>
             </w:r>
           </w:p>
         </w:tc>
@@ -7094,7 +6832,6 @@
     </w:tbl>
     <w:p>
       <w:r>
-        <w:lastRenderedPageBreak/>
         <w:t xml:space="preserve"> </w:t>
       </w:r>
     </w:p>
@@ -7130,12 +6867,6 @@
         <w:gridCol w:w="1492"/>
       </w:tblGrid>
       <w:tr>
-        <w:tblPrEx>
-          <w:tblCellMar>
-            <w:top w:w="0" w:type="dxa"/>
-            <w:bottom w:w="0" w:type="dxa"/>
-          </w:tblCellMar>
-        </w:tblPrEx>
         <w:tc>
           <w:tcPr>
             <w:tcW w:w="450" w:type="pct"/>
@@ -7216,18 +6947,12 @@
                 <w:b/>
                 <w:sz w:val="19"/>
               </w:rPr>
-              <w:t>Mensagem / Observacoes</w:t>
+              <w:t>Mensagem / Observações</w:t>
             </w:r>
           </w:p>
         </w:tc>
       </w:tr>
       <w:tr>
-        <w:tblPrEx>
-          <w:tblCellMar>
-            <w:top w:w="0" w:type="dxa"/>
-            <w:bottom w:w="0" w:type="dxa"/>
-          </w:tblCellMar>
-        </w:tblPrEx>
         <w:tc>
           <w:tcPr>
             <w:tcW w:w="450" w:type="pct"/>
@@ -7260,7 +6985,7 @@
               <w:rPr>
                 <w:sz w:val="19"/>
               </w:rPr>
-              <w:t>Nao permitir excluir um registro de Comodato que ja possua dados gravados na tela T51.</w:t>
+              <w:t>Não permitir excluir um registro de Comodato que já possua dados gravados na tela T51.</w:t>
             </w:r>
           </w:p>
         </w:tc>
@@ -7278,7 +7003,7 @@
               <w:rPr>
                 <w:sz w:val="19"/>
               </w:rPr>
-              <w:t>No inicio de Controller::delete($id), chamar $this-&gt;verificarUsoEmRelacionamentos('est_comodato','cmd_id',(int)$id) (trait ForeignKeyUsageChecker). Em caso de excecao, responder com erro.</w:t>
+              <w:t>No início de Controller::delete($id), chamar $this-&gt;verificarUsoEmRelacionamentos('est_comodato','cmd_id',(int)$id) (trait ForeignKeyUsageChecker). Em caso de exceção, responder com erro.</w:t>
             </w:r>
           </w:p>
         </w:tc>
@@ -7296,18 +7021,12 @@
               <w:rPr>
                 <w:sz w:val="19"/>
               </w:rPr>
-              <w:t>Mensagem ID 3 (ja existe, usada por CfgCor e OcoOcorrencia para o mesmo tipo de bloqueio). Ver explicacao completa (checagem dinamica, exigencia de nomenclatura para a futura tabela de T51) na secao 4.4.</w:t>
+              <w:t>Mensagem ID 3 (já existe, usada por CfgCor e OcoOcorrencia para o mesmo tipo de bloqueio). Ver explicação completa (checagem dinâmica, exigência de nomenclatura para a futura tabela de T51) na seção 4.4.</w:t>
             </w:r>
           </w:p>
         </w:tc>
       </w:tr>
       <w:tr>
-        <w:tblPrEx>
-          <w:tblCellMar>
-            <w:top w:w="0" w:type="dxa"/>
-            <w:bottom w:w="0" w:type="dxa"/>
-          </w:tblCellMar>
-        </w:tblPrEx>
         <w:tc>
           <w:tcPr>
             <w:tcW w:w="450" w:type="pct"/>
@@ -7340,7 +7059,7 @@
               <w:rPr>
                 <w:sz w:val="19"/>
               </w:rPr>
-              <w:t>Sempre que a acao de excluir for acionada e o registro NAO tiver dependencias, exibir confirmacao e, apos confirmar, excluir.</w:t>
+              <w:t>Sempre que a ação de excluir for acionada e o registro NÃO tiver dependências, exibir confirmação e, após confirmar, excluir.</w:t>
             </w:r>
           </w:p>
         </w:tc>
@@ -7358,7 +7077,7 @@
               <w:rPr>
                 <w:sz w:val="19"/>
               </w:rPr>
-              <w:t>Funcao JS generica excluir(url,registro) de my_default.js dispara a confirmacao; Controller::delete() executa o soft delete (Model::delete($id), pois $useSoftDeletes=true) e retorna sucesso.</w:t>
+              <w:t>Função JS genérica excluir(url,registro) de my_default.js dispara a confirmação; Controller::delete() executa o soft delete (Model::delete($id), pois $useSoftDeletes=true) e retorna sucesso.</w:t>
             </w:r>
           </w:p>
         </w:tc>
@@ -7376,7 +7095,7 @@
               <w:rPr>
                 <w:sz w:val="19"/>
               </w:rPr>
-              <w:t>Mensagem ID 1 - ja existe e ja e disparada automaticamente; nenhuma acao extra necessaria no Controller alem do fluxo padrao descrito acima.</w:t>
+              <w:t>Mensagem ID 1 - já existe e já é disparada automaticamente; nenhuma ação extra necessária no Controller além do fluxo padrão descrito acima.</w:t>
             </w:r>
           </w:p>
         </w:tc>
@@ -7389,6 +7108,7 @@
     </w:p>
     <w:p>
       <w:r>
+        <w:lastRenderedPageBreak/>
         <w:br w:type="page"/>
       </w:r>
     </w:p>
@@ -7400,13 +7120,16 @@
       </w:pPr>
       <w:r>
         <w:lastRenderedPageBreak/>
-        <w:t>6. Checklist de Entrega (Definicao de Pronto)</w:t>
-      </w:r>
-    </w:p>
-    <w:p>
+        <w:t>6. Checklist de Entrega (Definição de Pronto)</w:t>
+      </w:r>
+    </w:p>
+    <w:p>
+      <w:pPr>
+        <w:jc w:val="both"/>
+      </w:pPr>
       <w:sdt>
         <w:sdtPr>
-          <w:id w:val="-892353419"/>
+          <w:id w:val="689655201"/>
           <w14:checkbox>
             <w14:checked w14:val="0"/>
             <w14:checkedState w14:val="2612" w14:font="MS Gothic"/>
@@ -7423,13 +7146,16 @@
         </w:sdtContent>
       </w:sdt>
       <w:r>
-        <w:t xml:space="preserve">  Migration executada (php spark migrate) criando a tabela est_comodato no banco dbEstoque, conforme secao 4.5.</w:t>
-      </w:r>
-    </w:p>
-    <w:p>
+        <w:t xml:space="preserve">  Migration executada (php spark migrate) criando a tabela est_comodato no banco dbEstoque, conforme seção 4.5.</w:t>
+      </w:r>
+    </w:p>
+    <w:p>
+      <w:pPr>
+        <w:jc w:val="both"/>
+      </w:pPr>
       <w:sdt>
         <w:sdtPr>
-          <w:id w:val="-209657590"/>
+          <w:id w:val="85580610"/>
           <w14:checkbox>
             <w14:checked w14:val="0"/>
             <w14:checkedState w14:val="2612" w14:font="MS Gothic"/>
@@ -7446,13 +7172,16 @@
         </w:sdtContent>
       </w:sdt>
       <w:r>
-        <w:t xml:space="preserve">  Model EstoquComodatoModel criado em app/Models/Estoqu/ com todas as propriedades e metodos customizados da secao 3.2.</w:t>
-      </w:r>
-    </w:p>
-    <w:p>
+        <w:t xml:space="preserve">  Model EstoquComodatoModel criado em app/Models/Estoqu/ com todas as propriedades e métodos customizados da seção 3.2.</w:t>
+      </w:r>
+    </w:p>
+    <w:p>
+      <w:pPr>
+        <w:jc w:val="both"/>
+      </w:pPr>
       <w:sdt>
         <w:sdtPr>
-          <w:id w:val="2101446741"/>
+          <w:id w:val="1307520297"/>
           <w14:checkbox>
             <w14:checked w14:val="0"/>
             <w14:checkedState w14:val="2612" w14:font="MS Gothic"/>
@@ -7469,13 +7198,16 @@
         </w:sdtContent>
       </w:sdt>
       <w:r>
-        <w:t xml:space="preserve">  Entity EntEstComodato criada em app/Entities/Estoque/ com defCampos($show) cobrindo os 3 campos do formulario (RN03.1 a RN03.3, secao 5.3).</w:t>
-      </w:r>
-    </w:p>
-    <w:p>
+        <w:t xml:space="preserve">  Entity EntEstComodato criada em app/Entities/Estoque/ com defCampos($show) cobrindo os 3 campos do formulario (RN03.1 a RN03.3, seção 5.3).</w:t>
+      </w:r>
+    </w:p>
+    <w:p>
+      <w:pPr>
+        <w:jc w:val="both"/>
+      </w:pPr>
       <w:sdt>
         <w:sdtPr>
-          <w:id w:val="-485243769"/>
+          <w:id w:val="-684514333"/>
           <w14:checkbox>
             <w14:checked w14:val="0"/>
             <w14:checkedState w14:val="2612" w14:font="MS Gothic"/>
@@ -7492,13 +7224,16 @@
         </w:sdtContent>
       </w:sdt>
       <w:r>
-        <w:t xml:space="preserve">  Controller Comodato criado em app/Controllers/Estoque/ com os 8 metodos padrao (construct, index, lista, add, show, edit, store, ativinativ, delete - secao 3.1).</w:t>
-      </w:r>
-    </w:p>
-    <w:p>
+        <w:t xml:space="preserve">  Controller Comodato criado em app/Controllers/Estoque/ com os 8 métodos padrão (construct, index, lista, add, show, edit, store, ativinativ, delete - seção 3.1).</w:t>
+      </w:r>
+    </w:p>
+    <w:p>
+      <w:pPr>
+        <w:jc w:val="both"/>
+      </w:pPr>
       <w:sdt>
         <w:sdtPr>
-          <w:id w:val="-64040462"/>
+          <w:id w:val="1699897256"/>
           <w14:checkbox>
             <w14:checked w14:val="0"/>
             <w14:checkedState w14:val="2612" w14:font="MS Gothic"/>
@@ -7519,9 +7254,12 @@
       </w:r>
     </w:p>
     <w:p>
+      <w:pPr>
+        <w:jc w:val="both"/>
+      </w:pPr>
       <w:sdt>
         <w:sdtPr>
-          <w:id w:val="1211386390"/>
+          <w:id w:val="93063167"/>
           <w14:checkbox>
             <w14:checked w14:val="0"/>
             <w14:checkedState w14:val="2612" w14:font="MS Gothic"/>
@@ -7538,13 +7276,16 @@
         </w:sdtContent>
       </w:sdt>
       <w:r>
-        <w:t xml:space="preserve">  IDs de mensagem 1, 2, 3, 4 e 8 conferidos/cadastrados na tela CfgMensagem (secao 3.7) ANTES dos testes finais.</w:t>
-      </w:r>
-    </w:p>
-    <w:p>
+        <w:t xml:space="preserve">  IDs de mensagem 1, 2, 3, 4 e 8 conferidos/cadastrados na tela CfgMensagem (seção 3.7) ANTES dos testes finais.</w:t>
+      </w:r>
+    </w:p>
+    <w:p>
+      <w:pPr>
+        <w:jc w:val="both"/>
+      </w:pPr>
       <w:sdt>
         <w:sdtPr>
-          <w:id w:val="279466474"/>
+          <w:id w:val="-1677258689"/>
           <w14:checkbox>
             <w14:checked w14:val="0"/>
             <w14:checkedState w14:val="2612" w14:font="MS Gothic"/>
@@ -7565,9 +7306,12 @@
       </w:r>
     </w:p>
     <w:p>
+      <w:pPr>
+        <w:jc w:val="both"/>
+      </w:pPr>
       <w:sdt>
         <w:sdtPr>
-          <w:id w:val="-921869489"/>
+          <w:id w:val="-997417742"/>
           <w14:checkbox>
             <w14:checked w14:val="0"/>
             <w14:checkedState w14:val="2612" w14:font="MS Gothic"/>
@@ -7584,13 +7328,16 @@
         </w:sdtContent>
       </w:sdt>
       <w:r>
-        <w:t xml:space="preserve">  Teste RN06.1: criar uma dependencia (registro em outra tabela com coluna cmd_id apontando para o comodato) e confirmar que a exclusao e bloqueada com a mensagem de erro correspondente.</w:t>
-      </w:r>
-    </w:p>
-    <w:p>
+        <w:t xml:space="preserve">  Teste RN06.1: criar uma dependência (registro em outra tabela com coluna cmd_id apontando para o comodato) e confirmar que a exclusão é bloqueada com a mensagem de erro correspondente.</w:t>
+      </w:r>
+    </w:p>
+    <w:p>
+      <w:pPr>
+        <w:jc w:val="both"/>
+      </w:pPr>
       <w:sdt>
         <w:sdtPr>
-          <w:id w:val="386618685"/>
+          <w:id w:val="-333457231"/>
           <w14:checkbox>
             <w14:checked w14:val="0"/>
             <w14:checkedState w14:val="2612" w14:font="MS Gothic"/>
@@ -7607,13 +7354,16 @@
         </w:sdtContent>
       </w:sdt>
       <w:r>
-        <w:t xml:space="preserve">  Teste dos fluxos completos de listagem, inclusao, edicao, inativacao/ativacao e exclusao pelos icones (secao 5.2), incluindo as confirmacoes de cancelamento com alteracoes pendentes (RN03.4/RN04.1).</w:t>
-      </w:r>
-    </w:p>
-    <w:p>
+        <w:t xml:space="preserve">  Teste dos fluxos completos de listagem, inclusão, edição, inativação/ativação e exclusão pelos ícones (seção 5.2), incluindo as confirmações de cancelamento com alterações pendentes (RN03.4/RN04.1).</w:t>
+      </w:r>
+    </w:p>
+    <w:p>
+      <w:pPr>
+        <w:jc w:val="both"/>
+      </w:pPr>
       <w:sdt>
         <w:sdtPr>
-          <w:id w:val="743772459"/>
+          <w:id w:val="-1745639911"/>
           <w14:checkbox>
             <w14:checked w14:val="0"/>
             <w14:checkedState w14:val="2612" w14:font="MS Gothic"/>
@@ -7633,7 +7383,11 @@
         <w:t xml:space="preserve">  Registro do item de menu/tela feito via Config &gt; Telas pelo administrador do sistema (fora do escopo deste documento).</w:t>
       </w:r>
     </w:p>
-    <w:p/>
+    <w:p>
+      <w:pPr>
+        <w:jc w:val="both"/>
+      </w:pPr>
+    </w:p>
     <w:sectPr>
       <w:headerReference w:type="even" r:id="rId8"/>
       <w:headerReference w:type="default" r:id="rId9"/>
@@ -7714,12 +7468,6 @@
       <w:gridCol w:w="1213"/>
     </w:tblGrid>
     <w:tr>
-      <w:tblPrEx>
-        <w:tblCellMar>
-          <w:top w:w="0" w:type="dxa"/>
-          <w:bottom w:w="0" w:type="dxa"/>
-        </w:tblCellMar>
-      </w:tblPrEx>
       <w:tc>
         <w:tcPr>
           <w:tcW w:w="714" w:type="pct"/>
@@ -7884,18 +7632,12 @@
               <w:b/>
               <w:sz w:val="16"/>
             </w:rPr>
-            <w:t>Versao</w:t>
+            <w:t>Versão</w:t>
           </w:r>
         </w:p>
       </w:tc>
     </w:tr>
     <w:tr>
-      <w:tblPrEx>
-        <w:tblCellMar>
-          <w:top w:w="0" w:type="dxa"/>
-          <w:bottom w:w="0" w:type="dxa"/>
-        </w:tblCellMar>
-      </w:tblPrEx>
       <w:tc>
         <w:tcPr>
           <w:tcW w:w="714" w:type="pct"/>
@@ -8030,7 +7772,7 @@
       <w:jc w:val="right"/>
     </w:pPr>
     <w:r>
-      <w:t xml:space="preserve">Pagina </w:t>
+      <w:t xml:space="preserve">Página </w:t>
     </w:r>
     <w:r>
       <w:fldChar w:fldCharType="begin"/>
@@ -8045,7 +7787,7 @@
       <w:rPr>
         <w:noProof/>
       </w:rPr>
-      <w:t>19</w:t>
+      <w:t>18</w:t>
     </w:r>
     <w:r>
       <w:fldChar w:fldCharType="end"/>
@@ -8058,7 +7800,7 @@
         <w:rPr>
           <w:noProof/>
         </w:rPr>
-        <w:t>19</w:t>
+        <w:t>18</w:t>
       </w:r>
     </w:fldSimple>
   </w:p>
@@ -8543,7 +8285,7 @@
     <w:link w:val="Ttulo1Char"/>
     <w:uiPriority w:val="9"/>
     <w:qFormat/>
-    <w:rsid w:val="00CB0D09"/>
+    <w:rsid w:val="00117D55"/>
     <w:pPr>
       <w:keepNext/>
       <w:keepLines/>
@@ -8565,7 +8307,7 @@
     <w:uiPriority w:val="9"/>
     <w:unhideWhenUsed/>
     <w:qFormat/>
-    <w:rsid w:val="00CB0D09"/>
+    <w:rsid w:val="00117D55"/>
     <w:pPr>
       <w:keepNext/>
       <w:keepLines/>
@@ -8588,7 +8330,7 @@
     <w:semiHidden/>
     <w:unhideWhenUsed/>
     <w:qFormat/>
-    <w:rsid w:val="00CB0D09"/>
+    <w:rsid w:val="00117D55"/>
     <w:pPr>
       <w:keepNext/>
       <w:keepLines/>
@@ -8611,7 +8353,7 @@
     <w:semiHidden/>
     <w:unhideWhenUsed/>
     <w:qFormat/>
-    <w:rsid w:val="00CB0D09"/>
+    <w:rsid w:val="00117D55"/>
     <w:pPr>
       <w:keepNext/>
       <w:keepLines/>
@@ -8634,7 +8376,7 @@
     <w:semiHidden/>
     <w:unhideWhenUsed/>
     <w:qFormat/>
-    <w:rsid w:val="00CB0D09"/>
+    <w:rsid w:val="00117D55"/>
     <w:pPr>
       <w:keepNext/>
       <w:keepLines/>
@@ -8655,7 +8397,7 @@
     <w:semiHidden/>
     <w:unhideWhenUsed/>
     <w:qFormat/>
-    <w:rsid w:val="00CB0D09"/>
+    <w:rsid w:val="00117D55"/>
     <w:pPr>
       <w:keepNext/>
       <w:keepLines/>
@@ -8678,7 +8420,7 @@
     <w:semiHidden/>
     <w:unhideWhenUsed/>
     <w:qFormat/>
-    <w:rsid w:val="00CB0D09"/>
+    <w:rsid w:val="00117D55"/>
     <w:pPr>
       <w:keepNext/>
       <w:keepLines/>
@@ -8699,7 +8441,7 @@
     <w:semiHidden/>
     <w:unhideWhenUsed/>
     <w:qFormat/>
-    <w:rsid w:val="00CB0D09"/>
+    <w:rsid w:val="00117D55"/>
     <w:pPr>
       <w:keepNext/>
       <w:keepLines/>
@@ -8722,7 +8464,7 @@
     <w:semiHidden/>
     <w:unhideWhenUsed/>
     <w:qFormat/>
-    <w:rsid w:val="00CB0D09"/>
+    <w:rsid w:val="00117D55"/>
     <w:pPr>
       <w:keepNext/>
       <w:keepLines/>
@@ -8766,7 +8508,7 @@
     <w:basedOn w:val="Fontepargpadro"/>
     <w:link w:val="Ttulo1"/>
     <w:uiPriority w:val="9"/>
-    <w:rsid w:val="00CB0D09"/>
+    <w:rsid w:val="00117D55"/>
     <w:rPr>
       <w:rFonts w:ascii="Leelawadee UI Semilight" w:eastAsiaTheme="majorEastAsia" w:hAnsi="Leelawadee UI Semilight" w:cs="Leelawadee UI Semilight"/>
       <w:b/>
@@ -8780,7 +8522,7 @@
     <w:basedOn w:val="Fontepargpadro"/>
     <w:link w:val="Ttulo2"/>
     <w:uiPriority w:val="9"/>
-    <w:rsid w:val="00CB0D09"/>
+    <w:rsid w:val="00117D55"/>
     <w:rPr>
       <w:rFonts w:ascii="Leelawadee UI Semilight" w:eastAsiaTheme="majorEastAsia" w:hAnsi="Leelawadee UI Semilight" w:cs="Leelawadee UI Semilight"/>
       <w:b/>
@@ -8795,7 +8537,7 @@
     <w:link w:val="Ttulo3"/>
     <w:uiPriority w:val="9"/>
     <w:semiHidden/>
-    <w:rsid w:val="00CB0D09"/>
+    <w:rsid w:val="00117D55"/>
     <w:rPr>
       <w:rFonts w:ascii="Leelawadee UI Semilight" w:eastAsiaTheme="majorEastAsia" w:hAnsi="Leelawadee UI Semilight" w:cs="Leelawadee UI Semilight"/>
       <w:b/>
@@ -8811,7 +8553,7 @@
     <w:link w:val="Ttulo4"/>
     <w:uiPriority w:val="9"/>
     <w:semiHidden/>
-    <w:rsid w:val="00CB0D09"/>
+    <w:rsid w:val="00117D55"/>
     <w:rPr>
       <w:rFonts w:eastAsiaTheme="majorEastAsia" w:cstheme="majorBidi"/>
       <w:i/>
@@ -8825,7 +8567,7 @@
     <w:link w:val="Ttulo5"/>
     <w:uiPriority w:val="9"/>
     <w:semiHidden/>
-    <w:rsid w:val="00CB0D09"/>
+    <w:rsid w:val="00117D55"/>
     <w:rPr>
       <w:rFonts w:eastAsiaTheme="majorEastAsia" w:cstheme="majorBidi"/>
       <w:color w:val="0F4761" w:themeColor="accent1" w:themeShade="BF"/>
@@ -8837,7 +8579,7 @@
     <w:link w:val="Ttulo6"/>
     <w:uiPriority w:val="9"/>
     <w:semiHidden/>
-    <w:rsid w:val="00CB0D09"/>
+    <w:rsid w:val="00117D55"/>
     <w:rPr>
       <w:rFonts w:eastAsiaTheme="majorEastAsia" w:cstheme="majorBidi"/>
       <w:i/>
@@ -8851,7 +8593,7 @@
     <w:link w:val="Ttulo7"/>
     <w:uiPriority w:val="9"/>
     <w:semiHidden/>
-    <w:rsid w:val="00CB0D09"/>
+    <w:rsid w:val="00117D55"/>
     <w:rPr>
       <w:rFonts w:eastAsiaTheme="majorEastAsia" w:cstheme="majorBidi"/>
       <w:color w:val="595959" w:themeColor="text1" w:themeTint="A6"/>
@@ -8863,7 +8605,7 @@
     <w:link w:val="Ttulo8"/>
     <w:uiPriority w:val="9"/>
     <w:semiHidden/>
-    <w:rsid w:val="00CB0D09"/>
+    <w:rsid w:val="00117D55"/>
     <w:rPr>
       <w:rFonts w:eastAsiaTheme="majorEastAsia" w:cstheme="majorBidi"/>
       <w:i/>
@@ -8877,7 +8619,7 @@
     <w:link w:val="Ttulo9"/>
     <w:uiPriority w:val="9"/>
     <w:semiHidden/>
-    <w:rsid w:val="00CB0D09"/>
+    <w:rsid w:val="00117D55"/>
     <w:rPr>
       <w:rFonts w:eastAsiaTheme="majorEastAsia" w:cstheme="majorBidi"/>
       <w:color w:val="272727" w:themeColor="text1" w:themeTint="D8"/>
@@ -8890,7 +8632,7 @@
     <w:link w:val="TtuloChar"/>
     <w:uiPriority w:val="10"/>
     <w:qFormat/>
-    <w:rsid w:val="00CB0D09"/>
+    <w:rsid w:val="00117D55"/>
     <w:pPr>
       <w:spacing w:after="80" w:line="240" w:lineRule="auto"/>
       <w:contextualSpacing/>
@@ -8909,7 +8651,7 @@
     <w:basedOn w:val="Fontepargpadro"/>
     <w:link w:val="Ttulo"/>
     <w:uiPriority w:val="10"/>
-    <w:rsid w:val="00CB0D09"/>
+    <w:rsid w:val="00117D55"/>
     <w:rPr>
       <w:rFonts w:ascii="Leelawadee UI Semilight" w:eastAsiaTheme="majorEastAsia" w:hAnsi="Leelawadee UI Semilight" w:cs="Leelawadee UI Semilight"/>
       <w:b/>
@@ -8927,7 +8669,7 @@
     <w:link w:val="SubttuloChar"/>
     <w:uiPriority w:val="11"/>
     <w:qFormat/>
-    <w:rsid w:val="00CB0D09"/>
+    <w:rsid w:val="00117D55"/>
     <w:pPr>
       <w:numPr>
         <w:ilvl w:val="1"/>
@@ -8945,7 +8687,7 @@
     <w:basedOn w:val="Fontepargpadro"/>
     <w:link w:val="Subttulo"/>
     <w:uiPriority w:val="11"/>
-    <w:rsid w:val="00CB0D09"/>
+    <w:rsid w:val="00117D55"/>
     <w:rPr>
       <w:rFonts w:ascii="Leelawadee UI Semilight" w:eastAsiaTheme="majorEastAsia" w:hAnsi="Leelawadee UI Semilight" w:cs="Leelawadee UI Semilight"/>
       <w:color w:val="000000"/>
@@ -8961,7 +8703,7 @@
     <w:link w:val="CitaoChar"/>
     <w:uiPriority w:val="29"/>
     <w:qFormat/>
-    <w:rsid w:val="00CB0D09"/>
+    <w:rsid w:val="00117D55"/>
     <w:pPr>
       <w:spacing w:before="160"/>
       <w:jc w:val="center"/>
@@ -8977,7 +8719,7 @@
     <w:basedOn w:val="Fontepargpadro"/>
     <w:link w:val="Citao"/>
     <w:uiPriority w:val="29"/>
-    <w:rsid w:val="00CB0D09"/>
+    <w:rsid w:val="00117D55"/>
     <w:rPr>
       <w:i/>
       <w:iCs/>
@@ -8989,7 +8731,7 @@
     <w:basedOn w:val="Normal"/>
     <w:uiPriority w:val="34"/>
     <w:qFormat/>
-    <w:rsid w:val="00CB0D09"/>
+    <w:rsid w:val="00117D55"/>
     <w:pPr>
       <w:ind w:left="720"/>
       <w:contextualSpacing/>
@@ -9000,7 +8742,7 @@
     <w:basedOn w:val="Fontepargpadro"/>
     <w:uiPriority w:val="21"/>
     <w:qFormat/>
-    <w:rsid w:val="00CB0D09"/>
+    <w:rsid w:val="00117D55"/>
     <w:rPr>
       <w:i/>
       <w:iCs/>
@@ -9014,7 +8756,7 @@
     <w:link w:val="CitaoIntensaChar"/>
     <w:uiPriority w:val="30"/>
     <w:qFormat/>
-    <w:rsid w:val="00CB0D09"/>
+    <w:rsid w:val="00117D55"/>
     <w:pPr>
       <w:pBdr>
         <w:top w:val="single" w:sz="4" w:space="10" w:color="0F4761" w:themeColor="accent1" w:themeShade="BF"/>
@@ -9035,7 +8777,7 @@
     <w:basedOn w:val="Fontepargpadro"/>
     <w:link w:val="CitaoIntensa"/>
     <w:uiPriority w:val="30"/>
-    <w:rsid w:val="00CB0D09"/>
+    <w:rsid w:val="00117D55"/>
     <w:rPr>
       <w:i/>
       <w:iCs/>
@@ -9047,7 +8789,7 @@
     <w:basedOn w:val="Fontepargpadro"/>
     <w:uiPriority w:val="32"/>
     <w:qFormat/>
-    <w:rsid w:val="00CB0D09"/>
+    <w:rsid w:val="00117D55"/>
     <w:rPr>
       <w:b/>
       <w:bCs/>
@@ -9061,7 +8803,7 @@
     <w:basedOn w:val="Fontepargpadro"/>
     <w:uiPriority w:val="99"/>
     <w:semiHidden/>
-    <w:rsid w:val="00CB0D09"/>
+    <w:rsid w:val="00117D55"/>
     <w:rPr>
       <w:rFonts w:ascii="Leelawadee UI Semilight" w:hAnsi="Leelawadee UI Semilight" w:cs="Leelawadee UI Semilight"/>
       <w:color w:val="000000"/>
@@ -9074,7 +8816,7 @@
     <w:link w:val="CabealhoChar"/>
     <w:uiPriority w:val="99"/>
     <w:unhideWhenUsed/>
-    <w:rsid w:val="00CB0D09"/>
+    <w:rsid w:val="00117D55"/>
     <w:pPr>
       <w:tabs>
         <w:tab w:val="center" w:pos="4252"/>
@@ -9088,7 +8830,7 @@
     <w:basedOn w:val="Fontepargpadro"/>
     <w:link w:val="Cabealho"/>
     <w:uiPriority w:val="99"/>
-    <w:rsid w:val="00CB0D09"/>
+    <w:rsid w:val="00117D55"/>
     <w:rPr>
       <w:rFonts w:ascii="Leelawadee UI Semilight" w:hAnsi="Leelawadee UI Semilight"/>
       <w:color w:val="000000"/>
@@ -9101,7 +8843,7 @@
     <w:link w:val="RodapChar"/>
     <w:uiPriority w:val="99"/>
     <w:unhideWhenUsed/>
-    <w:rsid w:val="00CB0D09"/>
+    <w:rsid w:val="00117D55"/>
     <w:pPr>
       <w:tabs>
         <w:tab w:val="center" w:pos="4252"/>
@@ -9115,7 +8857,7 @@
     <w:basedOn w:val="Fontepargpadro"/>
     <w:link w:val="Rodap"/>
     <w:uiPriority w:val="99"/>
-    <w:rsid w:val="00CB0D09"/>
+    <w:rsid w:val="00117D55"/>
     <w:rPr>
       <w:rFonts w:ascii="Leelawadee UI Semilight" w:hAnsi="Leelawadee UI Semilight"/>
       <w:color w:val="000000"/>
